--- a/flow/20230914_vu_template/drafts/2024-12-u/23-ПН-мчч_Криті.docx
+++ b/flow/20230914_vu_template/drafts/2024-12-u/23-ПН-мчч_Криті.docx
@@ -135,6 +135,32 @@
       </w:pPr>
       <w:r>
         <w:rPr>
+          <w:rFonts w:ascii="Times New Roman" w:hAnsi="Times New Roman"/>
+          <w:i/>
+          <w:color w:val="FF0000"/>
+          <w:sz w:val="24"/>
+        </w:rPr>
+        <w:t>Священник:</w:t>
+      </w:r>
+      <w:r>
+        <w:rPr>
+          <w:rFonts w:ascii="Times New Roman" w:hAnsi="Times New Roman"/>
+          <w:sz w:val="24"/>
+        </w:rPr>
+        <w:t xml:space="preserve"> Благословенний Бог наш завжди, нині і повсякчас, і на віки віків.</w:t>
+      </w:r>
+    </w:p>
+    <w:p>
+      <w:pPr>
+        <w:spacing w:after="120" w:line="240" w:lineRule="auto"/>
+        <w:rPr>
+          <w:rFonts w:ascii="Times New Roman" w:cs="Times New Roman" w:eastAsia="Times New Roman" w:hAnsi="Times New Roman"/>
+          <w:sz w:val="24"/>
+          <w:szCs w:val="24"/>
+        </w:rPr>
+      </w:pPr>
+      <w:r>
+        <w:rPr>
           <w:rFonts w:ascii="Times New Roman" w:cs="Times New Roman" w:eastAsia="Times New Roman" w:hAnsi="Times New Roman"/>
           <w:i w:val="1"/>
           <w:color w:val="ff0000"/>
@@ -142,113 +168,156 @@
           <w:szCs w:val="24"/>
           <w:rtl w:val="0"/>
         </w:rPr>
-        <w:t xml:space="preserve">Священник:</w:t>
-      </w:r>
-      <w:r>
-        <w:rPr>
-          <w:rFonts w:ascii="Times New Roman" w:cs="Times New Roman" w:eastAsia="Times New Roman" w:hAnsi="Times New Roman"/>
-          <w:sz w:val="24"/>
-          <w:szCs w:val="24"/>
-          <w:rtl w:val="0"/>
-        </w:rPr>
-        <w:t xml:space="preserve"> Благословенний Бог наш завжди, нині і повсякчас, і на віки віків.</w:t>
-      </w:r>
-    </w:p>
-    <w:p>
-      <w:pPr>
-        <w:spacing w:after="120" w:line="240" w:lineRule="auto"/>
-        <w:rPr>
-          <w:rFonts w:ascii="Times New Roman" w:cs="Times New Roman" w:eastAsia="Times New Roman" w:hAnsi="Times New Roman"/>
-          <w:sz w:val="24"/>
-          <w:szCs w:val="24"/>
-        </w:rPr>
-      </w:pPr>
-      <w:r>
-        <w:rPr>
-          <w:rFonts w:ascii="Times New Roman" w:cs="Times New Roman" w:eastAsia="Times New Roman" w:hAnsi="Times New Roman"/>
-          <w:i w:val="1"/>
+        <w:t xml:space="preserve">Вірні:</w:t>
+      </w:r>
+      <w:r>
+        <w:rPr>
+          <w:rFonts w:ascii="Times New Roman" w:cs="Times New Roman" w:eastAsia="Times New Roman" w:hAnsi="Times New Roman"/>
           <w:color w:val="ff0000"/>
           <w:sz w:val="24"/>
           <w:szCs w:val="24"/>
           <w:rtl w:val="0"/>
         </w:rPr>
-        <w:t xml:space="preserve">Вірні:</w:t>
-      </w:r>
-      <w:r>
-        <w:rPr>
-          <w:rFonts w:ascii="Times New Roman" w:cs="Times New Roman" w:eastAsia="Times New Roman" w:hAnsi="Times New Roman"/>
+        <w:t xml:space="preserve"> </w:t>
+      </w:r>
+      <w:r>
+        <w:rPr>
+          <w:rFonts w:ascii="Times New Roman" w:cs="Times New Roman" w:eastAsia="Times New Roman" w:hAnsi="Times New Roman"/>
+          <w:sz w:val="24"/>
+          <w:szCs w:val="24"/>
+          <w:rtl w:val="0"/>
+        </w:rPr>
+        <w:t xml:space="preserve">Амі́нь.</w:t>
+      </w:r>
+    </w:p>
+    <w:p>
+      <w:pPr>
+        <w:spacing w:after="120" w:line="240" w:lineRule="auto"/>
+        <w:rPr>
+          <w:rFonts w:ascii="Times New Roman" w:cs="Times New Roman" w:eastAsia="Times New Roman" w:hAnsi="Times New Roman"/>
+          <w:sz w:val="24"/>
+          <w:szCs w:val="24"/>
+        </w:rPr>
+      </w:pPr>
+      <w:r>
+        <w:rPr>
+          <w:rFonts w:ascii="Times New Roman" w:cs="Times New Roman" w:eastAsia="Times New Roman" w:hAnsi="Times New Roman"/>
+          <w:sz w:val="24"/>
+          <w:szCs w:val="24"/>
+          <w:rtl w:val="0"/>
+        </w:rPr>
+        <w:t xml:space="preserve">Сла́ва Тобі́, Бо́же наш, сла́ва Тобі́.</w:t>
+      </w:r>
+    </w:p>
+    <w:p>
+      <w:pPr>
+        <w:spacing w:after="120" w:line="240" w:lineRule="auto"/>
+        <w:rPr>
+          <w:rFonts w:ascii="Times New Roman" w:cs="Times New Roman" w:eastAsia="Times New Roman" w:hAnsi="Times New Roman"/>
+          <w:sz w:val="24"/>
+          <w:szCs w:val="24"/>
+        </w:rPr>
+      </w:pPr>
+      <w:r>
+        <w:rPr>
+          <w:rFonts w:ascii="Times New Roman" w:cs="Times New Roman" w:eastAsia="Times New Roman" w:hAnsi="Times New Roman"/>
+          <w:sz w:val="24"/>
+          <w:szCs w:val="24"/>
+          <w:rtl w:val="0"/>
+        </w:rPr>
+        <w:t xml:space="preserve">Ца́рю небе́сний, утіши́телю, Ду́ше íстини,* що всю́ди єси́ і все наповня́єш,* скарбни́це благ і життя́ пода́телю,* прийди́, і всели́ся в нас,* і очи́сти нас від уся́кої скве́рни,* і спаси́, благи́й, ду́ші на́ші.</w:t>
+      </w:r>
+    </w:p>
+    <w:p>
+      <w:pPr>
+        <w:spacing w:after="120" w:line="240" w:lineRule="auto"/>
+        <w:rPr>
+          <w:rFonts w:ascii="Times New Roman" w:cs="Times New Roman" w:eastAsia="Times New Roman" w:hAnsi="Times New Roman"/>
+          <w:sz w:val="24"/>
+          <w:szCs w:val="24"/>
+        </w:rPr>
+      </w:pPr>
+      <w:r>
+        <w:rPr>
+          <w:rFonts w:ascii="Times New Roman" w:cs="Times New Roman" w:eastAsia="Times New Roman" w:hAnsi="Times New Roman"/>
+          <w:sz w:val="24"/>
+          <w:szCs w:val="24"/>
+          <w:rtl w:val="0"/>
+        </w:rPr>
+        <w:t xml:space="preserve">Святи́й Бо́же, святи́й Крі́пкий, святи́й Безсме́ртний, поми́луй нас. </w:t>
+      </w:r>
+      <w:r>
+        <w:rPr>
+          <w:rFonts w:ascii="Times New Roman" w:cs="Times New Roman" w:eastAsia="Times New Roman" w:hAnsi="Times New Roman"/>
+          <w:i w:val="1"/>
           <w:color w:val="ff0000"/>
           <w:sz w:val="24"/>
           <w:szCs w:val="24"/>
           <w:rtl w:val="0"/>
         </w:rPr>
-        <w:t xml:space="preserve"> </w:t>
-      </w:r>
-      <w:r>
-        <w:rPr>
-          <w:rFonts w:ascii="Times New Roman" w:cs="Times New Roman" w:eastAsia="Times New Roman" w:hAnsi="Times New Roman"/>
-          <w:sz w:val="24"/>
-          <w:szCs w:val="24"/>
-          <w:rtl w:val="0"/>
-        </w:rPr>
-        <w:t xml:space="preserve">Амі́нь.</w:t>
-      </w:r>
-    </w:p>
-    <w:p>
-      <w:pPr>
-        <w:spacing w:after="120" w:line="240" w:lineRule="auto"/>
-        <w:rPr>
-          <w:rFonts w:ascii="Times New Roman" w:cs="Times New Roman" w:eastAsia="Times New Roman" w:hAnsi="Times New Roman"/>
-          <w:sz w:val="24"/>
-          <w:szCs w:val="24"/>
-        </w:rPr>
-      </w:pPr>
-      <w:r>
-        <w:rPr>
-          <w:rFonts w:ascii="Times New Roman" w:cs="Times New Roman" w:eastAsia="Times New Roman" w:hAnsi="Times New Roman"/>
-          <w:sz w:val="24"/>
-          <w:szCs w:val="24"/>
-          <w:rtl w:val="0"/>
-        </w:rPr>
-        <w:t xml:space="preserve">Сла́ва Тобі́, Бо́же наш, сла́ва Тобі́.</w:t>
-      </w:r>
-    </w:p>
-    <w:p>
-      <w:pPr>
-        <w:spacing w:after="120" w:line="240" w:lineRule="auto"/>
-        <w:rPr>
-          <w:rFonts w:ascii="Times New Roman" w:cs="Times New Roman" w:eastAsia="Times New Roman" w:hAnsi="Times New Roman"/>
-          <w:sz w:val="24"/>
-          <w:szCs w:val="24"/>
-        </w:rPr>
-      </w:pPr>
-      <w:r>
-        <w:rPr>
-          <w:rFonts w:ascii="Times New Roman" w:cs="Times New Roman" w:eastAsia="Times New Roman" w:hAnsi="Times New Roman"/>
-          <w:sz w:val="24"/>
-          <w:szCs w:val="24"/>
-          <w:rtl w:val="0"/>
-        </w:rPr>
-        <w:t xml:space="preserve">Ца́рю небе́сний, утіши́телю, Ду́ше íстини,* що всю́ди єси́ і все наповня́єш,* скарбни́це благ і життя́ пода́телю,* прийди́, і всели́ся в нас,* і очи́сти нас від уся́кої скве́рни,* і спаси́, благи́й, ду́ші на́ші.</w:t>
-      </w:r>
-    </w:p>
-    <w:p>
-      <w:pPr>
-        <w:spacing w:after="120" w:line="240" w:lineRule="auto"/>
-        <w:rPr>
-          <w:rFonts w:ascii="Times New Roman" w:cs="Times New Roman" w:eastAsia="Times New Roman" w:hAnsi="Times New Roman"/>
-          <w:sz w:val="24"/>
-          <w:szCs w:val="24"/>
-        </w:rPr>
-      </w:pPr>
-      <w:r>
-        <w:rPr>
-          <w:rFonts w:ascii="Times New Roman" w:cs="Times New Roman" w:eastAsia="Times New Roman" w:hAnsi="Times New Roman"/>
-          <w:sz w:val="24"/>
-          <w:szCs w:val="24"/>
-          <w:rtl w:val="0"/>
-        </w:rPr>
-        <w:t xml:space="preserve">Святи́й Бо́же, святи́й Крі́пкий, святи́й Безсме́ртний, поми́луй нас. </w:t>
+        <w:t xml:space="preserve">(3 р.)</w:t>
+      </w:r>
+      <w:r>
+        <w:rPr>
+          <w:rtl w:val="0"/>
+        </w:rPr>
+      </w:r>
+    </w:p>
+    <w:p>
+      <w:pPr>
+        <w:spacing w:after="120" w:line="240" w:lineRule="auto"/>
+        <w:rPr>
+          <w:rFonts w:ascii="Times New Roman" w:cs="Times New Roman" w:eastAsia="Times New Roman" w:hAnsi="Times New Roman"/>
+          <w:sz w:val="24"/>
+          <w:szCs w:val="24"/>
+        </w:rPr>
+      </w:pPr>
+      <w:r>
+        <w:rPr>
+          <w:rFonts w:ascii="Times New Roman" w:cs="Times New Roman" w:eastAsia="Times New Roman" w:hAnsi="Times New Roman"/>
+          <w:sz w:val="24"/>
+          <w:szCs w:val="24"/>
+          <w:rtl w:val="0"/>
+        </w:rPr>
+        <w:t xml:space="preserve">Сла́ва Отцю́, і Си́ну, і Свято́му Ду́хові,* і ни́ні, і повсякча́с, і на ві́ки вікі́в. Амі́нь.</w:t>
+      </w:r>
+    </w:p>
+    <w:p>
+      <w:pPr>
+        <w:spacing w:after="120" w:line="240" w:lineRule="auto"/>
+        <w:rPr>
+          <w:rFonts w:ascii="Times New Roman" w:cs="Times New Roman" w:eastAsia="Times New Roman" w:hAnsi="Times New Roman"/>
+          <w:sz w:val="24"/>
+          <w:szCs w:val="24"/>
+        </w:rPr>
+      </w:pPr>
+      <w:r>
+        <w:rPr>
+          <w:rFonts w:ascii="Times New Roman" w:cs="Times New Roman" w:eastAsia="Times New Roman" w:hAnsi="Times New Roman"/>
+          <w:sz w:val="24"/>
+          <w:szCs w:val="24"/>
+          <w:rtl w:val="0"/>
+        </w:rPr>
+        <w:t xml:space="preserve">Пресвята́ Тро́йце, поми́луй нас; Го́споди, очи́сти гріхи́ на́ші; Влади́ко, прости́ беззако́ння на́ші; Святи́й, завіта́й і зціли́ не́мочі на́ші, І́мени Твого́ ра́ди.</w:t>
+      </w:r>
+    </w:p>
+    <w:p>
+      <w:pPr>
+        <w:spacing w:after="120" w:line="240" w:lineRule="auto"/>
+        <w:rPr>
+          <w:rFonts w:ascii="Times New Roman" w:cs="Times New Roman" w:eastAsia="Times New Roman" w:hAnsi="Times New Roman"/>
+          <w:sz w:val="24"/>
+          <w:szCs w:val="24"/>
+        </w:rPr>
+      </w:pPr>
+      <w:r>
+        <w:rPr>
+          <w:rFonts w:ascii="Times New Roman" w:cs="Times New Roman" w:eastAsia="Times New Roman" w:hAnsi="Times New Roman"/>
+          <w:sz w:val="24"/>
+          <w:szCs w:val="24"/>
+          <w:rtl w:val="0"/>
+        </w:rPr>
+        <w:t xml:space="preserve">Го́споди, поми́луй. </w:t>
       </w:r>
       <w:r>
         <w:rPr>
@@ -302,79 +371,6 @@
           <w:szCs w:val="24"/>
           <w:rtl w:val="0"/>
         </w:rPr>
-        <w:t xml:space="preserve">Пресвята́ Тро́йце, поми́луй нас; Го́споди, очи́сти гріхи́ на́ші; Влади́ко, прости́ беззако́ння на́ші; Святи́й, завіта́й і зціли́ не́мочі на́ші, І́мени Твого́ ра́ди.</w:t>
-      </w:r>
-    </w:p>
-    <w:p>
-      <w:pPr>
-        <w:spacing w:after="120" w:line="240" w:lineRule="auto"/>
-        <w:rPr>
-          <w:rFonts w:ascii="Times New Roman" w:cs="Times New Roman" w:eastAsia="Times New Roman" w:hAnsi="Times New Roman"/>
-          <w:sz w:val="24"/>
-          <w:szCs w:val="24"/>
-        </w:rPr>
-      </w:pPr>
-      <w:r>
-        <w:rPr>
-          <w:rFonts w:ascii="Times New Roman" w:cs="Times New Roman" w:eastAsia="Times New Roman" w:hAnsi="Times New Roman"/>
-          <w:sz w:val="24"/>
-          <w:szCs w:val="24"/>
-          <w:rtl w:val="0"/>
-        </w:rPr>
-        <w:t xml:space="preserve">Го́споди, поми́луй. </w:t>
-      </w:r>
-      <w:r>
-        <w:rPr>
-          <w:rFonts w:ascii="Times New Roman" w:cs="Times New Roman" w:eastAsia="Times New Roman" w:hAnsi="Times New Roman"/>
-          <w:i w:val="1"/>
-          <w:color w:val="ff0000"/>
-          <w:sz w:val="24"/>
-          <w:szCs w:val="24"/>
-          <w:rtl w:val="0"/>
-        </w:rPr>
-        <w:t xml:space="preserve">(3 р.)</w:t>
-      </w:r>
-      <w:r>
-        <w:rPr>
-          <w:rtl w:val="0"/>
-        </w:rPr>
-      </w:r>
-    </w:p>
-    <w:p>
-      <w:pPr>
-        <w:spacing w:after="120" w:line="240" w:lineRule="auto"/>
-        <w:rPr>
-          <w:rFonts w:ascii="Times New Roman" w:cs="Times New Roman" w:eastAsia="Times New Roman" w:hAnsi="Times New Roman"/>
-          <w:sz w:val="24"/>
-          <w:szCs w:val="24"/>
-        </w:rPr>
-      </w:pPr>
-      <w:r>
-        <w:rPr>
-          <w:rFonts w:ascii="Times New Roman" w:cs="Times New Roman" w:eastAsia="Times New Roman" w:hAnsi="Times New Roman"/>
-          <w:sz w:val="24"/>
-          <w:szCs w:val="24"/>
-          <w:rtl w:val="0"/>
-        </w:rPr>
-        <w:t xml:space="preserve">Сла́ва Отцю́, і Си́ну, і Свято́му Ду́хові,* і ни́ні, і повсякча́с, і на ві́ки вікі́в. Амі́нь.</w:t>
-      </w:r>
-    </w:p>
-    <w:p>
-      <w:pPr>
-        <w:spacing w:after="120" w:line="240" w:lineRule="auto"/>
-        <w:rPr>
-          <w:rFonts w:ascii="Times New Roman" w:cs="Times New Roman" w:eastAsia="Times New Roman" w:hAnsi="Times New Roman"/>
-          <w:sz w:val="24"/>
-          <w:szCs w:val="24"/>
-        </w:rPr>
-      </w:pPr>
-      <w:r>
-        <w:rPr>
-          <w:rFonts w:ascii="Times New Roman" w:cs="Times New Roman" w:eastAsia="Times New Roman" w:hAnsi="Times New Roman"/>
-          <w:sz w:val="24"/>
-          <w:szCs w:val="24"/>
-          <w:rtl w:val="0"/>
-        </w:rPr>
         <w:t xml:space="preserve">О́тче наш, що єси́ на небеса́х,* неха́й святи́ться ім’я́ Твоє́,* неха́й при́йде ца́рство Твоє́,* неха́й бу́де во́ля Твоя́, як на не́бі, так і на землі́.* Хліб наш насу́щний дай нам сього́дні;* і прости́ нам прови́ни на́ші,* як і ми проща́ємо винува́тцям на́шим;* і не введи́ нас у споку́су,* але́ ви́зволи нас від лука́вого.</w:t>
       </w:r>
     </w:p>
@@ -389,21 +385,17 @@
       </w:pPr>
       <w:r>
         <w:rPr>
-          <w:rFonts w:ascii="Times New Roman" w:cs="Times New Roman" w:eastAsia="Times New Roman" w:hAnsi="Times New Roman"/>
-          <w:i w:val="1"/>
-          <w:color w:val="ff0000"/>
-          <w:sz w:val="24"/>
-          <w:szCs w:val="24"/>
-          <w:rtl w:val="0"/>
-        </w:rPr>
-        <w:t xml:space="preserve">Священник:</w:t>
-      </w:r>
-      <w:r>
-        <w:rPr>
-          <w:rFonts w:ascii="Times New Roman" w:cs="Times New Roman" w:eastAsia="Times New Roman" w:hAnsi="Times New Roman"/>
-          <w:sz w:val="24"/>
-          <w:szCs w:val="24"/>
-          <w:rtl w:val="0"/>
+          <w:rFonts w:ascii="Times New Roman" w:hAnsi="Times New Roman"/>
+          <w:i/>
+          <w:color w:val="FF0000"/>
+          <w:sz w:val="24"/>
+        </w:rPr>
+        <w:t>Священник:</w:t>
+      </w:r>
+      <w:r>
+        <w:rPr>
+          <w:rFonts w:ascii="Times New Roman" w:hAnsi="Times New Roman"/>
+          <w:sz w:val="24"/>
         </w:rPr>
         <w:t xml:space="preserve"> Бо Твоє є царство, і сила, і слава, Отця, і Сина, і Святого Духа, нині, і повсякчас, і на віки віків.</w:t>
       </w:r>
@@ -2649,21 +2641,17 @@
       </w:pPr>
       <w:r>
         <w:rPr>
-          <w:rFonts w:ascii="Times New Roman" w:cs="Times New Roman" w:eastAsia="Times New Roman" w:hAnsi="Times New Roman"/>
-          <w:i w:val="1"/>
-          <w:color w:val="ff0000"/>
-          <w:sz w:val="24"/>
-          <w:szCs w:val="24"/>
-          <w:rtl w:val="0"/>
-        </w:rPr>
-        <w:t xml:space="preserve">Священник:</w:t>
-      </w:r>
-      <w:r>
-        <w:rPr>
-          <w:rFonts w:ascii="Times New Roman" w:cs="Times New Roman" w:eastAsia="Times New Roman" w:hAnsi="Times New Roman"/>
-          <w:sz w:val="24"/>
-          <w:szCs w:val="24"/>
-          <w:rtl w:val="0"/>
+          <w:rFonts w:ascii="Times New Roman" w:hAnsi="Times New Roman"/>
+          <w:i/>
+          <w:color w:val="FF0000"/>
+          <w:sz w:val="24"/>
+        </w:rPr>
+        <w:t>Священник:</w:t>
+      </w:r>
+      <w:r>
+        <w:rPr>
+          <w:rFonts w:ascii="Times New Roman" w:hAnsi="Times New Roman"/>
+          <w:sz w:val="24"/>
         </w:rPr>
         <w:t xml:space="preserve"> Бо Тобі належить усяка слава, честь і поклоніння, Отцю, і Сину, і Святому Духові, нині, і повсякчас, і на віки віків.</w:t>
       </w:r>
@@ -4002,21 +3990,17 @@
       </w:pPr>
       <w:r>
         <w:rPr>
-          <w:rFonts w:ascii="Times New Roman" w:cs="Times New Roman" w:eastAsia="Times New Roman" w:hAnsi="Times New Roman"/>
-          <w:i w:val="1"/>
-          <w:color w:val="ff0000"/>
-          <w:sz w:val="24"/>
-          <w:szCs w:val="24"/>
-          <w:rtl w:val="0"/>
-        </w:rPr>
-        <w:t xml:space="preserve">Священник:</w:t>
-      </w:r>
-      <w:r>
-        <w:rPr>
-          <w:rFonts w:ascii="Times New Roman" w:cs="Times New Roman" w:eastAsia="Times New Roman" w:hAnsi="Times New Roman"/>
-          <w:sz w:val="24"/>
-          <w:szCs w:val="24"/>
-          <w:rtl w:val="0"/>
+          <w:rFonts w:ascii="Times New Roman" w:hAnsi="Times New Roman"/>
+          <w:i/>
+          <w:color w:val="FF0000"/>
+          <w:sz w:val="24"/>
+        </w:rPr>
+        <w:t>Священник:</w:t>
+      </w:r>
+      <w:r>
+        <w:rPr>
+          <w:rFonts w:ascii="Times New Roman" w:hAnsi="Times New Roman"/>
+          <w:sz w:val="24"/>
         </w:rPr>
         <w:t xml:space="preserve"> Мир всім.</w:t>
       </w:r>
@@ -5011,6 +4995,33 @@
       </w:pPr>
       <w:r>
         <w:rPr>
+          <w:rFonts w:ascii="Times New Roman" w:hAnsi="Times New Roman"/>
+          <w:i/>
+          <w:color w:val="FF0000"/>
+          <w:sz w:val="24"/>
+        </w:rPr>
+        <w:t>Священник:</w:t>
+      </w:r>
+      <w:r>
+        <w:rPr>
+          <w:rFonts w:ascii="Times New Roman" w:hAnsi="Times New Roman"/>
+          <w:sz w:val="24"/>
+        </w:rPr>
+        <w:t xml:space="preserve"> Бо Ти – Бог милости, ласк і людинолюбности, і Тобі славу возсилаємо, Отцю, і Сину, і Святому Духові, нині, і повсякчас, і на віки віків.</w:t>
+      </w:r>
+    </w:p>
+    <w:p>
+      <w:pPr>
+        <w:spacing w:after="120" w:line="240" w:lineRule="auto"/>
+        <w:jc w:val="both"/>
+        <w:rPr>
+          <w:rFonts w:ascii="Times New Roman" w:cs="Times New Roman" w:eastAsia="Times New Roman" w:hAnsi="Times New Roman"/>
+          <w:sz w:val="24"/>
+          <w:szCs w:val="24"/>
+        </w:rPr>
+      </w:pPr>
+      <w:r>
+        <w:rPr>
           <w:rFonts w:ascii="Times New Roman" w:cs="Times New Roman" w:eastAsia="Times New Roman" w:hAnsi="Times New Roman"/>
           <w:i w:val="1"/>
           <w:color w:val="ff0000"/>
@@ -5018,37 +5029,74 @@
           <w:szCs w:val="24"/>
           <w:rtl w:val="0"/>
         </w:rPr>
-        <w:t xml:space="preserve">Священник:</w:t>
-      </w:r>
-      <w:r>
-        <w:rPr>
-          <w:rFonts w:ascii="Times New Roman" w:cs="Times New Roman" w:eastAsia="Times New Roman" w:hAnsi="Times New Roman"/>
-          <w:sz w:val="24"/>
-          <w:szCs w:val="24"/>
-          <w:rtl w:val="0"/>
-        </w:rPr>
-        <w:t xml:space="preserve"> Бо Ти – Бог милости, ласк і людинолюбности, і Тобі славу возсилаємо, Отцю, і Сину, і Святому Духові, нині, і повсякчас, і на віки віків.</w:t>
-      </w:r>
-    </w:p>
-    <w:p>
-      <w:pPr>
-        <w:spacing w:after="120" w:line="240" w:lineRule="auto"/>
-        <w:jc w:val="both"/>
-        <w:rPr>
-          <w:rFonts w:ascii="Times New Roman" w:cs="Times New Roman" w:eastAsia="Times New Roman" w:hAnsi="Times New Roman"/>
-          <w:sz w:val="24"/>
-          <w:szCs w:val="24"/>
-        </w:rPr>
-      </w:pPr>
-      <w:r>
-        <w:rPr>
-          <w:rFonts w:ascii="Times New Roman" w:cs="Times New Roman" w:eastAsia="Times New Roman" w:hAnsi="Times New Roman"/>
-          <w:i w:val="1"/>
+        <w:t xml:space="preserve">Вірні:</w:t>
+      </w:r>
+      <w:r>
+        <w:rPr>
+          <w:rFonts w:ascii="Times New Roman" w:cs="Times New Roman" w:eastAsia="Times New Roman" w:hAnsi="Times New Roman"/>
           <w:color w:val="ff0000"/>
           <w:sz w:val="24"/>
           <w:szCs w:val="24"/>
           <w:rtl w:val="0"/>
         </w:rPr>
+        <w:t xml:space="preserve"> </w:t>
+      </w:r>
+      <w:r>
+        <w:rPr>
+          <w:rFonts w:ascii="Times New Roman" w:cs="Times New Roman" w:eastAsia="Times New Roman" w:hAnsi="Times New Roman"/>
+          <w:sz w:val="24"/>
+          <w:szCs w:val="24"/>
+          <w:rtl w:val="0"/>
+        </w:rPr>
+        <w:t xml:space="preserve">Амінь.</w:t>
+      </w:r>
+    </w:p>
+    <w:p>
+      <w:pPr>
+        <w:spacing w:after="120" w:line="240" w:lineRule="auto"/>
+        <w:jc w:val="both"/>
+        <w:rPr>
+          <w:rFonts w:ascii="Times New Roman" w:cs="Times New Roman" w:eastAsia="Times New Roman" w:hAnsi="Times New Roman"/>
+          <w:sz w:val="24"/>
+          <w:szCs w:val="24"/>
+        </w:rPr>
+      </w:pPr>
+      <w:r>
+        <w:rPr>
+          <w:rFonts w:ascii="Times New Roman" w:hAnsi="Times New Roman"/>
+          <w:i/>
+          <w:color w:val="FF0000"/>
+          <w:sz w:val="24"/>
+        </w:rPr>
+        <w:t>Священник:</w:t>
+      </w:r>
+      <w:r>
+        <w:rPr>
+          <w:rFonts w:ascii="Times New Roman" w:hAnsi="Times New Roman"/>
+          <w:sz w:val="24"/>
+        </w:rPr>
+        <w:t xml:space="preserve"> Мир всім.</w:t>
+      </w:r>
+    </w:p>
+    <w:p>
+      <w:pPr>
+        <w:spacing w:after="120" w:line="240" w:lineRule="auto"/>
+        <w:jc w:val="both"/>
+        <w:rPr>
+          <w:rFonts w:ascii="Times New Roman" w:cs="Times New Roman" w:eastAsia="Times New Roman" w:hAnsi="Times New Roman"/>
+          <w:sz w:val="24"/>
+          <w:szCs w:val="24"/>
+        </w:rPr>
+      </w:pPr>
+      <w:r>
+        <w:rPr>
+          <w:rFonts w:ascii="Times New Roman" w:cs="Times New Roman" w:eastAsia="Times New Roman" w:hAnsi="Times New Roman"/>
+          <w:i w:val="1"/>
+          <w:color w:val="ff0000"/>
+          <w:sz w:val="24"/>
+          <w:szCs w:val="24"/>
+          <w:rtl w:val="0"/>
+        </w:rPr>
         <w:t xml:space="preserve">Вірні:</w:t>
       </w:r>
       <w:r>
@@ -5068,7 +5116,27 @@
           <w:szCs w:val="24"/>
           <w:rtl w:val="0"/>
         </w:rPr>
-        <w:t xml:space="preserve">Амінь.</w:t>
+        <w:t xml:space="preserve">І духові твоєму.</w:t>
+      </w:r>
+    </w:p>
+    <w:p>
+      <w:pPr>
+        <w:spacing w:after="120" w:line="240" w:lineRule="auto"/>
+        <w:jc w:val="both"/>
+        <w:rPr>
+          <w:rFonts w:ascii="Times New Roman" w:cs="Times New Roman" w:eastAsia="Times New Roman" w:hAnsi="Times New Roman"/>
+          <w:sz w:val="24"/>
+          <w:szCs w:val="24"/>
+        </w:rPr>
+      </w:pPr>
+      <w:r>
+        <w:rPr>
+          <w:rFonts w:ascii="Times New Roman" w:cs="Times New Roman" w:eastAsia="Times New Roman" w:hAnsi="Times New Roman"/>
+          <w:sz w:val="24"/>
+          <w:szCs w:val="24"/>
+          <w:rtl w:val="0"/>
+        </w:rPr>
+        <w:t xml:space="preserve">Голови ваші перед Господом схиліть.</w:t>
       </w:r>
     </w:p>
     <w:p>
@@ -5090,139 +5158,47 @@
           <w:szCs w:val="24"/>
           <w:rtl w:val="0"/>
         </w:rPr>
-        <w:t xml:space="preserve">Священник:</w:t>
-      </w:r>
-      <w:r>
-        <w:rPr>
-          <w:rFonts w:ascii="Times New Roman" w:cs="Times New Roman" w:eastAsia="Times New Roman" w:hAnsi="Times New Roman"/>
-          <w:sz w:val="24"/>
-          <w:szCs w:val="24"/>
-          <w:rtl w:val="0"/>
-        </w:rPr>
-        <w:t xml:space="preserve"> Мир всім.</w:t>
-      </w:r>
-    </w:p>
-    <w:p>
-      <w:pPr>
-        <w:spacing w:after="120" w:line="240" w:lineRule="auto"/>
-        <w:jc w:val="both"/>
-        <w:rPr>
-          <w:rFonts w:ascii="Times New Roman" w:cs="Times New Roman" w:eastAsia="Times New Roman" w:hAnsi="Times New Roman"/>
-          <w:sz w:val="24"/>
-          <w:szCs w:val="24"/>
-        </w:rPr>
-      </w:pPr>
-      <w:r>
-        <w:rPr>
-          <w:rFonts w:ascii="Times New Roman" w:cs="Times New Roman" w:eastAsia="Times New Roman" w:hAnsi="Times New Roman"/>
-          <w:i w:val="1"/>
+        <w:t xml:space="preserve">Вірні:</w:t>
+      </w:r>
+      <w:r>
+        <w:rPr>
+          <w:rFonts w:ascii="Times New Roman" w:cs="Times New Roman" w:eastAsia="Times New Roman" w:hAnsi="Times New Roman"/>
           <w:color w:val="ff0000"/>
           <w:sz w:val="24"/>
           <w:szCs w:val="24"/>
           <w:rtl w:val="0"/>
         </w:rPr>
-        <w:t xml:space="preserve">Вірні:</w:t>
-      </w:r>
-      <w:r>
-        <w:rPr>
-          <w:rFonts w:ascii="Times New Roman" w:cs="Times New Roman" w:eastAsia="Times New Roman" w:hAnsi="Times New Roman"/>
+        <w:t xml:space="preserve"> </w:t>
+      </w:r>
+      <w:r>
+        <w:rPr>
+          <w:rFonts w:ascii="Times New Roman" w:cs="Times New Roman" w:eastAsia="Times New Roman" w:hAnsi="Times New Roman"/>
+          <w:sz w:val="24"/>
+          <w:szCs w:val="24"/>
+          <w:rtl w:val="0"/>
+        </w:rPr>
+        <w:t xml:space="preserve">Тобі, Господи.</w:t>
+      </w:r>
+    </w:p>
+    <w:p>
+      <w:pPr>
+        <w:spacing w:after="120" w:line="240" w:lineRule="auto"/>
+        <w:jc w:val="both"/>
+        <w:rPr>
+          <w:rFonts w:ascii="Times New Roman" w:cs="Times New Roman" w:eastAsia="Times New Roman" w:hAnsi="Times New Roman"/>
+          <w:sz w:val="24"/>
+          <w:szCs w:val="24"/>
+        </w:rPr>
+      </w:pPr>
+      <w:r>
+        <w:rPr>
+          <w:rFonts w:ascii="Times New Roman" w:cs="Times New Roman" w:eastAsia="Times New Roman" w:hAnsi="Times New Roman"/>
+          <w:i w:val="1"/>
           <w:color w:val="ff0000"/>
           <w:sz w:val="24"/>
           <w:szCs w:val="24"/>
           <w:rtl w:val="0"/>
         </w:rPr>
-        <w:t xml:space="preserve"> </w:t>
-      </w:r>
-      <w:r>
-        <w:rPr>
-          <w:rFonts w:ascii="Times New Roman" w:cs="Times New Roman" w:eastAsia="Times New Roman" w:hAnsi="Times New Roman"/>
-          <w:sz w:val="24"/>
-          <w:szCs w:val="24"/>
-          <w:rtl w:val="0"/>
-        </w:rPr>
-        <w:t xml:space="preserve">І духові твоєму.</w:t>
-      </w:r>
-    </w:p>
-    <w:p>
-      <w:pPr>
-        <w:spacing w:after="120" w:line="240" w:lineRule="auto"/>
-        <w:jc w:val="both"/>
-        <w:rPr>
-          <w:rFonts w:ascii="Times New Roman" w:cs="Times New Roman" w:eastAsia="Times New Roman" w:hAnsi="Times New Roman"/>
-          <w:sz w:val="24"/>
-          <w:szCs w:val="24"/>
-        </w:rPr>
-      </w:pPr>
-      <w:r>
-        <w:rPr>
-          <w:rFonts w:ascii="Times New Roman" w:cs="Times New Roman" w:eastAsia="Times New Roman" w:hAnsi="Times New Roman"/>
-          <w:sz w:val="24"/>
-          <w:szCs w:val="24"/>
-          <w:rtl w:val="0"/>
-        </w:rPr>
-        <w:t xml:space="preserve">Голови ваші перед Господом схиліть.</w:t>
-      </w:r>
-    </w:p>
-    <w:p>
-      <w:pPr>
-        <w:spacing w:after="120" w:line="240" w:lineRule="auto"/>
-        <w:jc w:val="both"/>
-        <w:rPr>
-          <w:rFonts w:ascii="Times New Roman" w:cs="Times New Roman" w:eastAsia="Times New Roman" w:hAnsi="Times New Roman"/>
-          <w:sz w:val="24"/>
-          <w:szCs w:val="24"/>
-        </w:rPr>
-      </w:pPr>
-      <w:r>
-        <w:rPr>
-          <w:rFonts w:ascii="Times New Roman" w:cs="Times New Roman" w:eastAsia="Times New Roman" w:hAnsi="Times New Roman"/>
-          <w:i w:val="1"/>
-          <w:color w:val="ff0000"/>
-          <w:sz w:val="24"/>
-          <w:szCs w:val="24"/>
-          <w:rtl w:val="0"/>
-        </w:rPr>
-        <w:t xml:space="preserve">Вірні:</w:t>
-      </w:r>
-      <w:r>
-        <w:rPr>
-          <w:rFonts w:ascii="Times New Roman" w:cs="Times New Roman" w:eastAsia="Times New Roman" w:hAnsi="Times New Roman"/>
-          <w:color w:val="ff0000"/>
-          <w:sz w:val="24"/>
-          <w:szCs w:val="24"/>
-          <w:rtl w:val="0"/>
-        </w:rPr>
-        <w:t xml:space="preserve"> </w:t>
-      </w:r>
-      <w:r>
-        <w:rPr>
-          <w:rFonts w:ascii="Times New Roman" w:cs="Times New Roman" w:eastAsia="Times New Roman" w:hAnsi="Times New Roman"/>
-          <w:sz w:val="24"/>
-          <w:szCs w:val="24"/>
-          <w:rtl w:val="0"/>
-        </w:rPr>
-        <w:t xml:space="preserve">Тобі, Господи.</w:t>
-      </w:r>
-    </w:p>
-    <w:p>
-      <w:pPr>
-        <w:spacing w:after="120" w:line="240" w:lineRule="auto"/>
-        <w:jc w:val="both"/>
-        <w:rPr>
-          <w:rFonts w:ascii="Times New Roman" w:cs="Times New Roman" w:eastAsia="Times New Roman" w:hAnsi="Times New Roman"/>
-          <w:sz w:val="24"/>
-          <w:szCs w:val="24"/>
-        </w:rPr>
-      </w:pPr>
-      <w:r>
-        <w:rPr>
-          <w:rFonts w:ascii="Times New Roman" w:cs="Times New Roman" w:eastAsia="Times New Roman" w:hAnsi="Times New Roman"/>
-          <w:i w:val="1"/>
-          <w:color w:val="ff0000"/>
-          <w:sz w:val="24"/>
-          <w:szCs w:val="24"/>
-          <w:rtl w:val="0"/>
-        </w:rPr>
         <w:t xml:space="preserve">Священник читає молитву:</w:t>
       </w:r>
       <w:r>
@@ -5246,21 +5222,17 @@
       </w:pPr>
       <w:r>
         <w:rPr>
-          <w:rFonts w:ascii="Times New Roman" w:cs="Times New Roman" w:eastAsia="Times New Roman" w:hAnsi="Times New Roman"/>
-          <w:i w:val="1"/>
-          <w:color w:val="ff0000"/>
-          <w:sz w:val="24"/>
-          <w:szCs w:val="24"/>
-          <w:rtl w:val="0"/>
-        </w:rPr>
-        <w:t xml:space="preserve">Священник:</w:t>
-      </w:r>
-      <w:r>
-        <w:rPr>
-          <w:rFonts w:ascii="Times New Roman" w:cs="Times New Roman" w:eastAsia="Times New Roman" w:hAnsi="Times New Roman"/>
-          <w:sz w:val="24"/>
-          <w:szCs w:val="24"/>
-          <w:rtl w:val="0"/>
+          <w:rFonts w:ascii="Times New Roman" w:hAnsi="Times New Roman"/>
+          <w:i/>
+          <w:color w:val="FF0000"/>
+          <w:sz w:val="24"/>
+        </w:rPr>
+        <w:t>Священник:</w:t>
+      </w:r>
+      <w:r>
+        <w:rPr>
+          <w:rFonts w:ascii="Times New Roman" w:hAnsi="Times New Roman"/>
+          <w:sz w:val="24"/>
         </w:rPr>
         <w:t xml:space="preserve"> Нехай буде влада царства Твого благословенна і дуже прославлена: Отця, і Сина, і Святого Духа, нині і повсякчас, і на віки віків.</w:t>
       </w:r>
@@ -5869,21 +5841,17 @@
       </w:pPr>
       <w:r>
         <w:rPr>
-          <w:rFonts w:ascii="Times New Roman" w:cs="Times New Roman" w:eastAsia="Times New Roman" w:hAnsi="Times New Roman"/>
-          <w:i w:val="1"/>
-          <w:color w:val="ff0000"/>
-          <w:sz w:val="24"/>
-          <w:szCs w:val="24"/>
-          <w:rtl w:val="0"/>
-        </w:rPr>
-        <w:t xml:space="preserve">Священник:</w:t>
-      </w:r>
-      <w:r>
-        <w:rPr>
-          <w:rFonts w:ascii="Times New Roman" w:cs="Times New Roman" w:eastAsia="Times New Roman" w:hAnsi="Times New Roman"/>
-          <w:sz w:val="24"/>
-          <w:szCs w:val="24"/>
-          <w:rtl w:val="0"/>
+          <w:rFonts w:ascii="Times New Roman" w:hAnsi="Times New Roman"/>
+          <w:i/>
+          <w:color w:val="FF0000"/>
+          <w:sz w:val="24"/>
+        </w:rPr>
+        <w:t>Священник:</w:t>
+      </w:r>
+      <w:r>
+        <w:rPr>
+          <w:rFonts w:ascii="Times New Roman" w:hAnsi="Times New Roman"/>
+          <w:sz w:val="24"/>
         </w:rPr>
         <w:t xml:space="preserve"> Бо Твоє є царство, і сила, і слава, Отця, і Сина, і Святого Духа, нині, і повсякчас, і на віки віків.</w:t>
       </w:r>
@@ -6578,21 +6546,17 @@
       </w:pPr>
       <w:r>
         <w:rPr>
-          <w:rFonts w:ascii="Times New Roman" w:cs="Times New Roman" w:eastAsia="Times New Roman" w:hAnsi="Times New Roman"/>
-          <w:i w:val="1"/>
-          <w:color w:val="ff0000"/>
-          <w:sz w:val="24"/>
-          <w:szCs w:val="24"/>
-          <w:rtl w:val="0"/>
-        </w:rPr>
-        <w:t xml:space="preserve">Священник:</w:t>
-      </w:r>
-      <w:r>
-        <w:rPr>
-          <w:rFonts w:ascii="Times New Roman" w:cs="Times New Roman" w:eastAsia="Times New Roman" w:hAnsi="Times New Roman"/>
-          <w:sz w:val="24"/>
-          <w:szCs w:val="24"/>
-          <w:rtl w:val="0"/>
+          <w:rFonts w:ascii="Times New Roman" w:hAnsi="Times New Roman"/>
+          <w:i/>
+          <w:color w:val="FF0000"/>
+          <w:sz w:val="24"/>
+        </w:rPr>
+        <w:t>Священник:</w:t>
+      </w:r>
+      <w:r>
+        <w:rPr>
+          <w:rFonts w:ascii="Times New Roman" w:hAnsi="Times New Roman"/>
+          <w:sz w:val="24"/>
         </w:rPr>
         <w:t xml:space="preserve"> Бо милостивий і людинолюбний Бог єси, і Тобі славу возсилаємо, Отцю, і Сину, і Святому Духові, нині, і повсякчас, і на віки віків.</w:t>
       </w:r>
@@ -6726,6 +6690,32 @@
       </w:pPr>
       <w:r>
         <w:rPr>
+          <w:rFonts w:ascii="Times New Roman" w:hAnsi="Times New Roman"/>
+          <w:i/>
+          <w:color w:val="FF0000"/>
+          <w:sz w:val="24"/>
+        </w:rPr>
+        <w:t>Священник:</w:t>
+      </w:r>
+      <w:r>
+        <w:rPr>
+          <w:rFonts w:ascii="Times New Roman" w:hAnsi="Times New Roman"/>
+          <w:sz w:val="24"/>
+        </w:rPr>
+        <w:t xml:space="preserve"> Сла́ва Тобі́, Хри́сте Бо́же, упова́ння на́ше, сла́ва Тобі́!</w:t>
+      </w:r>
+    </w:p>
+    <w:p>
+      <w:pPr>
+        <w:spacing w:after="120" w:line="240" w:lineRule="auto"/>
+        <w:rPr>
+          <w:rFonts w:ascii="Times New Roman" w:cs="Times New Roman" w:eastAsia="Times New Roman" w:hAnsi="Times New Roman"/>
+          <w:sz w:val="24"/>
+          <w:szCs w:val="24"/>
+        </w:rPr>
+      </w:pPr>
+      <w:r>
+        <w:rPr>
           <w:rFonts w:ascii="Times New Roman" w:cs="Times New Roman" w:eastAsia="Times New Roman" w:hAnsi="Times New Roman"/>
           <w:i w:val="1"/>
           <w:color w:val="ff0000"/>
@@ -6733,66 +6723,36 @@
           <w:szCs w:val="24"/>
           <w:rtl w:val="0"/>
         </w:rPr>
-        <w:t xml:space="preserve">Священник:</w:t>
-      </w:r>
-      <w:r>
-        <w:rPr>
-          <w:rFonts w:ascii="Times New Roman" w:cs="Times New Roman" w:eastAsia="Times New Roman" w:hAnsi="Times New Roman"/>
-          <w:sz w:val="24"/>
-          <w:szCs w:val="24"/>
-          <w:rtl w:val="0"/>
-        </w:rPr>
-        <w:t xml:space="preserve"> Сла́ва Тобі́, Хри́сте Бо́же, упова́ння на́ше, сла́ва Тобі́!</w:t>
-      </w:r>
-    </w:p>
-    <w:p>
-      <w:pPr>
-        <w:spacing w:after="120" w:line="240" w:lineRule="auto"/>
-        <w:rPr>
-          <w:rFonts w:ascii="Times New Roman" w:cs="Times New Roman" w:eastAsia="Times New Roman" w:hAnsi="Times New Roman"/>
-          <w:sz w:val="24"/>
-          <w:szCs w:val="24"/>
-        </w:rPr>
-      </w:pPr>
-      <w:r>
-        <w:rPr>
-          <w:rFonts w:ascii="Times New Roman" w:cs="Times New Roman" w:eastAsia="Times New Roman" w:hAnsi="Times New Roman"/>
-          <w:i w:val="1"/>
+        <w:t xml:space="preserve">Вірні:</w:t>
+      </w:r>
+      <w:r>
+        <w:rPr>
+          <w:rFonts w:ascii="Times New Roman" w:cs="Times New Roman" w:eastAsia="Times New Roman" w:hAnsi="Times New Roman"/>
           <w:color w:val="ff0000"/>
           <w:sz w:val="24"/>
           <w:szCs w:val="24"/>
           <w:rtl w:val="0"/>
         </w:rPr>
-        <w:t xml:space="preserve">Вірні:</w:t>
-      </w:r>
-      <w:r>
-        <w:rPr>
-          <w:rFonts w:ascii="Times New Roman" w:cs="Times New Roman" w:eastAsia="Times New Roman" w:hAnsi="Times New Roman"/>
+        <w:t xml:space="preserve"> </w:t>
+      </w:r>
+      <w:r>
+        <w:rPr>
+          <w:rFonts w:ascii="Times New Roman" w:cs="Times New Roman" w:eastAsia="Times New Roman" w:hAnsi="Times New Roman"/>
+          <w:sz w:val="24"/>
+          <w:szCs w:val="24"/>
+          <w:rtl w:val="0"/>
+        </w:rPr>
+        <w:t xml:space="preserve">Сла́ва Отцю́, і Си́ну, і Свято́му Ду́хові, і ни́ні, і повсякча́с, і на ві́ки вікі́в. Амі́нь. Го́споди, поми́луй. </w:t>
+      </w:r>
+      <w:r>
+        <w:rPr>
+          <w:rFonts w:ascii="Times New Roman" w:cs="Times New Roman" w:eastAsia="Times New Roman" w:hAnsi="Times New Roman"/>
+          <w:i w:val="1"/>
           <w:color w:val="ff0000"/>
           <w:sz w:val="24"/>
           <w:szCs w:val="24"/>
           <w:rtl w:val="0"/>
         </w:rPr>
-        <w:t xml:space="preserve"> </w:t>
-      </w:r>
-      <w:r>
-        <w:rPr>
-          <w:rFonts w:ascii="Times New Roman" w:cs="Times New Roman" w:eastAsia="Times New Roman" w:hAnsi="Times New Roman"/>
-          <w:sz w:val="24"/>
-          <w:szCs w:val="24"/>
-          <w:rtl w:val="0"/>
-        </w:rPr>
-        <w:t xml:space="preserve">Сла́ва Отцю́, і Си́ну, і Свято́му Ду́хові, і ни́ні, і повсякча́с, і на ві́ки вікі́в. Амі́нь. Го́споди, поми́луй. </w:t>
-      </w:r>
-      <w:r>
-        <w:rPr>
-          <w:rFonts w:ascii="Times New Roman" w:cs="Times New Roman" w:eastAsia="Times New Roman" w:hAnsi="Times New Roman"/>
-          <w:i w:val="1"/>
-          <w:color w:val="ff0000"/>
-          <w:sz w:val="24"/>
-          <w:szCs w:val="24"/>
-          <w:rtl w:val="0"/>
-        </w:rPr>
         <w:t xml:space="preserve">(3 р.)</w:t>
       </w:r>
       <w:r>
@@ -6807,82 +6767,39 @@
     </w:p>
     <w:p>
       <w:pPr>
-        <w:spacing w:after="120" w:line="240" w:lineRule="auto"/>
-        <w:jc w:val="both"/>
-        <w:rPr>
-          <w:rFonts w:ascii="Times New Roman" w:cs="Times New Roman" w:eastAsia="Times New Roman" w:hAnsi="Times New Roman"/>
-          <w:sz w:val="24"/>
-          <w:szCs w:val="24"/>
-        </w:rPr>
-      </w:pPr>
-      <w:r>
-        <w:rPr>
-          <w:rFonts w:ascii="Times New Roman" w:cs="Times New Roman" w:eastAsia="Times New Roman" w:hAnsi="Times New Roman"/>
-          <w:i w:val="1"/>
-          <w:color w:val="ff0000"/>
-          <w:sz w:val="24"/>
-          <w:szCs w:val="24"/>
-          <w:rtl w:val="0"/>
-        </w:rPr>
-        <w:t xml:space="preserve">Священик:</w:t>
-      </w:r>
-      <w:r>
-        <w:rPr>
-          <w:rFonts w:ascii="Times New Roman" w:cs="Times New Roman" w:eastAsia="Times New Roman" w:hAnsi="Times New Roman"/>
-          <w:color w:val="ff0000"/>
-          <w:sz w:val="24"/>
-          <w:szCs w:val="24"/>
-          <w:rtl w:val="0"/>
-        </w:rPr>
-        <w:t xml:space="preserve"> </w:t>
-      </w:r>
-      <w:r>
-        <w:rPr>
-          <w:rFonts w:ascii="Times New Roman" w:cs="Times New Roman" w:eastAsia="Times New Roman" w:hAnsi="Times New Roman"/>
-          <w:sz w:val="24"/>
-          <w:szCs w:val="24"/>
-          <w:rtl w:val="0"/>
-        </w:rPr>
-        <w:t xml:space="preserve">Христос, істинний Бог наш, молитвами пречистої своєї Матері, святих, славних і всехвальних апостолів, і святого (</w:t>
-      </w:r>
-      <w:r>
-        <w:rPr>
-          <w:rFonts w:ascii="Times New Roman" w:cs="Times New Roman" w:eastAsia="Times New Roman" w:hAnsi="Times New Roman"/>
-          <w:i w:val="1"/>
-          <w:color w:val="ff0000"/>
-          <w:sz w:val="24"/>
-          <w:szCs w:val="24"/>
-          <w:rtl w:val="0"/>
-        </w:rPr>
-        <w:t xml:space="preserve">ім'я, якого є храм</w:t>
-      </w:r>
-      <w:r>
-        <w:rPr>
-          <w:rFonts w:ascii="Times New Roman" w:cs="Times New Roman" w:eastAsia="Times New Roman" w:hAnsi="Times New Roman"/>
-          <w:sz w:val="24"/>
-          <w:szCs w:val="24"/>
-          <w:rtl w:val="0"/>
-        </w:rPr>
-        <w:t xml:space="preserve">), і святих </w:t>
-      </w:r>
-      <w:r>
-        <w:rPr>
-          <w:rFonts w:ascii="Times New Roman" w:cs="Times New Roman" w:eastAsia="Times New Roman" w:hAnsi="Times New Roman"/>
-          <w:color w:val="000000"/>
-          <w:sz w:val="24"/>
-          <w:szCs w:val="24"/>
-          <w:rtl w:val="0"/>
-        </w:rPr>
-        <w:t xml:space="preserve">десятьох мучеників, що в Криті</w:t>
-      </w:r>
-      <w:r>
-        <w:rPr>
-          <w:rFonts w:ascii="Times New Roman" w:cs="Times New Roman" w:eastAsia="Times New Roman" w:hAnsi="Times New Roman"/>
-          <w:sz w:val="24"/>
-          <w:szCs w:val="24"/>
-          <w:rtl w:val="0"/>
-        </w:rPr>
-        <w:t xml:space="preserve">, і всіх святих, помилує і спасе нас, як благий і чоловіколюбець.</w:t>
+        <w:spacing w:after="120"/>
+      </w:pPr>
+      <w:r>
+        <w:rPr>
+          <w:rFonts w:ascii="Times New Roman" w:hAnsi="Times New Roman"/>
+          <w:i/>
+          <w:color w:val="FF0000"/>
+          <w:sz w:val="24"/>
+        </w:rPr>
+        <w:t>Священник:</w:t>
+      </w:r>
+      <w:r>
+        <w:rPr>
+          <w:rFonts w:ascii="Times New Roman" w:hAnsi="Times New Roman"/>
+          <w:sz w:val="24"/>
+        </w:rPr>
+        <w:t xml:space="preserve"> Христос, істинний Бог наш - молитвами пречистої Своєї Матері, заступництвом чесних небесних сил безтілесних, святих славних і всехвальних апостолів, і святого, </w:t>
+      </w:r>
+      <w:r>
+        <w:rPr>
+          <w:rFonts w:ascii="Times New Roman" w:hAnsi="Times New Roman"/>
+          <w:i/>
+          <w:color w:val="FF0000"/>
+          <w:sz w:val="24"/>
+        </w:rPr>
+        <w:t>якого є храм</w:t>
+      </w:r>
+      <w:r>
+        <w:rPr>
+          <w:rFonts w:ascii="Times New Roman" w:hAnsi="Times New Roman"/>
+          <w:sz w:val="24"/>
+        </w:rPr>
+        <w:t>, і святих десятьох мучеників, що в Криті, і всіх святих - помилує і спасе нас як благий і людинолюбний.</w:t>
       </w:r>
     </w:p>
     <w:p>
@@ -7066,21 +6983,17 @@
       </w:pPr>
       <w:r>
         <w:rPr>
-          <w:rFonts w:ascii="Times New Roman" w:cs="Times New Roman" w:eastAsia="Times New Roman" w:hAnsi="Times New Roman"/>
-          <w:i w:val="1"/>
-          <w:color w:val="ff0000"/>
-          <w:sz w:val="24"/>
-          <w:szCs w:val="24"/>
-          <w:rtl w:val="0"/>
-        </w:rPr>
-        <w:t xml:space="preserve">Священник:</w:t>
-      </w:r>
-      <w:r>
-        <w:rPr>
-          <w:rFonts w:ascii="Times New Roman" w:cs="Times New Roman" w:eastAsia="Times New Roman" w:hAnsi="Times New Roman"/>
-          <w:sz w:val="24"/>
-          <w:szCs w:val="24"/>
-          <w:rtl w:val="0"/>
+          <w:rFonts w:ascii="Times New Roman" w:hAnsi="Times New Roman"/>
+          <w:i/>
+          <w:color w:val="FF0000"/>
+          <w:sz w:val="24"/>
+        </w:rPr>
+        <w:t>Священник:</w:t>
+      </w:r>
+      <w:r>
+        <w:rPr>
+          <w:rFonts w:ascii="Times New Roman" w:hAnsi="Times New Roman"/>
+          <w:sz w:val="24"/>
         </w:rPr>
         <w:t xml:space="preserve"> Слава святій, одноістотній, животворчій і нероздільній Тройці, завжди, нині і повсякчас, і на віки віків.</w:t>
       </w:r>
@@ -11231,21 +11144,17 @@
       </w:pPr>
       <w:r>
         <w:rPr>
-          <w:rFonts w:ascii="Times New Roman" w:cs="Times New Roman" w:eastAsia="Times New Roman" w:hAnsi="Times New Roman"/>
-          <w:i w:val="1"/>
-          <w:color w:val="ff0000"/>
-          <w:sz w:val="24"/>
-          <w:szCs w:val="24"/>
-          <w:rtl w:val="0"/>
-        </w:rPr>
-        <w:t xml:space="preserve">Священник:</w:t>
-      </w:r>
-      <w:r>
-        <w:rPr>
-          <w:rFonts w:ascii="Times New Roman" w:cs="Times New Roman" w:eastAsia="Times New Roman" w:hAnsi="Times New Roman"/>
-          <w:sz w:val="24"/>
-          <w:szCs w:val="24"/>
-          <w:rtl w:val="0"/>
+          <w:rFonts w:ascii="Times New Roman" w:hAnsi="Times New Roman"/>
+          <w:i/>
+          <w:color w:val="FF0000"/>
+          <w:sz w:val="24"/>
+        </w:rPr>
+        <w:t>Священник:</w:t>
+      </w:r>
+      <w:r>
+        <w:rPr>
+          <w:rFonts w:ascii="Times New Roman" w:hAnsi="Times New Roman"/>
+          <w:sz w:val="24"/>
         </w:rPr>
         <w:t xml:space="preserve"> Бо Тобі належить усяка слава, честь і поклоніння, Отцю, і Сину, і Святому Духові, нині, і повсякчас, і на віки віків.</w:t>
       </w:r>
@@ -12011,21 +11920,17 @@
       </w:pPr>
       <w:r>
         <w:rPr>
-          <w:rFonts w:ascii="Times New Roman" w:cs="Times New Roman" w:eastAsia="Times New Roman" w:hAnsi="Times New Roman"/>
-          <w:i w:val="1"/>
-          <w:color w:val="ff0000"/>
-          <w:sz w:val="24"/>
-          <w:szCs w:val="24"/>
-          <w:rtl w:val="0"/>
-        </w:rPr>
-        <w:t xml:space="preserve">Священник:</w:t>
-      </w:r>
-      <w:r>
-        <w:rPr>
-          <w:rFonts w:ascii="Times New Roman" w:cs="Times New Roman" w:eastAsia="Times New Roman" w:hAnsi="Times New Roman"/>
-          <w:sz w:val="24"/>
-          <w:szCs w:val="24"/>
-          <w:rtl w:val="0"/>
+          <w:rFonts w:ascii="Times New Roman" w:hAnsi="Times New Roman"/>
+          <w:i/>
+          <w:color w:val="FF0000"/>
+          <w:sz w:val="24"/>
+        </w:rPr>
+        <w:t>Священник:</w:t>
+      </w:r>
+      <w:r>
+        <w:rPr>
+          <w:rFonts w:ascii="Times New Roman" w:hAnsi="Times New Roman"/>
+          <w:sz w:val="24"/>
         </w:rPr>
         <w:t xml:space="preserve"> Бо Твоя є влада і Твоє є царство, і сила, і слава, Отця, і Сина, і Святого Духа, нині, і повсякчас, і на віки віків.</w:t>
       </w:r>
@@ -12433,21 +12338,17 @@
       </w:pPr>
       <w:r>
         <w:rPr>
-          <w:rFonts w:ascii="Times New Roman" w:cs="Times New Roman" w:eastAsia="Times New Roman" w:hAnsi="Times New Roman"/>
-          <w:i w:val="1"/>
-          <w:color w:val="ff0000"/>
-          <w:sz w:val="24"/>
-          <w:szCs w:val="24"/>
-          <w:rtl w:val="0"/>
-        </w:rPr>
-        <w:t xml:space="preserve">Священник:</w:t>
-      </w:r>
-      <w:r>
-        <w:rPr>
-          <w:rFonts w:ascii="Times New Roman" w:cs="Times New Roman" w:eastAsia="Times New Roman" w:hAnsi="Times New Roman"/>
-          <w:sz w:val="24"/>
-          <w:szCs w:val="24"/>
-          <w:rtl w:val="0"/>
+          <w:rFonts w:ascii="Times New Roman" w:hAnsi="Times New Roman"/>
+          <w:i/>
+          <w:color w:val="FF0000"/>
+          <w:sz w:val="24"/>
+        </w:rPr>
+        <w:t>Священник:</w:t>
+      </w:r>
+      <w:r>
+        <w:rPr>
+          <w:rFonts w:ascii="Times New Roman" w:hAnsi="Times New Roman"/>
+          <w:sz w:val="24"/>
         </w:rPr>
         <w:t xml:space="preserve"> Бо Ти благий і людинолюбний Бог – і Тобі славу возсилаємо, Отцю, і Сину, і Святому Духові, нині, і повсякчас, і на віки віків.</w:t>
       </w:r>
@@ -15969,21 +15870,17 @@
       </w:pPr>
       <w:r>
         <w:rPr>
-          <w:rFonts w:ascii="Times New Roman" w:cs="Times New Roman" w:eastAsia="Times New Roman" w:hAnsi="Times New Roman"/>
-          <w:i w:val="1"/>
-          <w:color w:val="ff0000"/>
-          <w:sz w:val="24"/>
-          <w:szCs w:val="24"/>
-          <w:rtl w:val="0"/>
-        </w:rPr>
-        <w:t xml:space="preserve">Священник:</w:t>
-      </w:r>
-      <w:r>
-        <w:rPr>
-          <w:rFonts w:ascii="Times New Roman" w:cs="Times New Roman" w:eastAsia="Times New Roman" w:hAnsi="Times New Roman"/>
-          <w:sz w:val="24"/>
-          <w:szCs w:val="24"/>
-          <w:rtl w:val="0"/>
+          <w:rFonts w:ascii="Times New Roman" w:hAnsi="Times New Roman"/>
+          <w:i/>
+          <w:color w:val="FF0000"/>
+          <w:sz w:val="24"/>
+        </w:rPr>
+        <w:t>Священник:</w:t>
+      </w:r>
+      <w:r>
+        <w:rPr>
+          <w:rFonts w:ascii="Times New Roman" w:hAnsi="Times New Roman"/>
+          <w:sz w:val="24"/>
         </w:rPr>
         <w:t xml:space="preserve"> Бо Тебе хвалять усі сили небесні і Тобі славу возсилаємо: Отцю, і Сину, і Святому Духові, нині і повсякчас, і на віки віків.</w:t>
       </w:r>
@@ -16884,21 +16781,17 @@
       </w:pPr>
       <w:r>
         <w:rPr>
-          <w:rFonts w:ascii="Times New Roman" w:cs="Times New Roman" w:eastAsia="Times New Roman" w:hAnsi="Times New Roman"/>
-          <w:i w:val="1"/>
-          <w:color w:val="ff0000"/>
-          <w:sz w:val="24"/>
-          <w:szCs w:val="24"/>
-          <w:rtl w:val="0"/>
-        </w:rPr>
-        <w:t xml:space="preserve">Священник:</w:t>
-      </w:r>
-      <w:r>
-        <w:rPr>
-          <w:rFonts w:ascii="Times New Roman" w:cs="Times New Roman" w:eastAsia="Times New Roman" w:hAnsi="Times New Roman"/>
-          <w:sz w:val="24"/>
-          <w:szCs w:val="24"/>
-          <w:rtl w:val="0"/>
+          <w:rFonts w:ascii="Times New Roman" w:hAnsi="Times New Roman"/>
+          <w:i/>
+          <w:color w:val="FF0000"/>
+          <w:sz w:val="24"/>
+        </w:rPr>
+        <w:t>Священник:</w:t>
+      </w:r>
+      <w:r>
+        <w:rPr>
+          <w:rFonts w:ascii="Times New Roman" w:hAnsi="Times New Roman"/>
+          <w:sz w:val="24"/>
         </w:rPr>
         <w:t xml:space="preserve"> Слава тобі, що Світло нам показав!</w:t>
       </w:r>
@@ -17911,6 +17804,33 @@
       </w:pPr>
       <w:r>
         <w:rPr>
+          <w:rFonts w:ascii="Times New Roman" w:hAnsi="Times New Roman"/>
+          <w:i/>
+          <w:color w:val="FF0000"/>
+          <w:sz w:val="24"/>
+        </w:rPr>
+        <w:t>Священник:</w:t>
+      </w:r>
+      <w:r>
+        <w:rPr>
+          <w:rFonts w:ascii="Times New Roman" w:hAnsi="Times New Roman"/>
+          <w:sz w:val="24"/>
+        </w:rPr>
+        <w:t xml:space="preserve"> Бо Ти – Бог милости, ласк і людинолюбности, і Тобі славу возсилаємо, Отцю, і Сину, і Святому Духові, нині, і повсякчас, і на віки віків.</w:t>
+      </w:r>
+    </w:p>
+    <w:p>
+      <w:pPr>
+        <w:spacing w:after="120" w:line="240" w:lineRule="auto"/>
+        <w:jc w:val="both"/>
+        <w:rPr>
+          <w:rFonts w:ascii="Times New Roman" w:cs="Times New Roman" w:eastAsia="Times New Roman" w:hAnsi="Times New Roman"/>
+          <w:sz w:val="24"/>
+          <w:szCs w:val="24"/>
+        </w:rPr>
+      </w:pPr>
+      <w:r>
+        <w:rPr>
           <w:rFonts w:ascii="Times New Roman" w:cs="Times New Roman" w:eastAsia="Times New Roman" w:hAnsi="Times New Roman"/>
           <w:i w:val="1"/>
           <w:color w:val="ff0000"/>
@@ -17918,37 +17838,74 @@
           <w:szCs w:val="24"/>
           <w:rtl w:val="0"/>
         </w:rPr>
-        <w:t xml:space="preserve">Священник:</w:t>
-      </w:r>
-      <w:r>
-        <w:rPr>
-          <w:rFonts w:ascii="Times New Roman" w:cs="Times New Roman" w:eastAsia="Times New Roman" w:hAnsi="Times New Roman"/>
-          <w:sz w:val="24"/>
-          <w:szCs w:val="24"/>
-          <w:rtl w:val="0"/>
-        </w:rPr>
-        <w:t xml:space="preserve"> Бо Ти – Бог милости, ласк і людинолюбности, і Тобі славу возсилаємо, Отцю, і Сину, і Святому Духові, нині, і повсякчас, і на віки віків.</w:t>
-      </w:r>
-    </w:p>
-    <w:p>
-      <w:pPr>
-        <w:spacing w:after="120" w:line="240" w:lineRule="auto"/>
-        <w:jc w:val="both"/>
-        <w:rPr>
-          <w:rFonts w:ascii="Times New Roman" w:cs="Times New Roman" w:eastAsia="Times New Roman" w:hAnsi="Times New Roman"/>
-          <w:sz w:val="24"/>
-          <w:szCs w:val="24"/>
-        </w:rPr>
-      </w:pPr>
-      <w:r>
-        <w:rPr>
-          <w:rFonts w:ascii="Times New Roman" w:cs="Times New Roman" w:eastAsia="Times New Roman" w:hAnsi="Times New Roman"/>
-          <w:i w:val="1"/>
+        <w:t xml:space="preserve">Вірні:</w:t>
+      </w:r>
+      <w:r>
+        <w:rPr>
+          <w:rFonts w:ascii="Times New Roman" w:cs="Times New Roman" w:eastAsia="Times New Roman" w:hAnsi="Times New Roman"/>
           <w:color w:val="ff0000"/>
           <w:sz w:val="24"/>
           <w:szCs w:val="24"/>
           <w:rtl w:val="0"/>
         </w:rPr>
+        <w:t xml:space="preserve"> </w:t>
+      </w:r>
+      <w:r>
+        <w:rPr>
+          <w:rFonts w:ascii="Times New Roman" w:cs="Times New Roman" w:eastAsia="Times New Roman" w:hAnsi="Times New Roman"/>
+          <w:sz w:val="24"/>
+          <w:szCs w:val="24"/>
+          <w:rtl w:val="0"/>
+        </w:rPr>
+        <w:t xml:space="preserve">Амінь.</w:t>
+      </w:r>
+    </w:p>
+    <w:p>
+      <w:pPr>
+        <w:spacing w:after="120" w:line="240" w:lineRule="auto"/>
+        <w:jc w:val="both"/>
+        <w:rPr>
+          <w:rFonts w:ascii="Times New Roman" w:cs="Times New Roman" w:eastAsia="Times New Roman" w:hAnsi="Times New Roman"/>
+          <w:sz w:val="24"/>
+          <w:szCs w:val="24"/>
+        </w:rPr>
+      </w:pPr>
+      <w:r>
+        <w:rPr>
+          <w:rFonts w:ascii="Times New Roman" w:hAnsi="Times New Roman"/>
+          <w:i/>
+          <w:color w:val="FF0000"/>
+          <w:sz w:val="24"/>
+        </w:rPr>
+        <w:t>Священник:</w:t>
+      </w:r>
+      <w:r>
+        <w:rPr>
+          <w:rFonts w:ascii="Times New Roman" w:hAnsi="Times New Roman"/>
+          <w:sz w:val="24"/>
+        </w:rPr>
+        <w:t xml:space="preserve"> Мир всім.</w:t>
+      </w:r>
+    </w:p>
+    <w:p>
+      <w:pPr>
+        <w:spacing w:after="120" w:line="240" w:lineRule="auto"/>
+        <w:jc w:val="both"/>
+        <w:rPr>
+          <w:rFonts w:ascii="Times New Roman" w:cs="Times New Roman" w:eastAsia="Times New Roman" w:hAnsi="Times New Roman"/>
+          <w:sz w:val="24"/>
+          <w:szCs w:val="24"/>
+        </w:rPr>
+      </w:pPr>
+      <w:r>
+        <w:rPr>
+          <w:rFonts w:ascii="Times New Roman" w:cs="Times New Roman" w:eastAsia="Times New Roman" w:hAnsi="Times New Roman"/>
+          <w:i w:val="1"/>
+          <w:color w:val="ff0000"/>
+          <w:sz w:val="24"/>
+          <w:szCs w:val="24"/>
+          <w:rtl w:val="0"/>
+        </w:rPr>
         <w:t xml:space="preserve">Вірні:</w:t>
       </w:r>
       <w:r>
@@ -17968,7 +17925,27 @@
           <w:szCs w:val="24"/>
           <w:rtl w:val="0"/>
         </w:rPr>
-        <w:t xml:space="preserve">Амінь.</w:t>
+        <w:t xml:space="preserve">І духові твоєму.</w:t>
+      </w:r>
+    </w:p>
+    <w:p>
+      <w:pPr>
+        <w:spacing w:after="120" w:line="240" w:lineRule="auto"/>
+        <w:jc w:val="both"/>
+        <w:rPr>
+          <w:rFonts w:ascii="Times New Roman" w:cs="Times New Roman" w:eastAsia="Times New Roman" w:hAnsi="Times New Roman"/>
+          <w:sz w:val="24"/>
+          <w:szCs w:val="24"/>
+        </w:rPr>
+      </w:pPr>
+      <w:r>
+        <w:rPr>
+          <w:rFonts w:ascii="Times New Roman" w:cs="Times New Roman" w:eastAsia="Times New Roman" w:hAnsi="Times New Roman"/>
+          <w:sz w:val="24"/>
+          <w:szCs w:val="24"/>
+          <w:rtl w:val="0"/>
+        </w:rPr>
+        <w:t xml:space="preserve">Голови ваші перед Господом схиліть.</w:t>
       </w:r>
     </w:p>
     <w:p>
@@ -17990,139 +17967,47 @@
           <w:szCs w:val="24"/>
           <w:rtl w:val="0"/>
         </w:rPr>
-        <w:t xml:space="preserve">Священник:</w:t>
-      </w:r>
-      <w:r>
-        <w:rPr>
-          <w:rFonts w:ascii="Times New Roman" w:cs="Times New Roman" w:eastAsia="Times New Roman" w:hAnsi="Times New Roman"/>
-          <w:sz w:val="24"/>
-          <w:szCs w:val="24"/>
-          <w:rtl w:val="0"/>
-        </w:rPr>
-        <w:t xml:space="preserve"> Мир всім.</w:t>
-      </w:r>
-    </w:p>
-    <w:p>
-      <w:pPr>
-        <w:spacing w:after="120" w:line="240" w:lineRule="auto"/>
-        <w:jc w:val="both"/>
-        <w:rPr>
-          <w:rFonts w:ascii="Times New Roman" w:cs="Times New Roman" w:eastAsia="Times New Roman" w:hAnsi="Times New Roman"/>
-          <w:sz w:val="24"/>
-          <w:szCs w:val="24"/>
-        </w:rPr>
-      </w:pPr>
-      <w:r>
-        <w:rPr>
-          <w:rFonts w:ascii="Times New Roman" w:cs="Times New Roman" w:eastAsia="Times New Roman" w:hAnsi="Times New Roman"/>
-          <w:i w:val="1"/>
+        <w:t xml:space="preserve">Вірні:</w:t>
+      </w:r>
+      <w:r>
+        <w:rPr>
+          <w:rFonts w:ascii="Times New Roman" w:cs="Times New Roman" w:eastAsia="Times New Roman" w:hAnsi="Times New Roman"/>
           <w:color w:val="ff0000"/>
           <w:sz w:val="24"/>
           <w:szCs w:val="24"/>
           <w:rtl w:val="0"/>
         </w:rPr>
-        <w:t xml:space="preserve">Вірні:</w:t>
-      </w:r>
-      <w:r>
-        <w:rPr>
-          <w:rFonts w:ascii="Times New Roman" w:cs="Times New Roman" w:eastAsia="Times New Roman" w:hAnsi="Times New Roman"/>
+        <w:t xml:space="preserve"> </w:t>
+      </w:r>
+      <w:r>
+        <w:rPr>
+          <w:rFonts w:ascii="Times New Roman" w:cs="Times New Roman" w:eastAsia="Times New Roman" w:hAnsi="Times New Roman"/>
+          <w:sz w:val="24"/>
+          <w:szCs w:val="24"/>
+          <w:rtl w:val="0"/>
+        </w:rPr>
+        <w:t xml:space="preserve">Тобі, Господи.</w:t>
+      </w:r>
+    </w:p>
+    <w:p>
+      <w:pPr>
+        <w:spacing w:after="120" w:line="240" w:lineRule="auto"/>
+        <w:jc w:val="both"/>
+        <w:rPr>
+          <w:rFonts w:ascii="Times New Roman" w:cs="Times New Roman" w:eastAsia="Times New Roman" w:hAnsi="Times New Roman"/>
+          <w:sz w:val="24"/>
+          <w:szCs w:val="24"/>
+        </w:rPr>
+      </w:pPr>
+      <w:r>
+        <w:rPr>
+          <w:rFonts w:ascii="Times New Roman" w:cs="Times New Roman" w:eastAsia="Times New Roman" w:hAnsi="Times New Roman"/>
+          <w:i w:val="1"/>
           <w:color w:val="ff0000"/>
           <w:sz w:val="24"/>
           <w:szCs w:val="24"/>
           <w:rtl w:val="0"/>
         </w:rPr>
-        <w:t xml:space="preserve"> </w:t>
-      </w:r>
-      <w:r>
-        <w:rPr>
-          <w:rFonts w:ascii="Times New Roman" w:cs="Times New Roman" w:eastAsia="Times New Roman" w:hAnsi="Times New Roman"/>
-          <w:sz w:val="24"/>
-          <w:szCs w:val="24"/>
-          <w:rtl w:val="0"/>
-        </w:rPr>
-        <w:t xml:space="preserve">І духові твоєму.</w:t>
-      </w:r>
-    </w:p>
-    <w:p>
-      <w:pPr>
-        <w:spacing w:after="120" w:line="240" w:lineRule="auto"/>
-        <w:jc w:val="both"/>
-        <w:rPr>
-          <w:rFonts w:ascii="Times New Roman" w:cs="Times New Roman" w:eastAsia="Times New Roman" w:hAnsi="Times New Roman"/>
-          <w:sz w:val="24"/>
-          <w:szCs w:val="24"/>
-        </w:rPr>
-      </w:pPr>
-      <w:r>
-        <w:rPr>
-          <w:rFonts w:ascii="Times New Roman" w:cs="Times New Roman" w:eastAsia="Times New Roman" w:hAnsi="Times New Roman"/>
-          <w:sz w:val="24"/>
-          <w:szCs w:val="24"/>
-          <w:rtl w:val="0"/>
-        </w:rPr>
-        <w:t xml:space="preserve">Голови ваші перед Господом схиліть.</w:t>
-      </w:r>
-    </w:p>
-    <w:p>
-      <w:pPr>
-        <w:spacing w:after="120" w:line="240" w:lineRule="auto"/>
-        <w:jc w:val="both"/>
-        <w:rPr>
-          <w:rFonts w:ascii="Times New Roman" w:cs="Times New Roman" w:eastAsia="Times New Roman" w:hAnsi="Times New Roman"/>
-          <w:sz w:val="24"/>
-          <w:szCs w:val="24"/>
-        </w:rPr>
-      </w:pPr>
-      <w:r>
-        <w:rPr>
-          <w:rFonts w:ascii="Times New Roman" w:cs="Times New Roman" w:eastAsia="Times New Roman" w:hAnsi="Times New Roman"/>
-          <w:i w:val="1"/>
-          <w:color w:val="ff0000"/>
-          <w:sz w:val="24"/>
-          <w:szCs w:val="24"/>
-          <w:rtl w:val="0"/>
-        </w:rPr>
-        <w:t xml:space="preserve">Вірні:</w:t>
-      </w:r>
-      <w:r>
-        <w:rPr>
-          <w:rFonts w:ascii="Times New Roman" w:cs="Times New Roman" w:eastAsia="Times New Roman" w:hAnsi="Times New Roman"/>
-          <w:color w:val="ff0000"/>
-          <w:sz w:val="24"/>
-          <w:szCs w:val="24"/>
-          <w:rtl w:val="0"/>
-        </w:rPr>
-        <w:t xml:space="preserve"> </w:t>
-      </w:r>
-      <w:r>
-        <w:rPr>
-          <w:rFonts w:ascii="Times New Roman" w:cs="Times New Roman" w:eastAsia="Times New Roman" w:hAnsi="Times New Roman"/>
-          <w:sz w:val="24"/>
-          <w:szCs w:val="24"/>
-          <w:rtl w:val="0"/>
-        </w:rPr>
-        <w:t xml:space="preserve">Тобі, Господи.</w:t>
-      </w:r>
-    </w:p>
-    <w:p>
-      <w:pPr>
-        <w:spacing w:after="120" w:line="240" w:lineRule="auto"/>
-        <w:jc w:val="both"/>
-        <w:rPr>
-          <w:rFonts w:ascii="Times New Roman" w:cs="Times New Roman" w:eastAsia="Times New Roman" w:hAnsi="Times New Roman"/>
-          <w:sz w:val="24"/>
-          <w:szCs w:val="24"/>
-        </w:rPr>
-      </w:pPr>
-      <w:r>
-        <w:rPr>
-          <w:rFonts w:ascii="Times New Roman" w:cs="Times New Roman" w:eastAsia="Times New Roman" w:hAnsi="Times New Roman"/>
-          <w:i w:val="1"/>
-          <w:color w:val="ff0000"/>
-          <w:sz w:val="24"/>
-          <w:szCs w:val="24"/>
-          <w:rtl w:val="0"/>
-        </w:rPr>
         <w:t xml:space="preserve">Священник читає молитву:</w:t>
       </w:r>
       <w:r>
@@ -18146,21 +18031,17 @@
       </w:pPr>
       <w:r>
         <w:rPr>
-          <w:rFonts w:ascii="Times New Roman" w:cs="Times New Roman" w:eastAsia="Times New Roman" w:hAnsi="Times New Roman"/>
-          <w:i w:val="1"/>
-          <w:color w:val="ff0000"/>
-          <w:sz w:val="24"/>
-          <w:szCs w:val="24"/>
-          <w:rtl w:val="0"/>
-        </w:rPr>
-        <w:t xml:space="preserve">Священник:</w:t>
-      </w:r>
-      <w:r>
-        <w:rPr>
-          <w:rFonts w:ascii="Times New Roman" w:cs="Times New Roman" w:eastAsia="Times New Roman" w:hAnsi="Times New Roman"/>
-          <w:sz w:val="24"/>
-          <w:szCs w:val="24"/>
-          <w:rtl w:val="0"/>
+          <w:rFonts w:ascii="Times New Roman" w:hAnsi="Times New Roman"/>
+          <w:i/>
+          <w:color w:val="FF0000"/>
+          <w:sz w:val="24"/>
+        </w:rPr>
+        <w:t>Священник:</w:t>
+      </w:r>
+      <w:r>
+        <w:rPr>
+          <w:rFonts w:ascii="Times New Roman" w:hAnsi="Times New Roman"/>
+          <w:sz w:val="24"/>
         </w:rPr>
         <w:t xml:space="preserve"> Бо до Тебе належить милувати і спасати нас, Боже наш, і Тобі славу возсилаємо, Отцю, і Сину, і Святому Духові, нині, і повсякчас, і на віки віків.</w:t>
       </w:r>
@@ -18691,21 +18572,17 @@
       </w:pPr>
       <w:r>
         <w:rPr>
-          <w:rFonts w:ascii="Times New Roman" w:cs="Times New Roman" w:eastAsia="Times New Roman" w:hAnsi="Times New Roman"/>
-          <w:i w:val="1"/>
-          <w:color w:val="ff0000"/>
-          <w:sz w:val="24"/>
-          <w:szCs w:val="24"/>
-          <w:rtl w:val="0"/>
-        </w:rPr>
-        <w:t xml:space="preserve">Священник:</w:t>
-      </w:r>
-      <w:r>
-        <w:rPr>
-          <w:rFonts w:ascii="Times New Roman" w:cs="Times New Roman" w:eastAsia="Times New Roman" w:hAnsi="Times New Roman"/>
-          <w:sz w:val="24"/>
-          <w:szCs w:val="24"/>
-          <w:rtl w:val="0"/>
+          <w:rFonts w:ascii="Times New Roman" w:hAnsi="Times New Roman"/>
+          <w:i/>
+          <w:color w:val="FF0000"/>
+          <w:sz w:val="24"/>
+        </w:rPr>
+        <w:t>Священник:</w:t>
+      </w:r>
+      <w:r>
+        <w:rPr>
+          <w:rFonts w:ascii="Times New Roman" w:hAnsi="Times New Roman"/>
+          <w:sz w:val="24"/>
         </w:rPr>
         <w:t xml:space="preserve"> Бо Твоє є царство, і сила, і слава, Отця, і Сина, і Святого Духа, нині, і повсякчас, і на віки віків.</w:t>
       </w:r>
@@ -19283,21 +19160,17 @@
       </w:pPr>
       <w:r>
         <w:rPr>
-          <w:rFonts w:ascii="Times New Roman" w:cs="Times New Roman" w:eastAsia="Times New Roman" w:hAnsi="Times New Roman"/>
-          <w:i w:val="1"/>
-          <w:color w:val="ff0000"/>
-          <w:sz w:val="24"/>
-          <w:szCs w:val="24"/>
-          <w:rtl w:val="0"/>
-        </w:rPr>
-        <w:t xml:space="preserve">Священник:</w:t>
-      </w:r>
-      <w:r>
-        <w:rPr>
-          <w:rFonts w:ascii="Times New Roman" w:cs="Times New Roman" w:eastAsia="Times New Roman" w:hAnsi="Times New Roman"/>
-          <w:sz w:val="24"/>
-          <w:szCs w:val="24"/>
-          <w:rtl w:val="0"/>
+          <w:rFonts w:ascii="Times New Roman" w:hAnsi="Times New Roman"/>
+          <w:i/>
+          <w:color w:val="FF0000"/>
+          <w:sz w:val="24"/>
+        </w:rPr>
+        <w:t>Священник:</w:t>
+      </w:r>
+      <w:r>
+        <w:rPr>
+          <w:rFonts w:ascii="Times New Roman" w:hAnsi="Times New Roman"/>
+          <w:sz w:val="24"/>
         </w:rPr>
         <w:t xml:space="preserve"> Бо милостивий і людинолюбний Бог єси, і Тобі славу возсилаємо, Отцю, і Сину, і Святому Духові, нині, і повсякчас, і на віки віків.</w:t>
       </w:r>
@@ -19446,6 +19319,32 @@
       </w:pPr>
       <w:r>
         <w:rPr>
+          <w:rFonts w:ascii="Times New Roman" w:hAnsi="Times New Roman"/>
+          <w:i/>
+          <w:color w:val="FF0000"/>
+          <w:sz w:val="24"/>
+        </w:rPr>
+        <w:t>Священник:</w:t>
+      </w:r>
+      <w:r>
+        <w:rPr>
+          <w:rFonts w:ascii="Times New Roman" w:hAnsi="Times New Roman"/>
+          <w:sz w:val="24"/>
+        </w:rPr>
+        <w:t xml:space="preserve"> Сла́ва Тобі́, Хри́сте Бо́же, упова́ння на́ше, сла́ва Тобі́!</w:t>
+      </w:r>
+    </w:p>
+    <w:p>
+      <w:pPr>
+        <w:spacing w:after="120" w:line="240" w:lineRule="auto"/>
+        <w:rPr>
+          <w:rFonts w:ascii="Times New Roman" w:cs="Times New Roman" w:eastAsia="Times New Roman" w:hAnsi="Times New Roman"/>
+          <w:sz w:val="24"/>
+          <w:szCs w:val="24"/>
+        </w:rPr>
+      </w:pPr>
+      <w:r>
+        <w:rPr>
           <w:rFonts w:ascii="Times New Roman" w:cs="Times New Roman" w:eastAsia="Times New Roman" w:hAnsi="Times New Roman"/>
           <w:i w:val="1"/>
           <w:color w:val="ff0000"/>
@@ -19453,66 +19352,36 @@
           <w:szCs w:val="24"/>
           <w:rtl w:val="0"/>
         </w:rPr>
-        <w:t xml:space="preserve">Священник:</w:t>
-      </w:r>
-      <w:r>
-        <w:rPr>
-          <w:rFonts w:ascii="Times New Roman" w:cs="Times New Roman" w:eastAsia="Times New Roman" w:hAnsi="Times New Roman"/>
-          <w:sz w:val="24"/>
-          <w:szCs w:val="24"/>
-          <w:rtl w:val="0"/>
-        </w:rPr>
-        <w:t xml:space="preserve"> Сла́ва Тобі́, Хри́сте Бо́же, упова́ння на́ше, сла́ва Тобі́!</w:t>
-      </w:r>
-    </w:p>
-    <w:p>
-      <w:pPr>
-        <w:spacing w:after="120" w:line="240" w:lineRule="auto"/>
-        <w:rPr>
-          <w:rFonts w:ascii="Times New Roman" w:cs="Times New Roman" w:eastAsia="Times New Roman" w:hAnsi="Times New Roman"/>
-          <w:sz w:val="24"/>
-          <w:szCs w:val="24"/>
-        </w:rPr>
-      </w:pPr>
-      <w:r>
-        <w:rPr>
-          <w:rFonts w:ascii="Times New Roman" w:cs="Times New Roman" w:eastAsia="Times New Roman" w:hAnsi="Times New Roman"/>
-          <w:i w:val="1"/>
+        <w:t xml:space="preserve">Вірні:</w:t>
+      </w:r>
+      <w:r>
+        <w:rPr>
+          <w:rFonts w:ascii="Times New Roman" w:cs="Times New Roman" w:eastAsia="Times New Roman" w:hAnsi="Times New Roman"/>
           <w:color w:val="ff0000"/>
           <w:sz w:val="24"/>
           <w:szCs w:val="24"/>
           <w:rtl w:val="0"/>
         </w:rPr>
-        <w:t xml:space="preserve">Вірні:</w:t>
-      </w:r>
-      <w:r>
-        <w:rPr>
-          <w:rFonts w:ascii="Times New Roman" w:cs="Times New Roman" w:eastAsia="Times New Roman" w:hAnsi="Times New Roman"/>
+        <w:t xml:space="preserve"> </w:t>
+      </w:r>
+      <w:r>
+        <w:rPr>
+          <w:rFonts w:ascii="Times New Roman" w:cs="Times New Roman" w:eastAsia="Times New Roman" w:hAnsi="Times New Roman"/>
+          <w:sz w:val="24"/>
+          <w:szCs w:val="24"/>
+          <w:rtl w:val="0"/>
+        </w:rPr>
+        <w:t xml:space="preserve">Сла́ва Отцю́, і Си́ну, і Свято́му Ду́хові, і ни́ні, і повсякча́с, і на ві́ки вікі́в. Амі́нь. Го́споди, поми́луй. </w:t>
+      </w:r>
+      <w:r>
+        <w:rPr>
+          <w:rFonts w:ascii="Times New Roman" w:cs="Times New Roman" w:eastAsia="Times New Roman" w:hAnsi="Times New Roman"/>
+          <w:i w:val="1"/>
           <w:color w:val="ff0000"/>
           <w:sz w:val="24"/>
           <w:szCs w:val="24"/>
           <w:rtl w:val="0"/>
         </w:rPr>
-        <w:t xml:space="preserve"> </w:t>
-      </w:r>
-      <w:r>
-        <w:rPr>
-          <w:rFonts w:ascii="Times New Roman" w:cs="Times New Roman" w:eastAsia="Times New Roman" w:hAnsi="Times New Roman"/>
-          <w:sz w:val="24"/>
-          <w:szCs w:val="24"/>
-          <w:rtl w:val="0"/>
-        </w:rPr>
-        <w:t xml:space="preserve">Сла́ва Отцю́, і Си́ну, і Свято́му Ду́хові, і ни́ні, і повсякча́с, і на ві́ки вікі́в. Амі́нь. Го́споди, поми́луй. </w:t>
-      </w:r>
-      <w:r>
-        <w:rPr>
-          <w:rFonts w:ascii="Times New Roman" w:cs="Times New Roman" w:eastAsia="Times New Roman" w:hAnsi="Times New Roman"/>
-          <w:i w:val="1"/>
-          <w:color w:val="ff0000"/>
-          <w:sz w:val="24"/>
-          <w:szCs w:val="24"/>
-          <w:rtl w:val="0"/>
-        </w:rPr>
         <w:t xml:space="preserve">(3 р.)</w:t>
       </w:r>
       <w:r>
@@ -19527,82 +19396,39 @@
     </w:p>
     <w:p>
       <w:pPr>
-        <w:spacing w:after="120" w:line="240" w:lineRule="auto"/>
-        <w:jc w:val="both"/>
-        <w:rPr>
-          <w:rFonts w:ascii="Times New Roman" w:cs="Times New Roman" w:eastAsia="Times New Roman" w:hAnsi="Times New Roman"/>
-          <w:sz w:val="24"/>
-          <w:szCs w:val="24"/>
-        </w:rPr>
-      </w:pPr>
-      <w:r>
-        <w:rPr>
-          <w:rFonts w:ascii="Times New Roman" w:cs="Times New Roman" w:eastAsia="Times New Roman" w:hAnsi="Times New Roman"/>
-          <w:i w:val="1"/>
-          <w:color w:val="ff0000"/>
-          <w:sz w:val="24"/>
-          <w:szCs w:val="24"/>
-          <w:rtl w:val="0"/>
-        </w:rPr>
-        <w:t xml:space="preserve">Священик:</w:t>
-      </w:r>
-      <w:r>
-        <w:rPr>
-          <w:rFonts w:ascii="Times New Roman" w:cs="Times New Roman" w:eastAsia="Times New Roman" w:hAnsi="Times New Roman"/>
-          <w:color w:val="ff0000"/>
-          <w:sz w:val="24"/>
-          <w:szCs w:val="24"/>
-          <w:rtl w:val="0"/>
-        </w:rPr>
-        <w:t xml:space="preserve"> </w:t>
-      </w:r>
-      <w:r>
-        <w:rPr>
-          <w:rFonts w:ascii="Times New Roman" w:cs="Times New Roman" w:eastAsia="Times New Roman" w:hAnsi="Times New Roman"/>
-          <w:sz w:val="24"/>
-          <w:szCs w:val="24"/>
-          <w:rtl w:val="0"/>
-        </w:rPr>
-        <w:t xml:space="preserve">Христос, істинний Бог наш, молитвами пречистої своєї Матері, святих, славних і всехвальних апостолів, і святого (</w:t>
-      </w:r>
-      <w:r>
-        <w:rPr>
-          <w:rFonts w:ascii="Times New Roman" w:cs="Times New Roman" w:eastAsia="Times New Roman" w:hAnsi="Times New Roman"/>
-          <w:i w:val="1"/>
-          <w:color w:val="ff0000"/>
-          <w:sz w:val="24"/>
-          <w:szCs w:val="24"/>
-          <w:rtl w:val="0"/>
-        </w:rPr>
-        <w:t xml:space="preserve">ім'я, якого є храм</w:t>
-      </w:r>
-      <w:r>
-        <w:rPr>
-          <w:rFonts w:ascii="Times New Roman" w:cs="Times New Roman" w:eastAsia="Times New Roman" w:hAnsi="Times New Roman"/>
-          <w:sz w:val="24"/>
-          <w:szCs w:val="24"/>
-          <w:rtl w:val="0"/>
-        </w:rPr>
-        <w:t xml:space="preserve">), і святої мучениці </w:t>
-      </w:r>
-      <w:r>
-        <w:rPr>
-          <w:rFonts w:ascii="Times New Roman" w:cs="Times New Roman" w:eastAsia="Times New Roman" w:hAnsi="Times New Roman"/>
-          <w:color w:val="000000"/>
-          <w:sz w:val="24"/>
-          <w:szCs w:val="24"/>
-          <w:rtl w:val="0"/>
-        </w:rPr>
-        <w:t xml:space="preserve">Юліянії</w:t>
-      </w:r>
-      <w:r>
-        <w:rPr>
-          <w:rFonts w:ascii="Times New Roman" w:cs="Times New Roman" w:eastAsia="Times New Roman" w:hAnsi="Times New Roman"/>
-          <w:sz w:val="24"/>
-          <w:szCs w:val="24"/>
-          <w:rtl w:val="0"/>
-        </w:rPr>
-        <w:t xml:space="preserve">, і всіх святих, помилує і спасе нас, як благий і чоловіколюбець.</w:t>
+        <w:spacing w:after="120"/>
+      </w:pPr>
+      <w:r>
+        <w:rPr>
+          <w:rFonts w:ascii="Times New Roman" w:hAnsi="Times New Roman"/>
+          <w:i/>
+          <w:color w:val="FF0000"/>
+          <w:sz w:val="24"/>
+        </w:rPr>
+        <w:t>Священник:</w:t>
+      </w:r>
+      <w:r>
+        <w:rPr>
+          <w:rFonts w:ascii="Times New Roman" w:hAnsi="Times New Roman"/>
+          <w:sz w:val="24"/>
+        </w:rPr>
+        <w:t xml:space="preserve"> Христос, істинний Бог наш - молитвами пречистої Своєї Матері, заступництвом чесних небесних сил безтілесних, святих славних і всехвальних апостолів, і святого, </w:t>
+      </w:r>
+      <w:r>
+        <w:rPr>
+          <w:rFonts w:ascii="Times New Roman" w:hAnsi="Times New Roman"/>
+          <w:i/>
+          <w:color w:val="FF0000"/>
+          <w:sz w:val="24"/>
+        </w:rPr>
+        <w:t>якого є храм</w:t>
+      </w:r>
+      <w:r>
+        <w:rPr>
+          <w:rFonts w:ascii="Times New Roman" w:hAnsi="Times New Roman"/>
+          <w:sz w:val="24"/>
+        </w:rPr>
+        <w:t>, і святих десятьох мучеників, що в Криті, і всіх святих - помилує і спасе нас як благий і людинолюбний.</w:t>
       </w:r>
     </w:p>
     <w:p>

--- a/flow/20230914_vu_template/drafts/2024-12-u/23-ПН-мчч_Криті.docx
+++ b/flow/20230914_vu_template/drafts/2024-12-u/23-ПН-мчч_Криті.docx
@@ -3418,33 +3418,556 @@
     </w:p>
     <w:p>
       <w:pPr>
-        <w:spacing w:after="120" w:line="240" w:lineRule="auto"/>
-        <w:jc w:val="both"/>
-        <w:rPr>
-          <w:rFonts w:ascii="Times New Roman" w:eastAsia="Times New Roman" w:hAnsi="Times New Roman" w:cs="Times New Roman"/>
-          <w:sz w:val="24"/>
-          <w:szCs w:val="24"/>
+        <w:spacing w:after="120"/>
+        <w:jc w:val="both"/>
+      </w:pPr>
+      <w:r>
+        <w:rPr>
+          <w:rFonts w:ascii="Times New Roman" w:hAnsi="Times New Roman"/>
+          <w:i/>
+          <w:color w:val="FF0000"/>
+          <w:sz w:val="24"/>
+        </w:rPr>
+        <w:t>Стих:</w:t>
+      </w:r>
+      <w:r>
+        <w:rPr>
+          <w:rFonts w:ascii="Times New Roman" w:hAnsi="Times New Roman"/>
+          <w:i/>
+          <w:sz w:val="24"/>
+        </w:rPr>
+        <w:t xml:space="preserve"> </w:t>
+      </w:r>
+      <w:r>
+        <w:rPr>
+          <w:rFonts w:ascii="Times New Roman" w:hAnsi="Times New Roman"/>
+          <w:sz w:val="24"/>
           <w:u w:val="single"/>
         </w:rPr>
-      </w:pPr>
-      <w:r>
-        <w:rPr>
-          <w:rFonts w:ascii="Times New Roman" w:eastAsia="Times New Roman" w:hAnsi="Times New Roman" w:cs="Times New Roman"/>
+        <w:t>За́для</w:t>
+      </w:r>
+      <w:r>
+        <w:rPr>
+          <w:rFonts w:ascii="Times New Roman" w:hAnsi="Times New Roman"/>
+          <w:sz w:val="24"/>
+          <w:u w:val="single"/>
+        </w:rPr>
+        <w:t xml:space="preserve"> </w:t>
+      </w:r>
+      <w:r>
+        <w:rPr>
+          <w:rFonts w:ascii="Times New Roman" w:hAnsi="Times New Roman"/>
+          <w:sz w:val="24"/>
+          <w:u w:val="single"/>
+        </w:rPr>
+        <w:t>І́мени</w:t>
+      </w:r>
+      <w:r>
+        <w:rPr>
+          <w:rFonts w:ascii="Times New Roman" w:hAnsi="Times New Roman"/>
+          <w:sz w:val="24"/>
+          <w:u w:val="single"/>
+        </w:rPr>
+        <w:t xml:space="preserve"> </w:t>
+      </w:r>
+      <w:r>
+        <w:rPr>
+          <w:rFonts w:ascii="Times New Roman" w:hAnsi="Times New Roman"/>
+          <w:sz w:val="24"/>
+          <w:u w:val="single"/>
+        </w:rPr>
+        <w:t>Твого́</w:t>
+      </w:r>
+      <w:r>
+        <w:rPr>
+          <w:rFonts w:ascii="Times New Roman" w:hAnsi="Times New Roman"/>
+          <w:sz w:val="24"/>
+          <w:u w:val="single"/>
+        </w:rPr>
+        <w:t xml:space="preserve"> </w:t>
+      </w:r>
+      <w:r>
+        <w:rPr>
+          <w:rFonts w:ascii="Times New Roman" w:hAnsi="Times New Roman"/>
+          <w:sz w:val="24"/>
+          <w:u w:val="single"/>
+        </w:rPr>
+        <w:t>наді́юсь</w:t>
+      </w:r>
+      <w:r>
+        <w:rPr>
+          <w:rFonts w:ascii="Times New Roman" w:hAnsi="Times New Roman"/>
+          <w:sz w:val="24"/>
+          <w:u w:val="single"/>
+        </w:rPr>
+        <w:t xml:space="preserve"> </w:t>
+      </w:r>
+      <w:r>
+        <w:rPr>
+          <w:rFonts w:ascii="Times New Roman" w:hAnsi="Times New Roman"/>
+          <w:sz w:val="24"/>
+          <w:u w:val="single"/>
+        </w:rPr>
+        <w:t>на</w:t>
+      </w:r>
+      <w:r>
+        <w:rPr>
+          <w:rFonts w:ascii="Times New Roman" w:hAnsi="Times New Roman"/>
+          <w:sz w:val="24"/>
+          <w:u w:val="single"/>
+        </w:rPr>
+        <w:t xml:space="preserve"> </w:t>
+      </w:r>
+      <w:r>
+        <w:rPr>
+          <w:rFonts w:ascii="Times New Roman" w:hAnsi="Times New Roman"/>
+          <w:sz w:val="24"/>
+          <w:u w:val="single"/>
+        </w:rPr>
+        <w:t>Те́бе,</w:t>
+      </w:r>
+      <w:r>
+        <w:rPr>
+          <w:rFonts w:ascii="Times New Roman" w:hAnsi="Times New Roman"/>
+          <w:sz w:val="24"/>
+          <w:u w:val="single"/>
+        </w:rPr>
+        <w:t xml:space="preserve"> </w:t>
+      </w:r>
+      <w:r>
+        <w:rPr>
+          <w:rFonts w:ascii="Times New Roman" w:hAnsi="Times New Roman"/>
+          <w:sz w:val="24"/>
+          <w:u w:val="single"/>
+        </w:rPr>
+        <w:t>Го́споди,</w:t>
+      </w:r>
+      <w:r>
+        <w:rPr>
+          <w:rFonts w:ascii="Times New Roman" w:hAnsi="Times New Roman"/>
+          <w:sz w:val="24"/>
+          <w:u w:val="single"/>
+        </w:rPr>
+        <w:t xml:space="preserve"> </w:t>
+      </w:r>
+      <w:r>
+        <w:rPr>
+          <w:rFonts w:ascii="Times New Roman" w:hAnsi="Times New Roman"/>
+          <w:sz w:val="24"/>
+          <w:u w:val="single"/>
+        </w:rPr>
+        <w:t>наді́ється</w:t>
+      </w:r>
+      <w:r>
+        <w:rPr>
+          <w:rFonts w:ascii="Times New Roman" w:hAnsi="Times New Roman"/>
+          <w:sz w:val="24"/>
+          <w:u w:val="single"/>
+        </w:rPr>
+        <w:t xml:space="preserve"> </w:t>
+      </w:r>
+      <w:r>
+        <w:rPr>
+          <w:rFonts w:ascii="Times New Roman" w:hAnsi="Times New Roman"/>
+          <w:sz w:val="24"/>
+          <w:u w:val="single"/>
+        </w:rPr>
+        <w:t>душа́</w:t>
+      </w:r>
+      <w:r>
+        <w:rPr>
+          <w:rFonts w:ascii="Times New Roman" w:hAnsi="Times New Roman"/>
+          <w:sz w:val="24"/>
+          <w:u w:val="single"/>
+        </w:rPr>
+        <w:t xml:space="preserve"> </w:t>
+      </w:r>
+      <w:r>
+        <w:rPr>
+          <w:rFonts w:ascii="Times New Roman" w:hAnsi="Times New Roman"/>
+          <w:sz w:val="24"/>
+          <w:u w:val="single"/>
+        </w:rPr>
+        <w:t>моя́</w:t>
+      </w:r>
+      <w:r>
+        <w:rPr>
+          <w:rFonts w:ascii="Times New Roman" w:hAnsi="Times New Roman"/>
+          <w:sz w:val="24"/>
+          <w:u w:val="single"/>
+        </w:rPr>
+        <w:t xml:space="preserve"> </w:t>
+      </w:r>
+      <w:r>
+        <w:rPr>
+          <w:rFonts w:ascii="Times New Roman" w:hAnsi="Times New Roman"/>
+          <w:sz w:val="24"/>
+          <w:u w:val="single"/>
+        </w:rPr>
+        <w:t>на</w:t>
+      </w:r>
+      <w:r>
+        <w:rPr>
+          <w:rFonts w:ascii="Times New Roman" w:hAnsi="Times New Roman"/>
+          <w:sz w:val="24"/>
+          <w:u w:val="single"/>
+        </w:rPr>
+        <w:t xml:space="preserve"> </w:t>
+      </w:r>
+      <w:r>
+        <w:rPr>
+          <w:rFonts w:ascii="Times New Roman" w:hAnsi="Times New Roman"/>
+          <w:sz w:val="24"/>
+          <w:u w:val="single"/>
+        </w:rPr>
+        <w:t>сло́во</w:t>
+      </w:r>
+      <w:r>
+        <w:rPr>
+          <w:rFonts w:ascii="Times New Roman" w:hAnsi="Times New Roman"/>
+          <w:sz w:val="24"/>
+          <w:u w:val="single"/>
+        </w:rPr>
+        <w:t xml:space="preserve"> </w:t>
+      </w:r>
+      <w:r>
+        <w:rPr>
+          <w:rFonts w:ascii="Times New Roman" w:hAnsi="Times New Roman"/>
+          <w:sz w:val="24"/>
+          <w:u w:val="single"/>
+        </w:rPr>
+        <w:t>Твоє́;*</w:t>
+      </w:r>
+      <w:r>
+        <w:rPr>
+          <w:rFonts w:ascii="Times New Roman" w:hAnsi="Times New Roman"/>
+          <w:sz w:val="24"/>
+          <w:u w:val="single"/>
+        </w:rPr>
+        <w:t xml:space="preserve"> </w:t>
+      </w:r>
+      <w:r>
+        <w:rPr>
+          <w:rFonts w:ascii="Times New Roman" w:hAnsi="Times New Roman"/>
+          <w:sz w:val="24"/>
+          <w:u w:val="single"/>
+        </w:rPr>
+        <w:t>наді́ється</w:t>
+      </w:r>
+      <w:r>
+        <w:rPr>
+          <w:rFonts w:ascii="Times New Roman" w:hAnsi="Times New Roman"/>
+          <w:sz w:val="24"/>
+          <w:u w:val="single"/>
+        </w:rPr>
+        <w:t xml:space="preserve"> </w:t>
+      </w:r>
+      <w:r>
+        <w:rPr>
+          <w:rFonts w:ascii="Times New Roman" w:hAnsi="Times New Roman"/>
+          <w:sz w:val="24"/>
+          <w:u w:val="single"/>
+        </w:rPr>
+        <w:t>душа́</w:t>
+      </w:r>
+      <w:r>
+        <w:rPr>
+          <w:rFonts w:ascii="Times New Roman" w:hAnsi="Times New Roman"/>
+          <w:sz w:val="24"/>
+          <w:u w:val="single"/>
+        </w:rPr>
+        <w:t xml:space="preserve"> </w:t>
+      </w:r>
+      <w:r>
+        <w:rPr>
+          <w:rFonts w:ascii="Times New Roman" w:hAnsi="Times New Roman"/>
+          <w:sz w:val="24"/>
+          <w:u w:val="single"/>
+        </w:rPr>
+        <w:t>моя́</w:t>
+      </w:r>
+      <w:r>
+        <w:rPr>
+          <w:rFonts w:ascii="Times New Roman" w:hAnsi="Times New Roman"/>
+          <w:sz w:val="24"/>
+          <w:u w:val="single"/>
+        </w:rPr>
+        <w:t xml:space="preserve"> </w:t>
+      </w:r>
+      <w:r>
+        <w:rPr>
+          <w:rFonts w:ascii="Times New Roman" w:hAnsi="Times New Roman"/>
+          <w:sz w:val="24"/>
+          <w:u w:val="single"/>
+        </w:rPr>
+        <w:t>на</w:t>
+      </w:r>
+      <w:r>
+        <w:rPr>
+          <w:rFonts w:ascii="Times New Roman" w:hAnsi="Times New Roman"/>
+          <w:sz w:val="24"/>
+          <w:u w:val="single"/>
+        </w:rPr>
+        <w:t xml:space="preserve"> </w:t>
+      </w:r>
+      <w:r>
+        <w:rPr>
+          <w:rFonts w:ascii="Times New Roman" w:hAnsi="Times New Roman"/>
+          <w:sz w:val="24"/>
+          <w:u w:val="single"/>
+        </w:rPr>
+        <w:t>Го́спода.</w:t>
+      </w:r>
+    </w:p>
+    <w:p>
+      <w:pPr>
+        <w:widowControl w:val="0"/>
+        <w:spacing w:after="120" w:line="240" w:lineRule="auto"/>
+        <w:jc w:val="both"/>
+        <w:rPr>
+          <w:rFonts w:ascii="Times New Roman" w:eastAsia="Times New Roman" w:hAnsi="Times New Roman" w:cs="Times New Roman"/>
+          <w:sz w:val="24"/>
+          <w:szCs w:val="24"/>
+        </w:rPr>
+      </w:pPr>
+      <w:r>
+        <w:rPr>
+          <w:rFonts w:ascii="Times New Roman" w:eastAsia="Times New Roman" w:hAnsi="Times New Roman" w:cs="Times New Roman"/>
+          <w:sz w:val="24"/>
+          <w:szCs w:val="24"/>
+        </w:rPr>
+        <w:t>В кимвали вдармо,* в піснях воскликнімо!* Христове явління наблизилось;* сповнилися проповіді пророків* бо Той, кого вони провіщали</w:t>
+      </w:r>
+      <w:r>
+        <w:rPr>
+          <w:rFonts w:ascii="Times New Roman" w:eastAsia="Times New Roman" w:hAnsi="Times New Roman" w:cs="Times New Roman"/>
+          <w:sz w:val="24"/>
+          <w:szCs w:val="24"/>
+        </w:rPr>
+        <w:t>,* явився людям у плоті* і в яслах лягає як дитя* і пеленами повивається як немовля.</w:t>
+      </w:r>
+    </w:p>
+    <w:p>
+      <w:pPr>
+        <w:spacing w:after="120"/>
+        <w:jc w:val="both"/>
+      </w:pPr>
+      <w:r>
+        <w:rPr>
+          <w:rFonts w:ascii="Times New Roman" w:hAnsi="Times New Roman"/>
           <w:i/>
           <w:color w:val="FF0000"/>
           <w:sz w:val="24"/>
-          <w:szCs w:val="24"/>
-        </w:rPr>
-        <w:t xml:space="preserve">Стих: </w:t>
-      </w:r>
-      <w:r>
-        <w:rPr>
-          <w:rFonts w:ascii="Times New Roman" w:eastAsia="Times New Roman" w:hAnsi="Times New Roman" w:cs="Times New Roman"/>
-          <w:sz w:val="24"/>
-          <w:szCs w:val="24"/>
+        </w:rPr>
+        <w:t>Стих:</w:t>
+      </w:r>
+      <w:r>
+        <w:rPr>
+          <w:rFonts w:ascii="Times New Roman" w:hAnsi="Times New Roman"/>
+          <w:i/>
+          <w:sz w:val="24"/>
+        </w:rPr>
+        <w:t xml:space="preserve"> </w:t>
+      </w:r>
+      <w:r>
+        <w:rPr>
+          <w:rFonts w:ascii="Times New Roman" w:hAnsi="Times New Roman"/>
+          <w:sz w:val="24"/>
           <w:u w:val="single"/>
         </w:rPr>
-        <w:t>Задля імени твого надіюсь на тебе, Господи,* надіється душа моя на слово твоє; надіється душа моя на Господа.</w:t>
+        <w:t>Від</w:t>
+      </w:r>
+      <w:r>
+        <w:rPr>
+          <w:rFonts w:ascii="Times New Roman" w:hAnsi="Times New Roman"/>
+          <w:sz w:val="24"/>
+          <w:u w:val="single"/>
+        </w:rPr>
+        <w:t xml:space="preserve"> </w:t>
+      </w:r>
+      <w:r>
+        <w:rPr>
+          <w:rFonts w:ascii="Times New Roman" w:hAnsi="Times New Roman"/>
+          <w:sz w:val="24"/>
+          <w:u w:val="single"/>
+        </w:rPr>
+        <w:t>ра́нньої</w:t>
+      </w:r>
+      <w:r>
+        <w:rPr>
+          <w:rFonts w:ascii="Times New Roman" w:hAnsi="Times New Roman"/>
+          <w:sz w:val="24"/>
+          <w:u w:val="single"/>
+        </w:rPr>
+        <w:t xml:space="preserve"> </w:t>
+      </w:r>
+      <w:r>
+        <w:rPr>
+          <w:rFonts w:ascii="Times New Roman" w:hAnsi="Times New Roman"/>
+          <w:sz w:val="24"/>
+          <w:u w:val="single"/>
+        </w:rPr>
+        <w:t>сторо́жі</w:t>
+      </w:r>
+      <w:r>
+        <w:rPr>
+          <w:rFonts w:ascii="Times New Roman" w:hAnsi="Times New Roman"/>
+          <w:sz w:val="24"/>
+          <w:u w:val="single"/>
+        </w:rPr>
+        <w:t xml:space="preserve"> </w:t>
+      </w:r>
+      <w:r>
+        <w:rPr>
+          <w:rFonts w:ascii="Times New Roman" w:hAnsi="Times New Roman"/>
+          <w:sz w:val="24"/>
+          <w:u w:val="single"/>
+        </w:rPr>
+        <w:t>до</w:t>
+      </w:r>
+      <w:r>
+        <w:rPr>
+          <w:rFonts w:ascii="Times New Roman" w:hAnsi="Times New Roman"/>
+          <w:sz w:val="24"/>
+          <w:u w:val="single"/>
+        </w:rPr>
+        <w:t xml:space="preserve"> </w:t>
+      </w:r>
+      <w:r>
+        <w:rPr>
+          <w:rFonts w:ascii="Times New Roman" w:hAnsi="Times New Roman"/>
+          <w:sz w:val="24"/>
+          <w:u w:val="single"/>
+        </w:rPr>
+        <w:t>но́чі</w:t>
+      </w:r>
+      <w:r>
+        <w:rPr>
+          <w:rFonts w:ascii="Times New Roman" w:hAnsi="Times New Roman"/>
+          <w:sz w:val="24"/>
+          <w:u w:val="single"/>
+        </w:rPr>
+        <w:t xml:space="preserve"> </w:t>
+      </w:r>
+      <w:r>
+        <w:rPr>
+          <w:rFonts w:ascii="Times New Roman" w:hAnsi="Times New Roman"/>
+          <w:sz w:val="24"/>
+          <w:u w:val="single"/>
+        </w:rPr>
+        <w:t>від</w:t>
+      </w:r>
+      <w:r>
+        <w:rPr>
+          <w:rFonts w:ascii="Times New Roman" w:hAnsi="Times New Roman"/>
+          <w:sz w:val="24"/>
+          <w:u w:val="single"/>
+        </w:rPr>
+        <w:t xml:space="preserve"> </w:t>
+      </w:r>
+      <w:r>
+        <w:rPr>
+          <w:rFonts w:ascii="Times New Roman" w:hAnsi="Times New Roman"/>
+          <w:sz w:val="24"/>
+          <w:u w:val="single"/>
+        </w:rPr>
+        <w:t>ра́нньої</w:t>
+      </w:r>
+      <w:r>
+        <w:rPr>
+          <w:rFonts w:ascii="Times New Roman" w:hAnsi="Times New Roman"/>
+          <w:sz w:val="24"/>
+          <w:u w:val="single"/>
+        </w:rPr>
+        <w:t xml:space="preserve"> </w:t>
+      </w:r>
+      <w:r>
+        <w:rPr>
+          <w:rFonts w:ascii="Times New Roman" w:hAnsi="Times New Roman"/>
+          <w:sz w:val="24"/>
+          <w:u w:val="single"/>
+        </w:rPr>
+        <w:t>сторо́жі*</w:t>
+      </w:r>
+      <w:r>
+        <w:rPr>
+          <w:rFonts w:ascii="Times New Roman" w:hAnsi="Times New Roman"/>
+          <w:sz w:val="24"/>
+          <w:u w:val="single"/>
+        </w:rPr>
+        <w:t xml:space="preserve"> </w:t>
+      </w:r>
+      <w:r>
+        <w:rPr>
+          <w:rFonts w:ascii="Times New Roman" w:hAnsi="Times New Roman"/>
+          <w:sz w:val="24"/>
+          <w:u w:val="single"/>
+        </w:rPr>
+        <w:t>неха́й</w:t>
+      </w:r>
+      <w:r>
+        <w:rPr>
+          <w:rFonts w:ascii="Times New Roman" w:hAnsi="Times New Roman"/>
+          <w:sz w:val="24"/>
+          <w:u w:val="single"/>
+        </w:rPr>
+        <w:t xml:space="preserve"> </w:t>
+      </w:r>
+      <w:r>
+        <w:rPr>
+          <w:rFonts w:ascii="Times New Roman" w:hAnsi="Times New Roman"/>
+          <w:sz w:val="24"/>
+          <w:u w:val="single"/>
+        </w:rPr>
+        <w:t>упова́є</w:t>
+      </w:r>
+      <w:r>
+        <w:rPr>
+          <w:rFonts w:ascii="Times New Roman" w:hAnsi="Times New Roman"/>
+          <w:sz w:val="24"/>
+          <w:u w:val="single"/>
+        </w:rPr>
+        <w:t xml:space="preserve"> </w:t>
+      </w:r>
+      <w:r>
+        <w:rPr>
+          <w:rFonts w:ascii="Times New Roman" w:hAnsi="Times New Roman"/>
+          <w:sz w:val="24"/>
+          <w:u w:val="single"/>
+        </w:rPr>
+        <w:t>Ізра́їль</w:t>
+      </w:r>
+      <w:r>
+        <w:rPr>
+          <w:rFonts w:ascii="Times New Roman" w:hAnsi="Times New Roman"/>
+          <w:sz w:val="24"/>
+          <w:u w:val="single"/>
+        </w:rPr>
+        <w:t xml:space="preserve"> </w:t>
+      </w:r>
+      <w:r>
+        <w:rPr>
+          <w:rFonts w:ascii="Times New Roman" w:hAnsi="Times New Roman"/>
+          <w:sz w:val="24"/>
+          <w:u w:val="single"/>
+        </w:rPr>
+        <w:t>на</w:t>
+      </w:r>
+      <w:r>
+        <w:rPr>
+          <w:rFonts w:ascii="Times New Roman" w:hAnsi="Times New Roman"/>
+          <w:sz w:val="24"/>
+          <w:u w:val="single"/>
+        </w:rPr>
+        <w:t xml:space="preserve"> </w:t>
+      </w:r>
+      <w:r>
+        <w:rPr>
+          <w:rFonts w:ascii="Times New Roman" w:hAnsi="Times New Roman"/>
+          <w:sz w:val="24"/>
+          <w:u w:val="single"/>
+        </w:rPr>
+        <w:t>Го́спода.</w:t>
       </w:r>
     </w:p>
     <w:p>
@@ -3464,27 +3987,290 @@
           <w:sz w:val="24"/>
           <w:szCs w:val="24"/>
         </w:rPr>
-        <w:t>В кимвали вдармо,* в піснях воскликнімо!* Христове явління наблизилось;* сповнилися проповіді пророків* бо Той, кого вони провіщали</w:t>
-      </w:r>
-      <w:r>
-        <w:rPr>
-          <w:rFonts w:ascii="Times New Roman" w:eastAsia="Times New Roman" w:hAnsi="Times New Roman" w:cs="Times New Roman"/>
-          <w:sz w:val="24"/>
-          <w:szCs w:val="24"/>
-        </w:rPr>
-        <w:t>,* явився людям у плоті* і в яслах лягає як дитя* і пеленами повивається як немовля.</w:t>
-      </w:r>
-    </w:p>
-    <w:p>
-      <w:pPr>
-        <w:spacing w:after="120" w:line="240" w:lineRule="auto"/>
-        <w:jc w:val="both"/>
-        <w:rPr>
-          <w:rFonts w:ascii="Times New Roman" w:eastAsia="Times New Roman" w:hAnsi="Times New Roman" w:cs="Times New Roman"/>
-          <w:sz w:val="24"/>
-          <w:szCs w:val="24"/>
+        <w:t>Вифлеєме, приготовися,* Едем нині відкрився* Всесвята йде родити,* хай веселяться небеса,* нехай танцюють люди:* в яслах – Життя,* у вертепі – Багатий,* приходить із множества милості,* ницість Адамову прийнявши,* без зміни і змішання.</w:t>
+      </w:r>
+    </w:p>
+    <w:p>
+      <w:pPr>
+        <w:spacing w:after="120"/>
+        <w:jc w:val="both"/>
+      </w:pPr>
+      <w:r>
+        <w:rPr>
+          <w:rFonts w:ascii="Times New Roman" w:hAnsi="Times New Roman"/>
+          <w:i/>
+          <w:color w:val="FF0000"/>
+          <w:sz w:val="24"/>
+        </w:rPr>
+        <w:t>Стих:</w:t>
+      </w:r>
+      <w:r>
+        <w:rPr>
+          <w:rFonts w:ascii="Times New Roman" w:hAnsi="Times New Roman"/>
+          <w:i/>
+          <w:sz w:val="24"/>
+        </w:rPr>
+        <w:t xml:space="preserve"> </w:t>
+      </w:r>
+      <w:r>
+        <w:rPr>
+          <w:rFonts w:ascii="Times New Roman" w:hAnsi="Times New Roman"/>
+          <w:sz w:val="24"/>
           <w:u w:val="single"/>
         </w:rPr>
+        <w:t>Бо</w:t>
+      </w:r>
+      <w:r>
+        <w:rPr>
+          <w:rFonts w:ascii="Times New Roman" w:hAnsi="Times New Roman"/>
+          <w:sz w:val="24"/>
+          <w:u w:val="single"/>
+        </w:rPr>
+        <w:t xml:space="preserve"> </w:t>
+      </w:r>
+      <w:r>
+        <w:rPr>
+          <w:rFonts w:ascii="Times New Roman" w:hAnsi="Times New Roman"/>
+          <w:sz w:val="24"/>
+          <w:u w:val="single"/>
+        </w:rPr>
+        <w:t>в</w:t>
+      </w:r>
+      <w:r>
+        <w:rPr>
+          <w:rFonts w:ascii="Times New Roman" w:hAnsi="Times New Roman"/>
+          <w:sz w:val="24"/>
+          <w:u w:val="single"/>
+        </w:rPr>
+        <w:t xml:space="preserve"> </w:t>
+      </w:r>
+      <w:r>
+        <w:rPr>
+          <w:rFonts w:ascii="Times New Roman" w:hAnsi="Times New Roman"/>
+          <w:sz w:val="24"/>
+          <w:u w:val="single"/>
+        </w:rPr>
+        <w:t>Го́спода</w:t>
+      </w:r>
+      <w:r>
+        <w:rPr>
+          <w:rFonts w:ascii="Times New Roman" w:hAnsi="Times New Roman"/>
+          <w:sz w:val="24"/>
+          <w:u w:val="single"/>
+        </w:rPr>
+        <w:t xml:space="preserve"> </w:t>
+      </w:r>
+      <w:r>
+        <w:rPr>
+          <w:rFonts w:ascii="Times New Roman" w:hAnsi="Times New Roman"/>
+          <w:sz w:val="24"/>
+          <w:u w:val="single"/>
+        </w:rPr>
+        <w:t>ми́лість</w:t>
+      </w:r>
+      <w:r>
+        <w:rPr>
+          <w:rFonts w:ascii="Times New Roman" w:hAnsi="Times New Roman"/>
+          <w:sz w:val="24"/>
+          <w:u w:val="single"/>
+        </w:rPr>
+        <w:t xml:space="preserve"> </w:t>
+      </w:r>
+      <w:r>
+        <w:rPr>
+          <w:rFonts w:ascii="Times New Roman" w:hAnsi="Times New Roman"/>
+          <w:sz w:val="24"/>
+          <w:u w:val="single"/>
+        </w:rPr>
+        <w:t>і</w:t>
+      </w:r>
+      <w:r>
+        <w:rPr>
+          <w:rFonts w:ascii="Times New Roman" w:hAnsi="Times New Roman"/>
+          <w:sz w:val="24"/>
+          <w:u w:val="single"/>
+        </w:rPr>
+        <w:t xml:space="preserve"> </w:t>
+      </w:r>
+      <w:r>
+        <w:rPr>
+          <w:rFonts w:ascii="Times New Roman" w:hAnsi="Times New Roman"/>
+          <w:sz w:val="24"/>
+          <w:u w:val="single"/>
+        </w:rPr>
+        <w:t>відку́плення</w:t>
+      </w:r>
+      <w:r>
+        <w:rPr>
+          <w:rFonts w:ascii="Times New Roman" w:hAnsi="Times New Roman"/>
+          <w:sz w:val="24"/>
+          <w:u w:val="single"/>
+        </w:rPr>
+        <w:t xml:space="preserve"> </w:t>
+      </w:r>
+      <w:r>
+        <w:rPr>
+          <w:rFonts w:ascii="Times New Roman" w:hAnsi="Times New Roman"/>
+          <w:sz w:val="24"/>
+          <w:u w:val="single"/>
+        </w:rPr>
+        <w:t>вели́ке</w:t>
+      </w:r>
+      <w:r>
+        <w:rPr>
+          <w:rFonts w:ascii="Times New Roman" w:hAnsi="Times New Roman"/>
+          <w:sz w:val="24"/>
+          <w:u w:val="single"/>
+        </w:rPr>
+        <w:t xml:space="preserve"> </w:t>
+      </w:r>
+      <w:r>
+        <w:rPr>
+          <w:rFonts w:ascii="Times New Roman" w:hAnsi="Times New Roman"/>
+          <w:sz w:val="24"/>
+          <w:u w:val="single"/>
+        </w:rPr>
+        <w:t>в</w:t>
+      </w:r>
+      <w:r>
+        <w:rPr>
+          <w:rFonts w:ascii="Times New Roman" w:hAnsi="Times New Roman"/>
+          <w:sz w:val="24"/>
+          <w:u w:val="single"/>
+        </w:rPr>
+        <w:t xml:space="preserve"> </w:t>
+      </w:r>
+      <w:r>
+        <w:rPr>
+          <w:rFonts w:ascii="Times New Roman" w:hAnsi="Times New Roman"/>
+          <w:sz w:val="24"/>
+          <w:u w:val="single"/>
+        </w:rPr>
+        <w:t>Ньо́го;*</w:t>
+      </w:r>
+      <w:r>
+        <w:rPr>
+          <w:rFonts w:ascii="Times New Roman" w:hAnsi="Times New Roman"/>
+          <w:sz w:val="24"/>
+          <w:u w:val="single"/>
+        </w:rPr>
+        <w:t xml:space="preserve"> </w:t>
+      </w:r>
+      <w:r>
+        <w:rPr>
+          <w:rFonts w:ascii="Times New Roman" w:hAnsi="Times New Roman"/>
+          <w:sz w:val="24"/>
+          <w:u w:val="single"/>
+        </w:rPr>
+        <w:t>Він</w:t>
+      </w:r>
+      <w:r>
+        <w:rPr>
+          <w:rFonts w:ascii="Times New Roman" w:hAnsi="Times New Roman"/>
+          <w:sz w:val="24"/>
+          <w:u w:val="single"/>
+        </w:rPr>
+        <w:t xml:space="preserve"> </w:t>
+      </w:r>
+      <w:r>
+        <w:rPr>
+          <w:rFonts w:ascii="Times New Roman" w:hAnsi="Times New Roman"/>
+          <w:sz w:val="24"/>
+          <w:u w:val="single"/>
+        </w:rPr>
+        <w:t>ви́зволить</w:t>
+      </w:r>
+      <w:r>
+        <w:rPr>
+          <w:rFonts w:ascii="Times New Roman" w:hAnsi="Times New Roman"/>
+          <w:sz w:val="24"/>
+          <w:u w:val="single"/>
+        </w:rPr>
+        <w:t xml:space="preserve"> </w:t>
+      </w:r>
+      <w:r>
+        <w:rPr>
+          <w:rFonts w:ascii="Times New Roman" w:hAnsi="Times New Roman"/>
+          <w:sz w:val="24"/>
+          <w:u w:val="single"/>
+        </w:rPr>
+        <w:t>Ізра́їля</w:t>
+      </w:r>
+      <w:r>
+        <w:rPr>
+          <w:rFonts w:ascii="Times New Roman" w:hAnsi="Times New Roman"/>
+          <w:sz w:val="24"/>
+          <w:u w:val="single"/>
+        </w:rPr>
+        <w:t xml:space="preserve"> </w:t>
+      </w:r>
+      <w:r>
+        <w:rPr>
+          <w:rFonts w:ascii="Times New Roman" w:hAnsi="Times New Roman"/>
+          <w:sz w:val="24"/>
+          <w:u w:val="single"/>
+        </w:rPr>
+        <w:t>від</w:t>
+      </w:r>
+      <w:r>
+        <w:rPr>
+          <w:rFonts w:ascii="Times New Roman" w:hAnsi="Times New Roman"/>
+          <w:sz w:val="24"/>
+          <w:u w:val="single"/>
+        </w:rPr>
+        <w:t xml:space="preserve"> </w:t>
+      </w:r>
+      <w:r>
+        <w:rPr>
+          <w:rFonts w:ascii="Times New Roman" w:hAnsi="Times New Roman"/>
+          <w:sz w:val="24"/>
+          <w:u w:val="single"/>
+        </w:rPr>
+        <w:t>усьо́го</w:t>
+      </w:r>
+      <w:r>
+        <w:rPr>
+          <w:rFonts w:ascii="Times New Roman" w:hAnsi="Times New Roman"/>
+          <w:sz w:val="24"/>
+          <w:u w:val="single"/>
+        </w:rPr>
+        <w:t xml:space="preserve"> </w:t>
+      </w:r>
+      <w:r>
+        <w:rPr>
+          <w:rFonts w:ascii="Times New Roman" w:hAnsi="Times New Roman"/>
+          <w:sz w:val="24"/>
+          <w:u w:val="single"/>
+        </w:rPr>
+        <w:t>беззако́ння</w:t>
+      </w:r>
+      <w:r>
+        <w:rPr>
+          <w:rFonts w:ascii="Times New Roman" w:hAnsi="Times New Roman"/>
+          <w:sz w:val="24"/>
+          <w:u w:val="single"/>
+        </w:rPr>
+        <w:t xml:space="preserve"> </w:t>
+      </w:r>
+      <w:r>
+        <w:rPr>
+          <w:rFonts w:ascii="Times New Roman" w:hAnsi="Times New Roman"/>
+          <w:sz w:val="24"/>
+          <w:u w:val="single"/>
+        </w:rPr>
+        <w:t>його́.</w:t>
+      </w:r>
+    </w:p>
+    <w:p>
+      <w:pPr>
+        <w:spacing w:after="120" w:line="240" w:lineRule="auto"/>
+        <w:jc w:val="both"/>
+        <w:rPr>
+          <w:rFonts w:ascii="Times New Roman" w:eastAsia="Times New Roman" w:hAnsi="Times New Roman" w:cs="Times New Roman"/>
+          <w:i/>
+          <w:sz w:val="24"/>
+          <w:szCs w:val="24"/>
+        </w:rPr>
       </w:pPr>
       <w:r>
         <w:rPr>
@@ -3494,273 +4280,393 @@
           <w:sz w:val="24"/>
           <w:szCs w:val="24"/>
         </w:rPr>
+        <w:t xml:space="preserve">(г. 4, подібний: Як хороброго): </w:t>
+      </w:r>
+      <w:r>
+        <w:rPr>
+          <w:rFonts w:ascii="Times New Roman" w:eastAsia="Times New Roman" w:hAnsi="Times New Roman" w:cs="Times New Roman"/>
+          <w:sz w:val="24"/>
+          <w:szCs w:val="24"/>
+        </w:rPr>
+        <w:t>Десяти́ця Богопокли́кана* і свіча́ десятисві́тла,* що Боже́ственними ся́йвами* озо́рює повноту́ Це́ркви,* стовпи́ незахи́тані,* зо́рі я́</w:t>
+      </w:r>
+      <w:r>
+        <w:rPr>
+          <w:rFonts w:ascii="Times New Roman" w:eastAsia="Times New Roman" w:hAnsi="Times New Roman" w:cs="Times New Roman"/>
+          <w:sz w:val="24"/>
+          <w:szCs w:val="24"/>
+        </w:rPr>
+        <w:t>сні, що зе́млю Не́бом учини́ли* сві́тлістю найбі́льших по́двигів,* похвала́ми свяще́нними* велегла́сно хай восхва́ляться сього́дні.</w:t>
+      </w:r>
+    </w:p>
+    <w:p>
+      <w:pPr>
+        <w:spacing w:after="120" w:line="240" w:lineRule="auto"/>
+        <w:jc w:val="center"/>
+        <w:rPr>
+          <w:rFonts w:ascii="Times New Roman" w:eastAsia="Times New Roman" w:hAnsi="Times New Roman" w:cs="Times New Roman"/>
+          <w:b/>
+          <w:i/>
+          <w:color w:val="FF0000"/>
+          <w:sz w:val="24"/>
+          <w:szCs w:val="24"/>
+        </w:rPr>
+      </w:pPr>
+      <w:r>
+        <w:rPr>
+          <w:rFonts w:ascii="Times New Roman" w:eastAsia="Times New Roman" w:hAnsi="Times New Roman" w:cs="Times New Roman"/>
+          <w:b/>
+          <w:i/>
+          <w:color w:val="FF0000"/>
+          <w:sz w:val="24"/>
+          <w:szCs w:val="24"/>
+        </w:rPr>
+        <w:t>Псалом 116</w:t>
+      </w:r>
+    </w:p>
+    <w:p>
+      <w:pPr>
+        <w:spacing w:after="120"/>
+        <w:jc w:val="both"/>
+      </w:pPr>
+      <w:r>
+        <w:rPr>
+          <w:rFonts w:ascii="Times New Roman" w:hAnsi="Times New Roman"/>
+          <w:i/>
+          <w:color w:val="FF0000"/>
+          <w:sz w:val="24"/>
+        </w:rPr>
         <w:t>Стих:</w:t>
       </w:r>
       <w:r>
         <w:rPr>
-          <w:rFonts w:ascii="Times New Roman" w:eastAsia="Times New Roman" w:hAnsi="Times New Roman" w:cs="Times New Roman"/>
-          <w:i/>
-          <w:sz w:val="24"/>
-          <w:szCs w:val="24"/>
+          <w:rFonts w:ascii="Times New Roman" w:hAnsi="Times New Roman"/>
+          <w:i/>
+          <w:sz w:val="24"/>
         </w:rPr>
         <w:t xml:space="preserve"> </w:t>
       </w:r>
       <w:r>
         <w:rPr>
-          <w:rFonts w:ascii="Times New Roman" w:eastAsia="Times New Roman" w:hAnsi="Times New Roman" w:cs="Times New Roman"/>
-          <w:sz w:val="24"/>
-          <w:szCs w:val="24"/>
+          <w:rFonts w:ascii="Times New Roman" w:hAnsi="Times New Roman"/>
+          <w:sz w:val="24"/>
           <w:u w:val="single"/>
         </w:rPr>
-        <w:t>Від ранньої сторожі до ночі* від ранньої сторожі нехай уповає Ізраїль на Господа.</w:t>
-      </w:r>
-    </w:p>
-    <w:p>
-      <w:pPr>
-        <w:widowControl w:val="0"/>
-        <w:spacing w:after="120" w:line="240" w:lineRule="auto"/>
-        <w:jc w:val="both"/>
-        <w:rPr>
-          <w:rFonts w:ascii="Times New Roman" w:eastAsia="Times New Roman" w:hAnsi="Times New Roman" w:cs="Times New Roman"/>
-          <w:sz w:val="24"/>
-          <w:szCs w:val="24"/>
-        </w:rPr>
-      </w:pPr>
-      <w:r>
-        <w:rPr>
-          <w:rFonts w:ascii="Times New Roman" w:eastAsia="Times New Roman" w:hAnsi="Times New Roman" w:cs="Times New Roman"/>
-          <w:sz w:val="24"/>
-          <w:szCs w:val="24"/>
-        </w:rPr>
-        <w:t>Вифлеєме, приготовися,* Едем нині відкрився* Всесвята йде родити,* хай веселяться небеса,* нехай танцюють люди:* в яслах – Життя,* у вертепі – Багатий,* приходить із множества милості,* ницість Адамову прийнявши,* без зміни і змішання.</w:t>
-      </w:r>
-    </w:p>
-    <w:p>
-      <w:pPr>
-        <w:spacing w:after="120" w:line="240" w:lineRule="auto"/>
-        <w:jc w:val="both"/>
-        <w:rPr>
-          <w:rFonts w:ascii="Times New Roman" w:eastAsia="Times New Roman" w:hAnsi="Times New Roman" w:cs="Times New Roman"/>
-          <w:sz w:val="24"/>
-          <w:szCs w:val="24"/>
+        <w:t>Хвалі́те</w:t>
+      </w:r>
+      <w:r>
+        <w:rPr>
+          <w:rFonts w:ascii="Times New Roman" w:hAnsi="Times New Roman"/>
+          <w:sz w:val="24"/>
           <w:u w:val="single"/>
         </w:rPr>
-      </w:pPr>
-      <w:r>
-        <w:rPr>
-          <w:rFonts w:ascii="Times New Roman" w:eastAsia="Times New Roman" w:hAnsi="Times New Roman" w:cs="Times New Roman"/>
+        <w:t xml:space="preserve"> </w:t>
+      </w:r>
+      <w:r>
+        <w:rPr>
+          <w:rFonts w:ascii="Times New Roman" w:hAnsi="Times New Roman"/>
+          <w:sz w:val="24"/>
+          <w:u w:val="single"/>
+        </w:rPr>
+        <w:t>Го́спода</w:t>
+      </w:r>
+      <w:r>
+        <w:rPr>
+          <w:rFonts w:ascii="Times New Roman" w:hAnsi="Times New Roman"/>
+          <w:sz w:val="24"/>
+          <w:u w:val="single"/>
+        </w:rPr>
+        <w:t xml:space="preserve"> </w:t>
+      </w:r>
+      <w:r>
+        <w:rPr>
+          <w:rFonts w:ascii="Times New Roman" w:hAnsi="Times New Roman"/>
+          <w:sz w:val="24"/>
+          <w:u w:val="single"/>
+        </w:rPr>
+        <w:t>всі</w:t>
+      </w:r>
+      <w:r>
+        <w:rPr>
+          <w:rFonts w:ascii="Times New Roman" w:hAnsi="Times New Roman"/>
+          <w:sz w:val="24"/>
+          <w:u w:val="single"/>
+        </w:rPr>
+        <w:t xml:space="preserve"> </w:t>
+      </w:r>
+      <w:r>
+        <w:rPr>
+          <w:rFonts w:ascii="Times New Roman" w:hAnsi="Times New Roman"/>
+          <w:sz w:val="24"/>
+          <w:u w:val="single"/>
+        </w:rPr>
+        <w:t>наро́ди!*</w:t>
+      </w:r>
+      <w:r>
+        <w:rPr>
+          <w:rFonts w:ascii="Times New Roman" w:hAnsi="Times New Roman"/>
+          <w:sz w:val="24"/>
+          <w:u w:val="single"/>
+        </w:rPr>
+        <w:t xml:space="preserve"> </w:t>
+      </w:r>
+      <w:r>
+        <w:rPr>
+          <w:rFonts w:ascii="Times New Roman" w:hAnsi="Times New Roman"/>
+          <w:sz w:val="24"/>
+          <w:u w:val="single"/>
+        </w:rPr>
+        <w:t>Прославля́йте</w:t>
+      </w:r>
+      <w:r>
+        <w:rPr>
+          <w:rFonts w:ascii="Times New Roman" w:hAnsi="Times New Roman"/>
+          <w:sz w:val="24"/>
+          <w:u w:val="single"/>
+        </w:rPr>
+        <w:t xml:space="preserve"> </w:t>
+      </w:r>
+      <w:r>
+        <w:rPr>
+          <w:rFonts w:ascii="Times New Roman" w:hAnsi="Times New Roman"/>
+          <w:sz w:val="24"/>
+          <w:u w:val="single"/>
+        </w:rPr>
+        <w:t>Його́</w:t>
+      </w:r>
+      <w:r>
+        <w:rPr>
+          <w:rFonts w:ascii="Times New Roman" w:hAnsi="Times New Roman"/>
+          <w:sz w:val="24"/>
+          <w:u w:val="single"/>
+        </w:rPr>
+        <w:t xml:space="preserve"> </w:t>
+      </w:r>
+      <w:r>
+        <w:rPr>
+          <w:rFonts w:ascii="Times New Roman" w:hAnsi="Times New Roman"/>
+          <w:sz w:val="24"/>
+          <w:u w:val="single"/>
+        </w:rPr>
+        <w:t>всі</w:t>
+      </w:r>
+      <w:r>
+        <w:rPr>
+          <w:rFonts w:ascii="Times New Roman" w:hAnsi="Times New Roman"/>
+          <w:sz w:val="24"/>
+          <w:u w:val="single"/>
+        </w:rPr>
+        <w:t xml:space="preserve"> </w:t>
+      </w:r>
+      <w:r>
+        <w:rPr>
+          <w:rFonts w:ascii="Times New Roman" w:hAnsi="Times New Roman"/>
+          <w:sz w:val="24"/>
+          <w:u w:val="single"/>
+        </w:rPr>
+        <w:t>лю́ди!</w:t>
+      </w:r>
+    </w:p>
+    <w:p>
+      <w:pPr>
+        <w:spacing w:after="120" w:line="240" w:lineRule="auto"/>
+        <w:jc w:val="both"/>
+        <w:rPr>
+          <w:rFonts w:ascii="Times New Roman" w:eastAsia="Times New Roman" w:hAnsi="Times New Roman" w:cs="Times New Roman"/>
+          <w:sz w:val="24"/>
+          <w:szCs w:val="24"/>
+        </w:rPr>
+      </w:pPr>
+      <w:r>
+        <w:rPr>
+          <w:rFonts w:ascii="Times New Roman" w:eastAsia="Times New Roman" w:hAnsi="Times New Roman" w:cs="Times New Roman"/>
+          <w:sz w:val="24"/>
+          <w:szCs w:val="24"/>
+        </w:rPr>
+        <w:t>Хай восхва́лений бу́де Теоду́л,* Зо́тик і По́мпій,</w:t>
+      </w:r>
+      <w:r>
+        <w:rPr>
+          <w:rFonts w:ascii="Times New Roman" w:eastAsia="Times New Roman" w:hAnsi="Times New Roman" w:cs="Times New Roman"/>
+          <w:sz w:val="24"/>
+          <w:szCs w:val="24"/>
+        </w:rPr>
+        <w:t>* Василі́д, Євпо́р, Агато́пус і Саторні́н,* Гела́сій та боже́ственний Ева́рест,* з ни́ми і Євникіа́н* ни́ні хай вшану́ється пісня́ми,* – по́вні благо́ї ти́ші при́стані для гна́них бу́рею;* вони́ ома́ну ви́крили* і вінці́ перемо́жні отри́мали.</w:t>
+      </w:r>
+    </w:p>
+    <w:p>
+      <w:pPr>
+        <w:spacing w:after="120"/>
+        <w:jc w:val="both"/>
+      </w:pPr>
+      <w:r>
+        <w:rPr>
+          <w:rFonts w:ascii="Times New Roman" w:hAnsi="Times New Roman"/>
           <w:i/>
           <w:color w:val="FF0000"/>
           <w:sz w:val="24"/>
-          <w:szCs w:val="24"/>
         </w:rPr>
         <w:t>Стих:</w:t>
       </w:r>
       <w:r>
         <w:rPr>
-          <w:rFonts w:ascii="Times New Roman" w:eastAsia="Times New Roman" w:hAnsi="Times New Roman" w:cs="Times New Roman"/>
-          <w:i/>
-          <w:sz w:val="24"/>
-          <w:szCs w:val="24"/>
+          <w:rFonts w:ascii="Times New Roman" w:hAnsi="Times New Roman"/>
+          <w:i/>
+          <w:sz w:val="24"/>
         </w:rPr>
         <w:t xml:space="preserve"> </w:t>
       </w:r>
       <w:r>
         <w:rPr>
-          <w:rFonts w:ascii="Times New Roman" w:eastAsia="Times New Roman" w:hAnsi="Times New Roman" w:cs="Times New Roman"/>
-          <w:sz w:val="24"/>
-          <w:szCs w:val="24"/>
+          <w:rFonts w:ascii="Times New Roman" w:hAnsi="Times New Roman"/>
+          <w:sz w:val="24"/>
           <w:u w:val="single"/>
         </w:rPr>
-        <w:t>Бо в Господа м</w:t>
-      </w:r>
-      <w:r>
-        <w:rPr>
-          <w:rFonts w:ascii="Times New Roman" w:eastAsia="Times New Roman" w:hAnsi="Times New Roman" w:cs="Times New Roman"/>
-          <w:sz w:val="24"/>
-          <w:szCs w:val="24"/>
+        <w:t>Вели́ке</w:t>
+      </w:r>
+      <w:r>
+        <w:rPr>
+          <w:rFonts w:ascii="Times New Roman" w:hAnsi="Times New Roman"/>
+          <w:sz w:val="24"/>
           <w:u w:val="single"/>
         </w:rPr>
-        <w:t>илість і відкуплення велике в нього;* він визволить Ізраїля від усього беззаконня його.</w:t>
-      </w:r>
-    </w:p>
-    <w:p>
-      <w:pPr>
-        <w:spacing w:after="120" w:line="240" w:lineRule="auto"/>
-        <w:jc w:val="both"/>
-        <w:rPr>
-          <w:rFonts w:ascii="Times New Roman" w:eastAsia="Times New Roman" w:hAnsi="Times New Roman" w:cs="Times New Roman"/>
-          <w:i/>
-          <w:sz w:val="24"/>
-          <w:szCs w:val="24"/>
-        </w:rPr>
-      </w:pPr>
-      <w:r>
-        <w:rPr>
-          <w:rFonts w:ascii="Times New Roman" w:eastAsia="Times New Roman" w:hAnsi="Times New Roman" w:cs="Times New Roman"/>
-          <w:i/>
-          <w:color w:val="FF0000"/>
-          <w:sz w:val="24"/>
-          <w:szCs w:val="24"/>
-        </w:rPr>
-        <w:t xml:space="preserve">(г. 4, подібний: Як хороброго): </w:t>
-      </w:r>
-      <w:r>
-        <w:rPr>
-          <w:rFonts w:ascii="Times New Roman" w:eastAsia="Times New Roman" w:hAnsi="Times New Roman" w:cs="Times New Roman"/>
-          <w:sz w:val="24"/>
-          <w:szCs w:val="24"/>
-        </w:rPr>
-        <w:t>Десяти́ця Богопокли́кана* і свіча́ десятисві́тла,* що Боже́ственними ся́йвами* озо́рює повноту́ Це́ркви,* стовпи́ незахи́тані,* зо́рі я́</w:t>
-      </w:r>
-      <w:r>
-        <w:rPr>
-          <w:rFonts w:ascii="Times New Roman" w:eastAsia="Times New Roman" w:hAnsi="Times New Roman" w:cs="Times New Roman"/>
-          <w:sz w:val="24"/>
-          <w:szCs w:val="24"/>
-        </w:rPr>
-        <w:t>сні, що зе́млю Не́бом учини́ли* сві́тлістю найбі́льших по́двигів,* похвала́ми свяще́нними* велегла́сно хай восхва́ляться сього́дні.</w:t>
-      </w:r>
-    </w:p>
-    <w:p>
-      <w:pPr>
-        <w:spacing w:after="120" w:line="240" w:lineRule="auto"/>
-        <w:jc w:val="center"/>
-        <w:rPr>
-          <w:rFonts w:ascii="Times New Roman" w:eastAsia="Times New Roman" w:hAnsi="Times New Roman" w:cs="Times New Roman"/>
-          <w:b/>
-          <w:i/>
-          <w:color w:val="FF0000"/>
-          <w:sz w:val="24"/>
-          <w:szCs w:val="24"/>
-        </w:rPr>
-      </w:pPr>
-      <w:r>
-        <w:rPr>
-          <w:rFonts w:ascii="Times New Roman" w:eastAsia="Times New Roman" w:hAnsi="Times New Roman" w:cs="Times New Roman"/>
-          <w:b/>
-          <w:i/>
-          <w:color w:val="FF0000"/>
-          <w:sz w:val="24"/>
-          <w:szCs w:val="24"/>
-        </w:rPr>
-        <w:t>Псалом 116</w:t>
-      </w:r>
-    </w:p>
-    <w:p>
-      <w:pPr>
-        <w:spacing w:after="120" w:line="240" w:lineRule="auto"/>
-        <w:jc w:val="both"/>
-        <w:rPr>
-          <w:rFonts w:ascii="Times New Roman" w:eastAsia="Times New Roman" w:hAnsi="Times New Roman" w:cs="Times New Roman"/>
-          <w:sz w:val="24"/>
-          <w:szCs w:val="24"/>
+        <w:t xml:space="preserve"> </w:t>
+      </w:r>
+      <w:r>
+        <w:rPr>
+          <w:rFonts w:ascii="Times New Roman" w:hAnsi="Times New Roman"/>
+          <w:sz w:val="24"/>
           <w:u w:val="single"/>
         </w:rPr>
-      </w:pPr>
-      <w:r>
-        <w:rPr>
-          <w:rFonts w:ascii="Times New Roman" w:eastAsia="Times New Roman" w:hAnsi="Times New Roman" w:cs="Times New Roman"/>
-          <w:i/>
-          <w:color w:val="FF0000"/>
-          <w:sz w:val="24"/>
-          <w:szCs w:val="24"/>
-        </w:rPr>
-        <w:t>Стих:</w:t>
-      </w:r>
-      <w:r>
-        <w:rPr>
-          <w:rFonts w:ascii="Times New Roman" w:eastAsia="Times New Roman" w:hAnsi="Times New Roman" w:cs="Times New Roman"/>
-          <w:i/>
-          <w:sz w:val="24"/>
-          <w:szCs w:val="24"/>
+        <w:t>бо</w:t>
+      </w:r>
+      <w:r>
+        <w:rPr>
+          <w:rFonts w:ascii="Times New Roman" w:hAnsi="Times New Roman"/>
+          <w:sz w:val="24"/>
+          <w:u w:val="single"/>
         </w:rPr>
         <w:t xml:space="preserve"> </w:t>
       </w:r>
       <w:r>
         <w:rPr>
-          <w:rFonts w:ascii="Times New Roman" w:eastAsia="Times New Roman" w:hAnsi="Times New Roman" w:cs="Times New Roman"/>
-          <w:sz w:val="24"/>
-          <w:szCs w:val="24"/>
+          <w:rFonts w:ascii="Times New Roman" w:hAnsi="Times New Roman"/>
+          <w:sz w:val="24"/>
           <w:u w:val="single"/>
         </w:rPr>
-        <w:t>Хваліте Господа всі народи!* Прославляйте його всі люди!</w:t>
-      </w:r>
-    </w:p>
-    <w:p>
-      <w:pPr>
-        <w:spacing w:after="120" w:line="240" w:lineRule="auto"/>
-        <w:jc w:val="both"/>
-        <w:rPr>
-          <w:rFonts w:ascii="Times New Roman" w:eastAsia="Times New Roman" w:hAnsi="Times New Roman" w:cs="Times New Roman"/>
-          <w:sz w:val="24"/>
-          <w:szCs w:val="24"/>
-        </w:rPr>
-      </w:pPr>
-      <w:r>
-        <w:rPr>
-          <w:rFonts w:ascii="Times New Roman" w:eastAsia="Times New Roman" w:hAnsi="Times New Roman" w:cs="Times New Roman"/>
-          <w:sz w:val="24"/>
-          <w:szCs w:val="24"/>
-        </w:rPr>
-        <w:t>Хай восхва́лений бу́де Теоду́л,* Зо́тик і По́мпій,</w:t>
-      </w:r>
-      <w:r>
-        <w:rPr>
-          <w:rFonts w:ascii="Times New Roman" w:eastAsia="Times New Roman" w:hAnsi="Times New Roman" w:cs="Times New Roman"/>
-          <w:sz w:val="24"/>
-          <w:szCs w:val="24"/>
-        </w:rPr>
-        <w:t>* Василі́д, Євпо́р, Агато́пус і Саторні́н,* Гела́сій та боже́ственний Ева́рест,* з ни́ми і Євникіа́н* ни́ні хай вшану́ється пісня́ми,* – по́вні благо́ї ти́ші при́стані для гна́них бу́рею;* вони́ ома́ну ви́крили* і вінці́ перемо́жні отри́мали.</w:t>
-      </w:r>
-    </w:p>
-    <w:p>
-      <w:pPr>
-        <w:spacing w:after="120" w:line="240" w:lineRule="auto"/>
-        <w:jc w:val="both"/>
-        <w:rPr>
-          <w:rFonts w:ascii="Times New Roman" w:eastAsia="Times New Roman" w:hAnsi="Times New Roman" w:cs="Times New Roman"/>
-          <w:sz w:val="24"/>
-          <w:szCs w:val="24"/>
+        <w:t>до</w:t>
+      </w:r>
+      <w:r>
+        <w:rPr>
+          <w:rFonts w:ascii="Times New Roman" w:hAnsi="Times New Roman"/>
+          <w:sz w:val="24"/>
           <w:u w:val="single"/>
         </w:rPr>
-      </w:pPr>
-      <w:r>
-        <w:rPr>
-          <w:rFonts w:ascii="Times New Roman" w:eastAsia="Times New Roman" w:hAnsi="Times New Roman" w:cs="Times New Roman"/>
-          <w:i/>
-          <w:color w:val="FF0000"/>
-          <w:sz w:val="24"/>
-          <w:szCs w:val="24"/>
-        </w:rPr>
-        <w:t>Стих:</w:t>
-      </w:r>
-      <w:r>
-        <w:rPr>
-          <w:rFonts w:ascii="Times New Roman" w:eastAsia="Times New Roman" w:hAnsi="Times New Roman" w:cs="Times New Roman"/>
-          <w:i/>
-          <w:sz w:val="24"/>
-          <w:szCs w:val="24"/>
-        </w:rPr>
         <w:t xml:space="preserve"> </w:t>
       </w:r>
       <w:r>
         <w:rPr>
-          <w:rFonts w:ascii="Times New Roman" w:eastAsia="Times New Roman" w:hAnsi="Times New Roman" w:cs="Times New Roman"/>
-          <w:sz w:val="24"/>
-          <w:szCs w:val="24"/>
+          <w:rFonts w:ascii="Times New Roman" w:hAnsi="Times New Roman"/>
+          <w:sz w:val="24"/>
           <w:u w:val="single"/>
         </w:rPr>
-        <w:t xml:space="preserve">Велике </w:t>
-      </w:r>
-      <w:r>
-        <w:rPr>
-          <w:rFonts w:ascii="Times New Roman" w:eastAsia="Times New Roman" w:hAnsi="Times New Roman" w:cs="Times New Roman"/>
-          <w:sz w:val="24"/>
-          <w:szCs w:val="24"/>
+        <w:t>нас</w:t>
+      </w:r>
+      <w:r>
+        <w:rPr>
+          <w:rFonts w:ascii="Times New Roman" w:hAnsi="Times New Roman"/>
+          <w:sz w:val="24"/>
           <w:u w:val="single"/>
         </w:rPr>
-        <w:t>бо до нас його милосердя, і вірність Господа повіки.</w:t>
+        <w:t xml:space="preserve"> </w:t>
+      </w:r>
+      <w:r>
+        <w:rPr>
+          <w:rFonts w:ascii="Times New Roman" w:hAnsi="Times New Roman"/>
+          <w:sz w:val="24"/>
+          <w:u w:val="single"/>
+        </w:rPr>
+        <w:t>Його́</w:t>
+      </w:r>
+      <w:r>
+        <w:rPr>
+          <w:rFonts w:ascii="Times New Roman" w:hAnsi="Times New Roman"/>
+          <w:sz w:val="24"/>
+          <w:u w:val="single"/>
+        </w:rPr>
+        <w:t xml:space="preserve"> </w:t>
+      </w:r>
+      <w:r>
+        <w:rPr>
+          <w:rFonts w:ascii="Times New Roman" w:hAnsi="Times New Roman"/>
+          <w:sz w:val="24"/>
+          <w:u w:val="single"/>
+        </w:rPr>
+        <w:t>милосе́рдя,*</w:t>
+      </w:r>
+      <w:r>
+        <w:rPr>
+          <w:rFonts w:ascii="Times New Roman" w:hAnsi="Times New Roman"/>
+          <w:sz w:val="24"/>
+          <w:u w:val="single"/>
+        </w:rPr>
+        <w:t xml:space="preserve"> </w:t>
+      </w:r>
+      <w:r>
+        <w:rPr>
+          <w:rFonts w:ascii="Times New Roman" w:hAnsi="Times New Roman"/>
+          <w:sz w:val="24"/>
+          <w:u w:val="single"/>
+        </w:rPr>
+        <w:t>і</w:t>
+      </w:r>
+      <w:r>
+        <w:rPr>
+          <w:rFonts w:ascii="Times New Roman" w:hAnsi="Times New Roman"/>
+          <w:sz w:val="24"/>
+          <w:u w:val="single"/>
+        </w:rPr>
+        <w:t xml:space="preserve"> </w:t>
+      </w:r>
+      <w:r>
+        <w:rPr>
+          <w:rFonts w:ascii="Times New Roman" w:hAnsi="Times New Roman"/>
+          <w:sz w:val="24"/>
+          <w:u w:val="single"/>
+        </w:rPr>
+        <w:t>ві́рність</w:t>
+      </w:r>
+      <w:r>
+        <w:rPr>
+          <w:rFonts w:ascii="Times New Roman" w:hAnsi="Times New Roman"/>
+          <w:sz w:val="24"/>
+          <w:u w:val="single"/>
+        </w:rPr>
+        <w:t xml:space="preserve"> </w:t>
+      </w:r>
+      <w:r>
+        <w:rPr>
+          <w:rFonts w:ascii="Times New Roman" w:hAnsi="Times New Roman"/>
+          <w:sz w:val="24"/>
+          <w:u w:val="single"/>
+        </w:rPr>
+        <w:t>Го́спода</w:t>
+      </w:r>
+      <w:r>
+        <w:rPr>
+          <w:rFonts w:ascii="Times New Roman" w:hAnsi="Times New Roman"/>
+          <w:sz w:val="24"/>
+          <w:u w:val="single"/>
+        </w:rPr>
+        <w:t xml:space="preserve"> </w:t>
+      </w:r>
+      <w:r>
+        <w:rPr>
+          <w:rFonts w:ascii="Times New Roman" w:hAnsi="Times New Roman"/>
+          <w:sz w:val="24"/>
+          <w:u w:val="single"/>
+        </w:rPr>
+        <w:t>пові́ки.</w:t>
       </w:r>
     </w:p>
     <w:p>
@@ -11865,7 +12771,7 @@
           <w:sz w:val="24"/>
           <w:szCs w:val="24"/>
         </w:rPr>
-        <w:t>(г. 2, подібний: Благообразний Йосиф):</w:t>
+        <w:t>(г. 2, подібний: Благообразний Йосиф):</w:t>
       </w:r>
       <w:r>
         <w:rPr>
@@ -12256,7 +13162,7 @@
           <w:sz w:val="24"/>
           <w:szCs w:val="24"/>
         </w:rPr>
-        <w:t>(г. 5, подібний: Співбезначальне Слово):</w:t>
+        <w:t>(г. 5, подібний: Співбезначальне Слово):</w:t>
       </w:r>
       <w:r>
         <w:rPr>
@@ -12878,7 +13784,7 @@
           <w:sz w:val="24"/>
           <w:szCs w:val="24"/>
         </w:rPr>
-        <w:t>Ірмос 1</w:t>
+        <w:t>Ірмос 1</w:t>
       </w:r>
       <w:r>
         <w:rPr>
@@ -13098,7 +14004,7 @@
           <w:sz w:val="24"/>
           <w:szCs w:val="24"/>
         </w:rPr>
-        <w:t>Ірмос 3</w:t>
+        <w:t>Ірмос 3</w:t>
       </w:r>
       <w:r>
         <w:rPr>
@@ -13328,173 +14234,786 @@
     </w:p>
     <w:p>
       <w:pPr>
-        <w:spacing w:after="120" w:line="240" w:lineRule="auto"/>
-        <w:jc w:val="both"/>
-        <w:rPr>
-          <w:rFonts w:ascii="Times New Roman" w:eastAsia="Times New Roman" w:hAnsi="Times New Roman" w:cs="Times New Roman"/>
-          <w:i/>
-          <w:color w:val="000000"/>
-          <w:sz w:val="24"/>
-          <w:szCs w:val="24"/>
-        </w:rPr>
-      </w:pPr>
-      <w:r>
-        <w:rPr>
-          <w:rFonts w:ascii="Times New Roman" w:eastAsia="Times New Roman" w:hAnsi="Times New Roman" w:cs="Times New Roman"/>
-          <w:color w:val="000000"/>
-          <w:sz w:val="24"/>
-          <w:szCs w:val="24"/>
-        </w:rPr>
-        <w:t>Ще і ще в мирі Господеві помолімся.</w:t>
-      </w:r>
-    </w:p>
-    <w:p>
-      <w:pPr>
-        <w:spacing w:after="120" w:line="240" w:lineRule="auto"/>
-        <w:jc w:val="both"/>
-        <w:rPr>
-          <w:rFonts w:ascii="Times New Roman" w:eastAsia="Times New Roman" w:hAnsi="Times New Roman" w:cs="Times New Roman"/>
-          <w:i/>
-          <w:color w:val="000000"/>
-          <w:sz w:val="24"/>
-          <w:szCs w:val="24"/>
-        </w:rPr>
-      </w:pPr>
-      <w:r>
-        <w:rPr>
-          <w:rFonts w:ascii="Times New Roman" w:eastAsia="Times New Roman" w:hAnsi="Times New Roman" w:cs="Times New Roman"/>
-          <w:i/>
-          <w:color w:val="FF0000"/>
-          <w:sz w:val="24"/>
-          <w:szCs w:val="24"/>
+        <w:spacing w:after="120"/>
+      </w:pPr>
+      <w:r>
+        <w:rPr>
+          <w:rFonts w:ascii="Times New Roman" w:hAnsi="Times New Roman"/>
+          <w:color w:val="000000"/>
+          <w:sz w:val="24"/>
+        </w:rPr>
+        <w:t>Ще</w:t>
+      </w:r>
+      <w:r>
+        <w:rPr>
+          <w:rFonts w:ascii="Times New Roman" w:hAnsi="Times New Roman"/>
+          <w:color w:val="000000"/>
+          <w:sz w:val="24"/>
+        </w:rPr>
+        <w:t xml:space="preserve"> </w:t>
+      </w:r>
+      <w:r>
+        <w:rPr>
+          <w:rFonts w:ascii="Times New Roman" w:hAnsi="Times New Roman"/>
+          <w:color w:val="000000"/>
+          <w:sz w:val="24"/>
+        </w:rPr>
+        <w:t>і</w:t>
+      </w:r>
+      <w:r>
+        <w:rPr>
+          <w:rFonts w:ascii="Times New Roman" w:hAnsi="Times New Roman"/>
+          <w:color w:val="000000"/>
+          <w:sz w:val="24"/>
+        </w:rPr>
+        <w:t xml:space="preserve"> </w:t>
+      </w:r>
+      <w:r>
+        <w:rPr>
+          <w:rFonts w:ascii="Times New Roman" w:hAnsi="Times New Roman"/>
+          <w:color w:val="000000"/>
+          <w:sz w:val="24"/>
+        </w:rPr>
+        <w:t>ще</w:t>
+      </w:r>
+      <w:r>
+        <w:rPr>
+          <w:rFonts w:ascii="Times New Roman" w:hAnsi="Times New Roman"/>
+          <w:color w:val="000000"/>
+          <w:sz w:val="24"/>
+        </w:rPr>
+        <w:t xml:space="preserve"> </w:t>
+      </w:r>
+      <w:r>
+        <w:rPr>
+          <w:rFonts w:ascii="Times New Roman" w:hAnsi="Times New Roman"/>
+          <w:color w:val="000000"/>
+          <w:sz w:val="24"/>
+        </w:rPr>
+        <w:t>в</w:t>
+      </w:r>
+      <w:r>
+        <w:rPr>
+          <w:rFonts w:ascii="Times New Roman" w:hAnsi="Times New Roman"/>
+          <w:color w:val="000000"/>
+          <w:sz w:val="24"/>
+        </w:rPr>
+        <w:t xml:space="preserve"> </w:t>
+      </w:r>
+      <w:r>
+        <w:rPr>
+          <w:rFonts w:ascii="Times New Roman" w:hAnsi="Times New Roman"/>
+          <w:color w:val="000000"/>
+          <w:sz w:val="24"/>
+        </w:rPr>
+        <w:t>мирі</w:t>
+      </w:r>
+      <w:r>
+        <w:rPr>
+          <w:rFonts w:ascii="Times New Roman" w:hAnsi="Times New Roman"/>
+          <w:color w:val="000000"/>
+          <w:sz w:val="24"/>
+        </w:rPr>
+        <w:t xml:space="preserve"> </w:t>
+      </w:r>
+      <w:r>
+        <w:rPr>
+          <w:rFonts w:ascii="Times New Roman" w:hAnsi="Times New Roman"/>
+          <w:color w:val="000000"/>
+          <w:sz w:val="24"/>
+        </w:rPr>
+        <w:t>Господеві</w:t>
+      </w:r>
+      <w:r>
+        <w:rPr>
+          <w:rFonts w:ascii="Times New Roman" w:hAnsi="Times New Roman"/>
+          <w:color w:val="000000"/>
+          <w:sz w:val="24"/>
+        </w:rPr>
+        <w:t xml:space="preserve"> </w:t>
+      </w:r>
+      <w:r>
+        <w:rPr>
+          <w:rFonts w:ascii="Times New Roman" w:hAnsi="Times New Roman"/>
+          <w:color w:val="000000"/>
+          <w:sz w:val="24"/>
+        </w:rPr>
+        <w:t>помолімся.</w:t>
+      </w:r>
+    </w:p>
+    <w:p>
+      <w:pPr>
+        <w:spacing w:after="120"/>
+      </w:pPr>
+      <w:r>
+        <w:rPr>
+          <w:rFonts w:ascii="Times New Roman" w:hAnsi="Times New Roman"/>
+          <w:i/>
+          <w:color w:val="FF4400"/>
+          <w:sz w:val="24"/>
         </w:rPr>
         <w:t>Вірні:</w:t>
       </w:r>
       <w:r>
         <w:rPr>
-          <w:rFonts w:ascii="Times New Roman" w:eastAsia="Times New Roman" w:hAnsi="Times New Roman" w:cs="Times New Roman"/>
-          <w:color w:val="000000"/>
-          <w:sz w:val="24"/>
-          <w:szCs w:val="24"/>
-        </w:rPr>
-        <w:t xml:space="preserve"> Господи, помилуй.</w:t>
-      </w:r>
-    </w:p>
-    <w:p>
-      <w:pPr>
-        <w:spacing w:after="120" w:line="240" w:lineRule="auto"/>
-        <w:jc w:val="both"/>
-        <w:rPr>
-          <w:rFonts w:ascii="Times New Roman" w:eastAsia="Times New Roman" w:hAnsi="Times New Roman" w:cs="Times New Roman"/>
-          <w:i/>
-          <w:color w:val="000000"/>
-          <w:sz w:val="24"/>
-          <w:szCs w:val="24"/>
-        </w:rPr>
-      </w:pPr>
-      <w:r>
-        <w:rPr>
-          <w:rFonts w:ascii="Times New Roman" w:eastAsia="Times New Roman" w:hAnsi="Times New Roman" w:cs="Times New Roman"/>
-          <w:color w:val="000000"/>
-          <w:sz w:val="24"/>
-          <w:szCs w:val="24"/>
-        </w:rPr>
-        <w:t>Заступи, спаси, помилуй і охорони н</w:t>
-      </w:r>
-      <w:r>
-        <w:rPr>
-          <w:rFonts w:ascii="Times New Roman" w:eastAsia="Times New Roman" w:hAnsi="Times New Roman" w:cs="Times New Roman"/>
-          <w:color w:val="000000"/>
-          <w:sz w:val="24"/>
-          <w:szCs w:val="24"/>
-        </w:rPr>
-        <w:t>ас, Боже, твоєю благодаттю.</w:t>
-      </w:r>
-    </w:p>
-    <w:p>
-      <w:pPr>
-        <w:spacing w:after="120" w:line="240" w:lineRule="auto"/>
-        <w:jc w:val="both"/>
-        <w:rPr>
-          <w:rFonts w:ascii="Times New Roman" w:eastAsia="Times New Roman" w:hAnsi="Times New Roman" w:cs="Times New Roman"/>
-          <w:i/>
-          <w:color w:val="000000"/>
-          <w:sz w:val="24"/>
-          <w:szCs w:val="24"/>
-        </w:rPr>
-      </w:pPr>
-      <w:r>
-        <w:rPr>
-          <w:rFonts w:ascii="Times New Roman" w:eastAsia="Times New Roman" w:hAnsi="Times New Roman" w:cs="Times New Roman"/>
-          <w:i/>
-          <w:color w:val="FF0000"/>
-          <w:sz w:val="24"/>
-          <w:szCs w:val="24"/>
+          <w:rFonts w:ascii="Times New Roman" w:hAnsi="Times New Roman"/>
+          <w:color w:val="000000"/>
+          <w:sz w:val="24"/>
+        </w:rPr>
+        <w:t xml:space="preserve"> </w:t>
+      </w:r>
+      <w:r>
+        <w:rPr>
+          <w:rFonts w:ascii="Times New Roman" w:hAnsi="Times New Roman"/>
+          <w:color w:val="000000"/>
+          <w:sz w:val="24"/>
+        </w:rPr>
+        <w:t>Го́споди,</w:t>
+      </w:r>
+      <w:r>
+        <w:rPr>
+          <w:rFonts w:ascii="Times New Roman" w:hAnsi="Times New Roman"/>
+          <w:color w:val="000000"/>
+          <w:sz w:val="24"/>
+        </w:rPr>
+        <w:t xml:space="preserve"> </w:t>
+      </w:r>
+      <w:r>
+        <w:rPr>
+          <w:rFonts w:ascii="Times New Roman" w:hAnsi="Times New Roman"/>
+          <w:color w:val="000000"/>
+          <w:sz w:val="24"/>
+        </w:rPr>
+        <w:t>поми́луй.</w:t>
+      </w:r>
+    </w:p>
+    <w:p>
+      <w:pPr>
+        <w:spacing w:after="120"/>
+      </w:pPr>
+      <w:r>
+        <w:rPr>
+          <w:rFonts w:ascii="Times New Roman" w:hAnsi="Times New Roman"/>
+          <w:sz w:val="24"/>
+        </w:rPr>
+        <w:t>Заступи,</w:t>
+      </w:r>
+      <w:r>
+        <w:rPr>
+          <w:rFonts w:ascii="Times New Roman" w:hAnsi="Times New Roman"/>
+          <w:sz w:val="24"/>
+        </w:rPr>
+        <w:t xml:space="preserve"> </w:t>
+      </w:r>
+      <w:r>
+        <w:rPr>
+          <w:rFonts w:ascii="Times New Roman" w:hAnsi="Times New Roman"/>
+          <w:sz w:val="24"/>
+        </w:rPr>
+        <w:t>спаси,</w:t>
+      </w:r>
+      <w:r>
+        <w:rPr>
+          <w:rFonts w:ascii="Times New Roman" w:hAnsi="Times New Roman"/>
+          <w:sz w:val="24"/>
+        </w:rPr>
+        <w:t xml:space="preserve"> </w:t>
+      </w:r>
+      <w:r>
+        <w:rPr>
+          <w:rFonts w:ascii="Times New Roman" w:hAnsi="Times New Roman"/>
+          <w:sz w:val="24"/>
+        </w:rPr>
+        <w:t>помилуй</w:t>
+      </w:r>
+      <w:r>
+        <w:rPr>
+          <w:rFonts w:ascii="Times New Roman" w:hAnsi="Times New Roman"/>
+          <w:sz w:val="24"/>
+        </w:rPr>
+        <w:t xml:space="preserve"> </w:t>
+      </w:r>
+      <w:r>
+        <w:rPr>
+          <w:rFonts w:ascii="Times New Roman" w:hAnsi="Times New Roman"/>
+          <w:sz w:val="24"/>
+        </w:rPr>
+        <w:t>і</w:t>
+      </w:r>
+      <w:r>
+        <w:rPr>
+          <w:rFonts w:ascii="Times New Roman" w:hAnsi="Times New Roman"/>
+          <w:sz w:val="24"/>
+        </w:rPr>
+        <w:t xml:space="preserve"> </w:t>
+      </w:r>
+      <w:r>
+        <w:rPr>
+          <w:rFonts w:ascii="Times New Roman" w:hAnsi="Times New Roman"/>
+          <w:sz w:val="24"/>
+        </w:rPr>
+        <w:t>охорони</w:t>
+      </w:r>
+      <w:r>
+        <w:rPr>
+          <w:rFonts w:ascii="Times New Roman" w:hAnsi="Times New Roman"/>
+          <w:sz w:val="24"/>
+        </w:rPr>
+        <w:t xml:space="preserve"> </w:t>
+      </w:r>
+      <w:r>
+        <w:rPr>
+          <w:rFonts w:ascii="Times New Roman" w:hAnsi="Times New Roman"/>
+          <w:sz w:val="24"/>
+        </w:rPr>
+        <w:t>нас,</w:t>
+      </w:r>
+      <w:r>
+        <w:rPr>
+          <w:rFonts w:ascii="Times New Roman" w:hAnsi="Times New Roman"/>
+          <w:sz w:val="24"/>
+        </w:rPr>
+        <w:t xml:space="preserve"> </w:t>
+      </w:r>
+      <w:r>
+        <w:rPr>
+          <w:rFonts w:ascii="Times New Roman" w:hAnsi="Times New Roman"/>
+          <w:sz w:val="24"/>
+        </w:rPr>
+        <w:t>Боже,</w:t>
+      </w:r>
+      <w:r>
+        <w:rPr>
+          <w:rFonts w:ascii="Times New Roman" w:hAnsi="Times New Roman"/>
+          <w:sz w:val="24"/>
+        </w:rPr>
+        <w:t xml:space="preserve"> </w:t>
+      </w:r>
+      <w:r>
+        <w:rPr>
+          <w:rFonts w:ascii="Times New Roman" w:hAnsi="Times New Roman"/>
+          <w:sz w:val="24"/>
+        </w:rPr>
+        <w:t>Твоєю</w:t>
+      </w:r>
+      <w:r>
+        <w:rPr>
+          <w:rFonts w:ascii="Times New Roman" w:hAnsi="Times New Roman"/>
+          <w:sz w:val="24"/>
+        </w:rPr>
+        <w:t xml:space="preserve"> </w:t>
+      </w:r>
+      <w:r>
+        <w:rPr>
+          <w:rFonts w:ascii="Times New Roman" w:hAnsi="Times New Roman"/>
+          <w:sz w:val="24"/>
+        </w:rPr>
+        <w:t>благодаттю</w:t>
+      </w:r>
+    </w:p>
+    <w:p>
+      <w:pPr>
+        <w:spacing w:after="120"/>
+      </w:pPr>
+      <w:r>
+        <w:rPr>
+          <w:rFonts w:ascii="Times New Roman" w:hAnsi="Times New Roman"/>
+          <w:i/>
+          <w:color w:val="FF4400"/>
+          <w:sz w:val="24"/>
         </w:rPr>
         <w:t>Вірні:</w:t>
       </w:r>
       <w:r>
         <w:rPr>
-          <w:rFonts w:ascii="Times New Roman" w:eastAsia="Times New Roman" w:hAnsi="Times New Roman" w:cs="Times New Roman"/>
-          <w:color w:val="000000"/>
-          <w:sz w:val="24"/>
-          <w:szCs w:val="24"/>
-        </w:rPr>
-        <w:t xml:space="preserve"> Господи, помилуй.</w:t>
-      </w:r>
-    </w:p>
-    <w:p>
-      <w:pPr>
-        <w:spacing w:after="120" w:line="240" w:lineRule="auto"/>
-        <w:jc w:val="both"/>
-        <w:rPr>
-          <w:rFonts w:ascii="Times New Roman" w:eastAsia="Times New Roman" w:hAnsi="Times New Roman" w:cs="Times New Roman"/>
-          <w:i/>
-          <w:color w:val="000000"/>
-          <w:sz w:val="24"/>
-          <w:szCs w:val="24"/>
-        </w:rPr>
-      </w:pPr>
-      <w:r>
-        <w:rPr>
-          <w:rFonts w:ascii="Times New Roman" w:eastAsia="Times New Roman" w:hAnsi="Times New Roman" w:cs="Times New Roman"/>
-          <w:color w:val="000000"/>
-          <w:sz w:val="24"/>
-          <w:szCs w:val="24"/>
-        </w:rPr>
-        <w:t>Пресвяту, пречисту, преблагословенну, славну Владичицю нашу Богородицю і приснодіву Марію, з усіма святими пом'янувши, самі себе, і один одного, і все життя наше Христу Богові віддаймо.</w:t>
-      </w:r>
-    </w:p>
-    <w:p>
-      <w:pPr>
-        <w:spacing w:after="120" w:line="240" w:lineRule="auto"/>
-        <w:jc w:val="both"/>
-        <w:rPr>
-          <w:rFonts w:ascii="Times New Roman" w:eastAsia="Times New Roman" w:hAnsi="Times New Roman" w:cs="Times New Roman"/>
-          <w:i/>
-          <w:color w:val="000000"/>
-          <w:sz w:val="24"/>
-          <w:szCs w:val="24"/>
-        </w:rPr>
-      </w:pPr>
-      <w:r>
-        <w:rPr>
-          <w:rFonts w:ascii="Times New Roman" w:eastAsia="Times New Roman" w:hAnsi="Times New Roman" w:cs="Times New Roman"/>
-          <w:i/>
-          <w:color w:val="FF0000"/>
-          <w:sz w:val="24"/>
-          <w:szCs w:val="24"/>
+          <w:rFonts w:ascii="Times New Roman" w:hAnsi="Times New Roman"/>
+          <w:color w:val="000000"/>
+          <w:sz w:val="24"/>
+        </w:rPr>
+        <w:t xml:space="preserve"> </w:t>
+      </w:r>
+      <w:r>
+        <w:rPr>
+          <w:rFonts w:ascii="Times New Roman" w:hAnsi="Times New Roman"/>
+          <w:color w:val="000000"/>
+          <w:sz w:val="24"/>
+        </w:rPr>
+        <w:t>Го́споди,</w:t>
+      </w:r>
+      <w:r>
+        <w:rPr>
+          <w:rFonts w:ascii="Times New Roman" w:hAnsi="Times New Roman"/>
+          <w:color w:val="000000"/>
+          <w:sz w:val="24"/>
+        </w:rPr>
+        <w:t xml:space="preserve"> </w:t>
+      </w:r>
+      <w:r>
+        <w:rPr>
+          <w:rFonts w:ascii="Times New Roman" w:hAnsi="Times New Roman"/>
+          <w:color w:val="000000"/>
+          <w:sz w:val="24"/>
+        </w:rPr>
+        <w:t>поми́луй.</w:t>
+      </w:r>
+    </w:p>
+    <w:p>
+      <w:pPr>
+        <w:spacing w:after="120"/>
+      </w:pPr>
+      <w:r>
+        <w:rPr>
+          <w:rFonts w:ascii="Times New Roman" w:hAnsi="Times New Roman"/>
+          <w:color w:val="000000"/>
+          <w:sz w:val="24"/>
+        </w:rPr>
+        <w:t>Пресвяту,</w:t>
+      </w:r>
+      <w:r>
+        <w:rPr>
+          <w:rFonts w:ascii="Times New Roman" w:hAnsi="Times New Roman"/>
+          <w:color w:val="000000"/>
+          <w:sz w:val="24"/>
+        </w:rPr>
+        <w:t xml:space="preserve"> </w:t>
+      </w:r>
+      <w:r>
+        <w:rPr>
+          <w:rFonts w:ascii="Times New Roman" w:hAnsi="Times New Roman"/>
+          <w:color w:val="000000"/>
+          <w:sz w:val="24"/>
+        </w:rPr>
+        <w:t>пречисту,</w:t>
+      </w:r>
+      <w:r>
+        <w:rPr>
+          <w:rFonts w:ascii="Times New Roman" w:hAnsi="Times New Roman"/>
+          <w:color w:val="000000"/>
+          <w:sz w:val="24"/>
+        </w:rPr>
+        <w:t xml:space="preserve"> </w:t>
+      </w:r>
+      <w:r>
+        <w:rPr>
+          <w:rFonts w:ascii="Times New Roman" w:hAnsi="Times New Roman"/>
+          <w:color w:val="000000"/>
+          <w:sz w:val="24"/>
+        </w:rPr>
+        <w:t>преблагословенну,</w:t>
+      </w:r>
+      <w:r>
+        <w:rPr>
+          <w:rFonts w:ascii="Times New Roman" w:hAnsi="Times New Roman"/>
+          <w:color w:val="000000"/>
+          <w:sz w:val="24"/>
+        </w:rPr>
+        <w:t xml:space="preserve"> </w:t>
+      </w:r>
+      <w:r>
+        <w:rPr>
+          <w:rFonts w:ascii="Times New Roman" w:hAnsi="Times New Roman"/>
+          <w:color w:val="000000"/>
+          <w:sz w:val="24"/>
+        </w:rPr>
+        <w:t>славну</w:t>
+      </w:r>
+      <w:r>
+        <w:rPr>
+          <w:rFonts w:ascii="Times New Roman" w:hAnsi="Times New Roman"/>
+          <w:color w:val="000000"/>
+          <w:sz w:val="24"/>
+        </w:rPr>
+        <w:t xml:space="preserve"> </w:t>
+      </w:r>
+      <w:r>
+        <w:rPr>
+          <w:rFonts w:ascii="Times New Roman" w:hAnsi="Times New Roman"/>
+          <w:color w:val="000000"/>
+          <w:sz w:val="24"/>
+        </w:rPr>
+        <w:t>Владичицю</w:t>
+      </w:r>
+      <w:r>
+        <w:rPr>
+          <w:rFonts w:ascii="Times New Roman" w:hAnsi="Times New Roman"/>
+          <w:color w:val="000000"/>
+          <w:sz w:val="24"/>
+        </w:rPr>
+        <w:t xml:space="preserve"> </w:t>
+      </w:r>
+      <w:r>
+        <w:rPr>
+          <w:rFonts w:ascii="Times New Roman" w:hAnsi="Times New Roman"/>
+          <w:color w:val="000000"/>
+          <w:sz w:val="24"/>
+        </w:rPr>
+        <w:t>нашу</w:t>
+      </w:r>
+      <w:r>
+        <w:rPr>
+          <w:rFonts w:ascii="Times New Roman" w:hAnsi="Times New Roman"/>
+          <w:color w:val="000000"/>
+          <w:sz w:val="24"/>
+        </w:rPr>
+        <w:t xml:space="preserve"> </w:t>
+      </w:r>
+      <w:r>
+        <w:rPr>
+          <w:rFonts w:ascii="Times New Roman" w:hAnsi="Times New Roman"/>
+          <w:color w:val="000000"/>
+          <w:sz w:val="24"/>
+        </w:rPr>
+        <w:t>Богородицю</w:t>
+      </w:r>
+      <w:r>
+        <w:rPr>
+          <w:rFonts w:ascii="Times New Roman" w:hAnsi="Times New Roman"/>
+          <w:color w:val="000000"/>
+          <w:sz w:val="24"/>
+        </w:rPr>
+        <w:t xml:space="preserve"> </w:t>
+      </w:r>
+      <w:r>
+        <w:rPr>
+          <w:rFonts w:ascii="Times New Roman" w:hAnsi="Times New Roman"/>
+          <w:color w:val="000000"/>
+          <w:sz w:val="24"/>
+        </w:rPr>
+        <w:t>і</w:t>
+      </w:r>
+      <w:r>
+        <w:rPr>
+          <w:rFonts w:ascii="Times New Roman" w:hAnsi="Times New Roman"/>
+          <w:color w:val="000000"/>
+          <w:sz w:val="24"/>
+        </w:rPr>
+        <w:t xml:space="preserve"> </w:t>
+      </w:r>
+      <w:r>
+        <w:rPr>
+          <w:rFonts w:ascii="Times New Roman" w:hAnsi="Times New Roman"/>
+          <w:color w:val="000000"/>
+          <w:sz w:val="24"/>
+        </w:rPr>
+        <w:t>приснодіву</w:t>
+      </w:r>
+      <w:r>
+        <w:rPr>
+          <w:rFonts w:ascii="Times New Roman" w:hAnsi="Times New Roman"/>
+          <w:color w:val="000000"/>
+          <w:sz w:val="24"/>
+        </w:rPr>
+        <w:t xml:space="preserve"> </w:t>
+      </w:r>
+      <w:r>
+        <w:rPr>
+          <w:rFonts w:ascii="Times New Roman" w:hAnsi="Times New Roman"/>
+          <w:color w:val="000000"/>
+          <w:sz w:val="24"/>
+        </w:rPr>
+        <w:t>Марію,</w:t>
+      </w:r>
+      <w:r>
+        <w:rPr>
+          <w:rFonts w:ascii="Times New Roman" w:hAnsi="Times New Roman"/>
+          <w:color w:val="000000"/>
+          <w:sz w:val="24"/>
+        </w:rPr>
+        <w:t xml:space="preserve"> </w:t>
+      </w:r>
+      <w:r>
+        <w:rPr>
+          <w:rFonts w:ascii="Times New Roman" w:hAnsi="Times New Roman"/>
+          <w:color w:val="000000"/>
+          <w:sz w:val="24"/>
+        </w:rPr>
+        <w:t>з</w:t>
+      </w:r>
+      <w:r>
+        <w:rPr>
+          <w:rFonts w:ascii="Times New Roman" w:hAnsi="Times New Roman"/>
+          <w:color w:val="000000"/>
+          <w:sz w:val="24"/>
+        </w:rPr>
+        <w:t xml:space="preserve"> </w:t>
+      </w:r>
+      <w:r>
+        <w:rPr>
+          <w:rFonts w:ascii="Times New Roman" w:hAnsi="Times New Roman"/>
+          <w:color w:val="000000"/>
+          <w:sz w:val="24"/>
+        </w:rPr>
+        <w:t>усіма</w:t>
+      </w:r>
+      <w:r>
+        <w:rPr>
+          <w:rFonts w:ascii="Times New Roman" w:hAnsi="Times New Roman"/>
+          <w:color w:val="000000"/>
+          <w:sz w:val="24"/>
+        </w:rPr>
+        <w:t xml:space="preserve"> </w:t>
+      </w:r>
+      <w:r>
+        <w:rPr>
+          <w:rFonts w:ascii="Times New Roman" w:hAnsi="Times New Roman"/>
+          <w:color w:val="000000"/>
+          <w:sz w:val="24"/>
+        </w:rPr>
+        <w:t>святими</w:t>
+      </w:r>
+      <w:r>
+        <w:rPr>
+          <w:rFonts w:ascii="Times New Roman" w:hAnsi="Times New Roman"/>
+          <w:color w:val="000000"/>
+          <w:sz w:val="24"/>
+        </w:rPr>
+        <w:t xml:space="preserve"> </w:t>
+      </w:r>
+      <w:r>
+        <w:rPr>
+          <w:rFonts w:ascii="Times New Roman" w:hAnsi="Times New Roman"/>
+          <w:color w:val="000000"/>
+          <w:sz w:val="24"/>
+        </w:rPr>
+        <w:t>пом’янувши,</w:t>
+      </w:r>
+      <w:r>
+        <w:rPr>
+          <w:rFonts w:ascii="Times New Roman" w:hAnsi="Times New Roman"/>
+          <w:color w:val="000000"/>
+          <w:sz w:val="24"/>
+        </w:rPr>
+        <w:t xml:space="preserve"> </w:t>
+      </w:r>
+      <w:r>
+        <w:rPr>
+          <w:rFonts w:ascii="Times New Roman" w:hAnsi="Times New Roman"/>
+          <w:color w:val="000000"/>
+          <w:sz w:val="24"/>
+        </w:rPr>
+        <w:t>самих</w:t>
+      </w:r>
+      <w:r>
+        <w:rPr>
+          <w:rFonts w:ascii="Times New Roman" w:hAnsi="Times New Roman"/>
+          <w:color w:val="000000"/>
+          <w:sz w:val="24"/>
+        </w:rPr>
+        <w:t xml:space="preserve"> </w:t>
+      </w:r>
+      <w:r>
+        <w:rPr>
+          <w:rFonts w:ascii="Times New Roman" w:hAnsi="Times New Roman"/>
+          <w:color w:val="000000"/>
+          <w:sz w:val="24"/>
+        </w:rPr>
+        <w:t>себе,</w:t>
+      </w:r>
+      <w:r>
+        <w:rPr>
+          <w:rFonts w:ascii="Times New Roman" w:hAnsi="Times New Roman"/>
+          <w:color w:val="000000"/>
+          <w:sz w:val="24"/>
+        </w:rPr>
+        <w:t xml:space="preserve"> </w:t>
+      </w:r>
+      <w:r>
+        <w:rPr>
+          <w:rFonts w:ascii="Times New Roman" w:hAnsi="Times New Roman"/>
+          <w:color w:val="000000"/>
+          <w:sz w:val="24"/>
+        </w:rPr>
+        <w:t>і</w:t>
+      </w:r>
+      <w:r>
+        <w:rPr>
+          <w:rFonts w:ascii="Times New Roman" w:hAnsi="Times New Roman"/>
+          <w:color w:val="000000"/>
+          <w:sz w:val="24"/>
+        </w:rPr>
+        <w:t xml:space="preserve"> </w:t>
+      </w:r>
+      <w:r>
+        <w:rPr>
+          <w:rFonts w:ascii="Times New Roman" w:hAnsi="Times New Roman"/>
+          <w:color w:val="000000"/>
+          <w:sz w:val="24"/>
+        </w:rPr>
+        <w:t>один</w:t>
+      </w:r>
+      <w:r>
+        <w:rPr>
+          <w:rFonts w:ascii="Times New Roman" w:hAnsi="Times New Roman"/>
+          <w:color w:val="000000"/>
+          <w:sz w:val="24"/>
+        </w:rPr>
+        <w:t xml:space="preserve"> </w:t>
+      </w:r>
+      <w:r>
+        <w:rPr>
+          <w:rFonts w:ascii="Times New Roman" w:hAnsi="Times New Roman"/>
+          <w:color w:val="000000"/>
+          <w:sz w:val="24"/>
+        </w:rPr>
+        <w:t>одного,</w:t>
+      </w:r>
+      <w:r>
+        <w:rPr>
+          <w:rFonts w:ascii="Times New Roman" w:hAnsi="Times New Roman"/>
+          <w:color w:val="000000"/>
+          <w:sz w:val="24"/>
+        </w:rPr>
+        <w:t xml:space="preserve"> </w:t>
+      </w:r>
+      <w:r>
+        <w:rPr>
+          <w:rFonts w:ascii="Times New Roman" w:hAnsi="Times New Roman"/>
+          <w:color w:val="000000"/>
+          <w:sz w:val="24"/>
+        </w:rPr>
+        <w:t>і</w:t>
+      </w:r>
+      <w:r>
+        <w:rPr>
+          <w:rFonts w:ascii="Times New Roman" w:hAnsi="Times New Roman"/>
+          <w:color w:val="000000"/>
+          <w:sz w:val="24"/>
+        </w:rPr>
+        <w:t xml:space="preserve"> </w:t>
+      </w:r>
+      <w:r>
+        <w:rPr>
+          <w:rFonts w:ascii="Times New Roman" w:hAnsi="Times New Roman"/>
+          <w:color w:val="000000"/>
+          <w:sz w:val="24"/>
+        </w:rPr>
+        <w:t>все</w:t>
+      </w:r>
+      <w:r>
+        <w:rPr>
+          <w:rFonts w:ascii="Times New Roman" w:hAnsi="Times New Roman"/>
+          <w:color w:val="000000"/>
+          <w:sz w:val="24"/>
+        </w:rPr>
+        <w:t xml:space="preserve"> </w:t>
+      </w:r>
+      <w:r>
+        <w:rPr>
+          <w:rFonts w:ascii="Times New Roman" w:hAnsi="Times New Roman"/>
+          <w:color w:val="000000"/>
+          <w:sz w:val="24"/>
+        </w:rPr>
+        <w:t>життя</w:t>
+      </w:r>
+      <w:r>
+        <w:rPr>
+          <w:rFonts w:ascii="Times New Roman" w:hAnsi="Times New Roman"/>
+          <w:color w:val="000000"/>
+          <w:sz w:val="24"/>
+        </w:rPr>
+        <w:t xml:space="preserve"> </w:t>
+      </w:r>
+      <w:r>
+        <w:rPr>
+          <w:rFonts w:ascii="Times New Roman" w:hAnsi="Times New Roman"/>
+          <w:color w:val="000000"/>
+          <w:sz w:val="24"/>
+        </w:rPr>
+        <w:t>наше</w:t>
+      </w:r>
+      <w:r>
+        <w:rPr>
+          <w:rFonts w:ascii="Times New Roman" w:hAnsi="Times New Roman"/>
+          <w:color w:val="000000"/>
+          <w:sz w:val="24"/>
+        </w:rPr>
+        <w:t xml:space="preserve"> </w:t>
+      </w:r>
+      <w:r>
+        <w:rPr>
+          <w:rFonts w:ascii="Times New Roman" w:hAnsi="Times New Roman"/>
+          <w:color w:val="000000"/>
+          <w:sz w:val="24"/>
+        </w:rPr>
+        <w:t>Христу</w:t>
+      </w:r>
+      <w:r>
+        <w:rPr>
+          <w:rFonts w:ascii="Times New Roman" w:hAnsi="Times New Roman"/>
+          <w:color w:val="000000"/>
+          <w:sz w:val="24"/>
+        </w:rPr>
+        <w:t xml:space="preserve"> </w:t>
+      </w:r>
+      <w:r>
+        <w:rPr>
+          <w:rFonts w:ascii="Times New Roman" w:hAnsi="Times New Roman"/>
+          <w:color w:val="000000"/>
+          <w:sz w:val="24"/>
+        </w:rPr>
+        <w:t>Богові</w:t>
+      </w:r>
+      <w:r>
+        <w:rPr>
+          <w:rFonts w:ascii="Times New Roman" w:hAnsi="Times New Roman"/>
+          <w:color w:val="000000"/>
+          <w:sz w:val="24"/>
+        </w:rPr>
+        <w:t xml:space="preserve"> </w:t>
+      </w:r>
+      <w:r>
+        <w:rPr>
+          <w:rFonts w:ascii="Times New Roman" w:hAnsi="Times New Roman"/>
+          <w:color w:val="000000"/>
+          <w:sz w:val="24"/>
+        </w:rPr>
+        <w:t>віддаймо.</w:t>
+      </w:r>
+    </w:p>
+    <w:p>
+      <w:pPr>
+        <w:spacing w:after="120"/>
+      </w:pPr>
+      <w:r>
+        <w:rPr>
+          <w:rFonts w:ascii="Times New Roman" w:hAnsi="Times New Roman"/>
+          <w:i/>
+          <w:color w:val="FF4400"/>
+          <w:sz w:val="24"/>
         </w:rPr>
         <w:t>Вірні:</w:t>
       </w:r>
       <w:r>
         <w:rPr>
-          <w:rFonts w:ascii="Times New Roman" w:eastAsia="Times New Roman" w:hAnsi="Times New Roman" w:cs="Times New Roman"/>
-          <w:color w:val="000000"/>
-          <w:sz w:val="24"/>
-          <w:szCs w:val="24"/>
-        </w:rPr>
-        <w:t xml:space="preserve"> Тобі, Господи.</w:t>
+          <w:rFonts w:ascii="Times New Roman" w:hAnsi="Times New Roman"/>
+          <w:color w:val="000000"/>
+          <w:sz w:val="24"/>
+        </w:rPr>
+        <w:t xml:space="preserve"> </w:t>
+      </w:r>
+      <w:r>
+        <w:rPr>
+          <w:rFonts w:ascii="Times New Roman" w:hAnsi="Times New Roman"/>
+          <w:color w:val="000000"/>
+          <w:sz w:val="24"/>
+        </w:rPr>
+        <w:t>Тобі́,</w:t>
+      </w:r>
+      <w:r>
+        <w:rPr>
+          <w:rFonts w:ascii="Times New Roman" w:hAnsi="Times New Roman"/>
+          <w:color w:val="000000"/>
+          <w:sz w:val="24"/>
+        </w:rPr>
+        <w:t xml:space="preserve"> </w:t>
+      </w:r>
+      <w:r>
+        <w:rPr>
+          <w:rFonts w:ascii="Times New Roman" w:hAnsi="Times New Roman"/>
+          <w:color w:val="000000"/>
+          <w:sz w:val="24"/>
+        </w:rPr>
+        <w:t>Го́споди.</w:t>
       </w:r>
     </w:p>
     <w:p>
@@ -13541,67 +15060,365 @@
     </w:p>
     <w:p>
       <w:pPr>
-        <w:spacing w:after="120" w:line="240" w:lineRule="auto"/>
-        <w:jc w:val="both"/>
-        <w:rPr>
-          <w:rFonts w:ascii="Times New Roman" w:eastAsia="Times New Roman" w:hAnsi="Times New Roman" w:cs="Times New Roman"/>
-          <w:sz w:val="24"/>
-          <w:szCs w:val="24"/>
-        </w:rPr>
-      </w:pPr>
-      <w:r>
-        <w:rPr>
-          <w:rFonts w:ascii="Times New Roman" w:eastAsia="Times New Roman" w:hAnsi="Times New Roman" w:cs="Times New Roman"/>
+        <w:spacing w:after="120"/>
+        <w:jc w:val="both"/>
+      </w:pPr>
+      <w:r>
+        <w:rPr>
+          <w:rFonts w:ascii="Times New Roman" w:hAnsi="Times New Roman"/>
           <w:i/>
           <w:color w:val="FF0000"/>
           <w:sz w:val="24"/>
-          <w:szCs w:val="24"/>
-        </w:rPr>
-        <w:t>Священик: </w:t>
-      </w:r>
-      <w:r>
-        <w:rPr>
-          <w:rFonts w:ascii="Times New Roman" w:eastAsia="Times New Roman" w:hAnsi="Times New Roman" w:cs="Times New Roman"/>
-          <w:color w:val="000000"/>
-          <w:sz w:val="24"/>
-          <w:szCs w:val="24"/>
-        </w:rPr>
-        <w:t xml:space="preserve">Бо Ти Бог наш і Тобі славу возсилаємо: </w:t>
-      </w:r>
-      <w:r>
-        <w:rPr>
-          <w:rFonts w:ascii="Times New Roman" w:eastAsia="Times New Roman" w:hAnsi="Times New Roman" w:cs="Times New Roman"/>
-          <w:color w:val="000000"/>
-          <w:sz w:val="24"/>
-          <w:szCs w:val="24"/>
-        </w:rPr>
-        <w:t>Отцю, і Сину, і Святому Духові</w:t>
-      </w:r>
-      <w:r>
-        <w:rPr>
-          <w:rFonts w:ascii="Times New Roman" w:eastAsia="Times New Roman" w:hAnsi="Times New Roman" w:cs="Times New Roman"/>
-          <w:sz w:val="24"/>
-          <w:szCs w:val="24"/>
-        </w:rPr>
-        <w:t>, нині і повсякчас, і на віки віків.</w:t>
-      </w:r>
-    </w:p>
-    <w:p>
-      <w:pPr>
-        <w:spacing w:after="120" w:line="240" w:lineRule="auto"/>
-        <w:jc w:val="both"/>
-        <w:rPr>
-          <w:rFonts w:ascii="Times New Roman" w:eastAsia="Times New Roman" w:hAnsi="Times New Roman" w:cs="Times New Roman"/>
-          <w:sz w:val="24"/>
-          <w:szCs w:val="24"/>
-        </w:rPr>
-      </w:pPr>
-      <w:r>
-        <w:rPr>
-          <w:rFonts w:ascii="Times New Roman" w:eastAsia="Times New Roman" w:hAnsi="Times New Roman" w:cs="Times New Roman"/>
+        </w:rPr>
+        <w:t>Священник:</w:t>
+      </w:r>
+      <w:r>
+        <w:rPr>
+          <w:rFonts w:ascii="Times New Roman" w:hAnsi="Times New Roman"/>
           <w:i/>
           <w:color w:val="FF0000"/>
           <w:sz w:val="24"/>
+        </w:rPr>
+        <w:t xml:space="preserve"> </w:t>
+      </w:r>
+      <w:r>
+        <w:rPr>
+          <w:rFonts w:ascii="Times New Roman" w:hAnsi="Times New Roman"/>
+          <w:color w:val="000000"/>
+          <w:sz w:val="24"/>
+        </w:rPr>
+        <w:t>Бо</w:t>
+      </w:r>
+      <w:r>
+        <w:rPr>
+          <w:rFonts w:ascii="Times New Roman" w:hAnsi="Times New Roman"/>
+          <w:color w:val="000000"/>
+          <w:sz w:val="24"/>
+        </w:rPr>
+        <w:t xml:space="preserve"> </w:t>
+      </w:r>
+      <w:r>
+        <w:rPr>
+          <w:rFonts w:ascii="Times New Roman" w:hAnsi="Times New Roman"/>
+          <w:color w:val="000000"/>
+          <w:sz w:val="24"/>
+        </w:rPr>
+        <w:t>Ти</w:t>
+      </w:r>
+      <w:r>
+        <w:rPr>
+          <w:rFonts w:ascii="Times New Roman" w:hAnsi="Times New Roman"/>
+          <w:color w:val="000000"/>
+          <w:sz w:val="24"/>
+        </w:rPr>
+        <w:t xml:space="preserve"> </w:t>
+      </w:r>
+      <w:r>
+        <w:rPr>
+          <w:rFonts w:ascii="Times New Roman" w:hAnsi="Times New Roman"/>
+          <w:color w:val="000000"/>
+          <w:sz w:val="24"/>
+        </w:rPr>
+        <w:t>Бог</w:t>
+      </w:r>
+      <w:r>
+        <w:rPr>
+          <w:rFonts w:ascii="Times New Roman" w:hAnsi="Times New Roman"/>
+          <w:color w:val="000000"/>
+          <w:sz w:val="24"/>
+        </w:rPr>
+        <w:t xml:space="preserve"> </w:t>
+      </w:r>
+      <w:r>
+        <w:rPr>
+          <w:rFonts w:ascii="Times New Roman" w:hAnsi="Times New Roman"/>
+          <w:color w:val="000000"/>
+          <w:sz w:val="24"/>
+        </w:rPr>
+        <w:t>наш</w:t>
+      </w:r>
+      <w:r>
+        <w:rPr>
+          <w:rFonts w:ascii="Times New Roman" w:hAnsi="Times New Roman"/>
+          <w:color w:val="000000"/>
+          <w:sz w:val="24"/>
+        </w:rPr>
+        <w:t xml:space="preserve"> </w:t>
+      </w:r>
+      <w:r>
+        <w:rPr>
+          <w:rFonts w:ascii="Times New Roman" w:hAnsi="Times New Roman"/>
+          <w:color w:val="000000"/>
+          <w:sz w:val="24"/>
+        </w:rPr>
+        <w:t>і</w:t>
+      </w:r>
+      <w:r>
+        <w:rPr>
+          <w:rFonts w:ascii="Times New Roman" w:hAnsi="Times New Roman"/>
+          <w:color w:val="000000"/>
+          <w:sz w:val="24"/>
+        </w:rPr>
+        <w:t xml:space="preserve"> </w:t>
+      </w:r>
+      <w:r>
+        <w:rPr>
+          <w:rFonts w:ascii="Times New Roman" w:hAnsi="Times New Roman"/>
+          <w:color w:val="000000"/>
+          <w:sz w:val="24"/>
+        </w:rPr>
+        <w:t>Тобі</w:t>
+      </w:r>
+      <w:r>
+        <w:rPr>
+          <w:rFonts w:ascii="Times New Roman" w:hAnsi="Times New Roman"/>
+          <w:color w:val="000000"/>
+          <w:sz w:val="24"/>
+        </w:rPr>
+        <w:t xml:space="preserve"> </w:t>
+      </w:r>
+      <w:r>
+        <w:rPr>
+          <w:rFonts w:ascii="Times New Roman" w:hAnsi="Times New Roman"/>
+          <w:color w:val="000000"/>
+          <w:sz w:val="24"/>
+        </w:rPr>
+        <w:t>славу</w:t>
+      </w:r>
+      <w:r>
+        <w:rPr>
+          <w:rFonts w:ascii="Times New Roman" w:hAnsi="Times New Roman"/>
+          <w:color w:val="000000"/>
+          <w:sz w:val="24"/>
+        </w:rPr>
+        <w:t xml:space="preserve"> </w:t>
+      </w:r>
+      <w:r>
+        <w:rPr>
+          <w:rFonts w:ascii="Times New Roman" w:hAnsi="Times New Roman"/>
+          <w:color w:val="000000"/>
+          <w:sz w:val="24"/>
+        </w:rPr>
+        <w:t>возсилаємо:</w:t>
+      </w:r>
+      <w:r>
+        <w:rPr>
+          <w:rFonts w:ascii="Times New Roman" w:hAnsi="Times New Roman"/>
+          <w:color w:val="000000"/>
+          <w:sz w:val="24"/>
+        </w:rPr>
+        <w:t xml:space="preserve"> </w:t>
+      </w:r>
+      <w:r>
+        <w:rPr>
+          <w:rFonts w:ascii="Times New Roman" w:hAnsi="Times New Roman"/>
+          <w:color w:val="000000"/>
+          <w:sz w:val="24"/>
+        </w:rPr>
+        <w:t>Отцю,</w:t>
+      </w:r>
+      <w:r>
+        <w:rPr>
+          <w:rFonts w:ascii="Times New Roman" w:hAnsi="Times New Roman"/>
+          <w:color w:val="000000"/>
+          <w:sz w:val="24"/>
+        </w:rPr>
+        <w:t xml:space="preserve"> </w:t>
+      </w:r>
+      <w:r>
+        <w:rPr>
+          <w:rFonts w:ascii="Times New Roman" w:hAnsi="Times New Roman"/>
+          <w:color w:val="000000"/>
+          <w:sz w:val="24"/>
+        </w:rPr>
+        <w:t>і</w:t>
+      </w:r>
+      <w:r>
+        <w:rPr>
+          <w:rFonts w:ascii="Times New Roman" w:hAnsi="Times New Roman"/>
+          <w:color w:val="000000"/>
+          <w:sz w:val="24"/>
+        </w:rPr>
+        <w:t xml:space="preserve"> </w:t>
+      </w:r>
+      <w:r>
+        <w:rPr>
+          <w:rFonts w:ascii="Times New Roman" w:hAnsi="Times New Roman"/>
+          <w:color w:val="000000"/>
+          <w:sz w:val="24"/>
+        </w:rPr>
+        <w:t>Сину,</w:t>
+      </w:r>
+      <w:r>
+        <w:rPr>
+          <w:rFonts w:ascii="Times New Roman" w:hAnsi="Times New Roman"/>
+          <w:color w:val="000000"/>
+          <w:sz w:val="24"/>
+        </w:rPr>
+        <w:t xml:space="preserve"> </w:t>
+      </w:r>
+      <w:r>
+        <w:rPr>
+          <w:rFonts w:ascii="Times New Roman" w:hAnsi="Times New Roman"/>
+          <w:color w:val="000000"/>
+          <w:sz w:val="24"/>
+        </w:rPr>
+        <w:t>і</w:t>
+      </w:r>
+      <w:r>
+        <w:rPr>
+          <w:rFonts w:ascii="Times New Roman" w:hAnsi="Times New Roman"/>
+          <w:color w:val="000000"/>
+          <w:sz w:val="24"/>
+        </w:rPr>
+        <w:t xml:space="preserve"> </w:t>
+      </w:r>
+      <w:r>
+        <w:rPr>
+          <w:rFonts w:ascii="Times New Roman" w:hAnsi="Times New Roman"/>
+          <w:color w:val="000000"/>
+          <w:sz w:val="24"/>
+        </w:rPr>
+        <w:t>Святому</w:t>
+      </w:r>
+      <w:r>
+        <w:rPr>
+          <w:rFonts w:ascii="Times New Roman" w:hAnsi="Times New Roman"/>
+          <w:color w:val="000000"/>
+          <w:sz w:val="24"/>
+        </w:rPr>
+        <w:t xml:space="preserve"> </w:t>
+      </w:r>
+      <w:r>
+        <w:rPr>
+          <w:rFonts w:ascii="Times New Roman" w:hAnsi="Times New Roman"/>
+          <w:color w:val="000000"/>
+          <w:sz w:val="24"/>
+        </w:rPr>
+        <w:t>Духові</w:t>
+      </w:r>
+      <w:r>
+        <w:rPr>
+          <w:rFonts w:ascii="Times New Roman" w:hAnsi="Times New Roman"/>
+          <w:sz w:val="24"/>
+        </w:rPr>
+        <w:t>,</w:t>
+      </w:r>
+      <w:r>
+        <w:rPr>
+          <w:rFonts w:ascii="Times New Roman" w:hAnsi="Times New Roman"/>
+          <w:sz w:val="24"/>
+        </w:rPr>
+        <w:t xml:space="preserve"> </w:t>
+      </w:r>
+      <w:r>
+        <w:rPr>
+          <w:rFonts w:ascii="Times New Roman" w:hAnsi="Times New Roman"/>
+          <w:sz w:val="24"/>
+        </w:rPr>
+        <w:t>нині,</w:t>
+      </w:r>
+      <w:r>
+        <w:rPr>
+          <w:rFonts w:ascii="Times New Roman" w:hAnsi="Times New Roman"/>
+          <w:sz w:val="24"/>
+        </w:rPr>
+        <w:t xml:space="preserve"> </w:t>
+      </w:r>
+      <w:r>
+        <w:rPr>
+          <w:rFonts w:ascii="Times New Roman" w:hAnsi="Times New Roman"/>
+          <w:sz w:val="24"/>
+        </w:rPr>
+        <w:t>і</w:t>
+      </w:r>
+      <w:r>
+        <w:rPr>
+          <w:rFonts w:ascii="Times New Roman" w:hAnsi="Times New Roman"/>
+          <w:sz w:val="24"/>
+        </w:rPr>
+        <w:t xml:space="preserve"> </w:t>
+      </w:r>
+      <w:r>
+        <w:rPr>
+          <w:rFonts w:ascii="Times New Roman" w:hAnsi="Times New Roman"/>
+          <w:sz w:val="24"/>
+        </w:rPr>
+        <w:t>повсякчас,</w:t>
+      </w:r>
+      <w:r>
+        <w:rPr>
+          <w:rFonts w:ascii="Times New Roman" w:hAnsi="Times New Roman"/>
+          <w:sz w:val="24"/>
+        </w:rPr>
+        <w:t xml:space="preserve"> </w:t>
+      </w:r>
+      <w:r>
+        <w:rPr>
+          <w:rFonts w:ascii="Times New Roman" w:hAnsi="Times New Roman"/>
+          <w:sz w:val="24"/>
+        </w:rPr>
+        <w:t>і</w:t>
+      </w:r>
+      <w:r>
+        <w:rPr>
+          <w:rFonts w:ascii="Times New Roman" w:hAnsi="Times New Roman"/>
+          <w:sz w:val="24"/>
+        </w:rPr>
+        <w:t xml:space="preserve"> </w:t>
+      </w:r>
+      <w:r>
+        <w:rPr>
+          <w:rFonts w:ascii="Times New Roman" w:hAnsi="Times New Roman"/>
+          <w:sz w:val="24"/>
+        </w:rPr>
+        <w:t>на</w:t>
+      </w:r>
+      <w:r>
+        <w:rPr>
+          <w:rFonts w:ascii="Times New Roman" w:hAnsi="Times New Roman"/>
+          <w:sz w:val="24"/>
+        </w:rPr>
+        <w:t xml:space="preserve"> </w:t>
+      </w:r>
+      <w:r>
+        <w:rPr>
+          <w:rFonts w:ascii="Times New Roman" w:hAnsi="Times New Roman"/>
+          <w:sz w:val="24"/>
+        </w:rPr>
+        <w:t>віки</w:t>
+      </w:r>
+      <w:r>
+        <w:rPr>
+          <w:rFonts w:ascii="Times New Roman" w:hAnsi="Times New Roman"/>
+          <w:sz w:val="24"/>
+        </w:rPr>
+        <w:t xml:space="preserve"> </w:t>
+      </w:r>
+      <w:r>
+        <w:rPr>
+          <w:rFonts w:ascii="Times New Roman" w:hAnsi="Times New Roman"/>
+          <w:sz w:val="24"/>
+        </w:rPr>
+        <w:t>віків.</w:t>
+      </w:r>
+    </w:p>
+    <w:p>
+      <w:pPr>
+        <w:spacing w:after="120" w:line="240" w:lineRule="auto"/>
+        <w:jc w:val="both"/>
+        <w:rPr>
+          <w:rFonts w:ascii="Times New Roman" w:eastAsia="Times New Roman" w:hAnsi="Times New Roman" w:cs="Times New Roman"/>
+          <w:sz w:val="24"/>
+          <w:szCs w:val="24"/>
+        </w:rPr>
+      </w:pPr>
+      <w:r>
+        <w:rPr>
+          <w:rFonts w:ascii="Times New Roman" w:eastAsia="Times New Roman" w:hAnsi="Times New Roman" w:cs="Times New Roman"/>
+          <w:i/>
+          <w:color w:val="FF0000"/>
+          <w:sz w:val="24"/>
           <w:szCs w:val="24"/>
         </w:rPr>
         <w:t>Вірні:</w:t>
@@ -13655,7 +15472,7 @@
           <w:sz w:val="24"/>
           <w:szCs w:val="24"/>
         </w:rPr>
-        <w:t>Ірмос 4</w:t>
+        <w:t>Ірмос 4</w:t>
       </w:r>
       <w:r>
         <w:rPr>
@@ -13858,7 +15675,7 @@
           <w:sz w:val="24"/>
           <w:szCs w:val="24"/>
         </w:rPr>
-        <w:t>Ірмос 5</w:t>
+        <w:t>Ірмос 5</w:t>
       </w:r>
       <w:r>
         <w:rPr>
@@ -14010,7 +15827,7 @@
           <w:sz w:val="24"/>
           <w:szCs w:val="24"/>
         </w:rPr>
-        <w:t>Ірмос 6</w:t>
+        <w:t>Ірмос 6</w:t>
       </w:r>
       <w:r>
         <w:rPr>
@@ -14173,173 +15990,786 @@
     </w:p>
     <w:p>
       <w:pPr>
-        <w:spacing w:after="120" w:line="240" w:lineRule="auto"/>
-        <w:jc w:val="both"/>
-        <w:rPr>
-          <w:rFonts w:ascii="Times New Roman" w:eastAsia="Times New Roman" w:hAnsi="Times New Roman" w:cs="Times New Roman"/>
-          <w:i/>
-          <w:color w:val="000000"/>
-          <w:sz w:val="24"/>
-          <w:szCs w:val="24"/>
-        </w:rPr>
-      </w:pPr>
-      <w:r>
-        <w:rPr>
-          <w:rFonts w:ascii="Times New Roman" w:eastAsia="Times New Roman" w:hAnsi="Times New Roman" w:cs="Times New Roman"/>
-          <w:color w:val="000000"/>
-          <w:sz w:val="24"/>
-          <w:szCs w:val="24"/>
-        </w:rPr>
-        <w:t>Ще і ще в мирі Господеві помолімся.</w:t>
-      </w:r>
-    </w:p>
-    <w:p>
-      <w:pPr>
-        <w:spacing w:after="120" w:line="240" w:lineRule="auto"/>
-        <w:jc w:val="both"/>
-        <w:rPr>
-          <w:rFonts w:ascii="Times New Roman" w:eastAsia="Times New Roman" w:hAnsi="Times New Roman" w:cs="Times New Roman"/>
-          <w:i/>
-          <w:color w:val="000000"/>
-          <w:sz w:val="24"/>
-          <w:szCs w:val="24"/>
-        </w:rPr>
-      </w:pPr>
-      <w:r>
-        <w:rPr>
-          <w:rFonts w:ascii="Times New Roman" w:eastAsia="Times New Roman" w:hAnsi="Times New Roman" w:cs="Times New Roman"/>
-          <w:i/>
-          <w:color w:val="FF0000"/>
-          <w:sz w:val="24"/>
-          <w:szCs w:val="24"/>
+        <w:spacing w:after="120"/>
+      </w:pPr>
+      <w:r>
+        <w:rPr>
+          <w:rFonts w:ascii="Times New Roman" w:hAnsi="Times New Roman"/>
+          <w:color w:val="000000"/>
+          <w:sz w:val="24"/>
+        </w:rPr>
+        <w:t>Ще</w:t>
+      </w:r>
+      <w:r>
+        <w:rPr>
+          <w:rFonts w:ascii="Times New Roman" w:hAnsi="Times New Roman"/>
+          <w:color w:val="000000"/>
+          <w:sz w:val="24"/>
+        </w:rPr>
+        <w:t xml:space="preserve"> </w:t>
+      </w:r>
+      <w:r>
+        <w:rPr>
+          <w:rFonts w:ascii="Times New Roman" w:hAnsi="Times New Roman"/>
+          <w:color w:val="000000"/>
+          <w:sz w:val="24"/>
+        </w:rPr>
+        <w:t>і</w:t>
+      </w:r>
+      <w:r>
+        <w:rPr>
+          <w:rFonts w:ascii="Times New Roman" w:hAnsi="Times New Roman"/>
+          <w:color w:val="000000"/>
+          <w:sz w:val="24"/>
+        </w:rPr>
+        <w:t xml:space="preserve"> </w:t>
+      </w:r>
+      <w:r>
+        <w:rPr>
+          <w:rFonts w:ascii="Times New Roman" w:hAnsi="Times New Roman"/>
+          <w:color w:val="000000"/>
+          <w:sz w:val="24"/>
+        </w:rPr>
+        <w:t>ще</w:t>
+      </w:r>
+      <w:r>
+        <w:rPr>
+          <w:rFonts w:ascii="Times New Roman" w:hAnsi="Times New Roman"/>
+          <w:color w:val="000000"/>
+          <w:sz w:val="24"/>
+        </w:rPr>
+        <w:t xml:space="preserve"> </w:t>
+      </w:r>
+      <w:r>
+        <w:rPr>
+          <w:rFonts w:ascii="Times New Roman" w:hAnsi="Times New Roman"/>
+          <w:color w:val="000000"/>
+          <w:sz w:val="24"/>
+        </w:rPr>
+        <w:t>в</w:t>
+      </w:r>
+      <w:r>
+        <w:rPr>
+          <w:rFonts w:ascii="Times New Roman" w:hAnsi="Times New Roman"/>
+          <w:color w:val="000000"/>
+          <w:sz w:val="24"/>
+        </w:rPr>
+        <w:t xml:space="preserve"> </w:t>
+      </w:r>
+      <w:r>
+        <w:rPr>
+          <w:rFonts w:ascii="Times New Roman" w:hAnsi="Times New Roman"/>
+          <w:color w:val="000000"/>
+          <w:sz w:val="24"/>
+        </w:rPr>
+        <w:t>мирі</w:t>
+      </w:r>
+      <w:r>
+        <w:rPr>
+          <w:rFonts w:ascii="Times New Roman" w:hAnsi="Times New Roman"/>
+          <w:color w:val="000000"/>
+          <w:sz w:val="24"/>
+        </w:rPr>
+        <w:t xml:space="preserve"> </w:t>
+      </w:r>
+      <w:r>
+        <w:rPr>
+          <w:rFonts w:ascii="Times New Roman" w:hAnsi="Times New Roman"/>
+          <w:color w:val="000000"/>
+          <w:sz w:val="24"/>
+        </w:rPr>
+        <w:t>Господеві</w:t>
+      </w:r>
+      <w:r>
+        <w:rPr>
+          <w:rFonts w:ascii="Times New Roman" w:hAnsi="Times New Roman"/>
+          <w:color w:val="000000"/>
+          <w:sz w:val="24"/>
+        </w:rPr>
+        <w:t xml:space="preserve"> </w:t>
+      </w:r>
+      <w:r>
+        <w:rPr>
+          <w:rFonts w:ascii="Times New Roman" w:hAnsi="Times New Roman"/>
+          <w:color w:val="000000"/>
+          <w:sz w:val="24"/>
+        </w:rPr>
+        <w:t>помолімся.</w:t>
+      </w:r>
+    </w:p>
+    <w:p>
+      <w:pPr>
+        <w:spacing w:after="120"/>
+      </w:pPr>
+      <w:r>
+        <w:rPr>
+          <w:rFonts w:ascii="Times New Roman" w:hAnsi="Times New Roman"/>
+          <w:i/>
+          <w:color w:val="FF4400"/>
+          <w:sz w:val="24"/>
         </w:rPr>
         <w:t>Вірні:</w:t>
       </w:r>
       <w:r>
         <w:rPr>
-          <w:rFonts w:ascii="Times New Roman" w:eastAsia="Times New Roman" w:hAnsi="Times New Roman" w:cs="Times New Roman"/>
-          <w:color w:val="000000"/>
-          <w:sz w:val="24"/>
-          <w:szCs w:val="24"/>
-        </w:rPr>
-        <w:t xml:space="preserve"> Господи, помилуй.</w:t>
-      </w:r>
-    </w:p>
-    <w:p>
-      <w:pPr>
-        <w:spacing w:after="120" w:line="240" w:lineRule="auto"/>
-        <w:jc w:val="both"/>
-        <w:rPr>
-          <w:rFonts w:ascii="Times New Roman" w:eastAsia="Times New Roman" w:hAnsi="Times New Roman" w:cs="Times New Roman"/>
-          <w:i/>
-          <w:color w:val="000000"/>
-          <w:sz w:val="24"/>
-          <w:szCs w:val="24"/>
-        </w:rPr>
-      </w:pPr>
-      <w:r>
-        <w:rPr>
-          <w:rFonts w:ascii="Times New Roman" w:eastAsia="Times New Roman" w:hAnsi="Times New Roman" w:cs="Times New Roman"/>
-          <w:color w:val="000000"/>
-          <w:sz w:val="24"/>
-          <w:szCs w:val="24"/>
-        </w:rPr>
-        <w:t>Заступи, спаси, помилуй і охорони нас, Боже, твоєю благодаттю.</w:t>
-      </w:r>
-    </w:p>
-    <w:p>
-      <w:pPr>
-        <w:spacing w:after="120" w:line="240" w:lineRule="auto"/>
-        <w:jc w:val="both"/>
-        <w:rPr>
-          <w:rFonts w:ascii="Times New Roman" w:eastAsia="Times New Roman" w:hAnsi="Times New Roman" w:cs="Times New Roman"/>
-          <w:i/>
-          <w:color w:val="000000"/>
-          <w:sz w:val="24"/>
-          <w:szCs w:val="24"/>
-        </w:rPr>
-      </w:pPr>
-      <w:r>
-        <w:rPr>
-          <w:rFonts w:ascii="Times New Roman" w:eastAsia="Times New Roman" w:hAnsi="Times New Roman" w:cs="Times New Roman"/>
-          <w:i/>
-          <w:color w:val="FF0000"/>
-          <w:sz w:val="24"/>
-          <w:szCs w:val="24"/>
+          <w:rFonts w:ascii="Times New Roman" w:hAnsi="Times New Roman"/>
+          <w:color w:val="000000"/>
+          <w:sz w:val="24"/>
+        </w:rPr>
+        <w:t xml:space="preserve"> </w:t>
+      </w:r>
+      <w:r>
+        <w:rPr>
+          <w:rFonts w:ascii="Times New Roman" w:hAnsi="Times New Roman"/>
+          <w:color w:val="000000"/>
+          <w:sz w:val="24"/>
+        </w:rPr>
+        <w:t>Го́споди,</w:t>
+      </w:r>
+      <w:r>
+        <w:rPr>
+          <w:rFonts w:ascii="Times New Roman" w:hAnsi="Times New Roman"/>
+          <w:color w:val="000000"/>
+          <w:sz w:val="24"/>
+        </w:rPr>
+        <w:t xml:space="preserve"> </w:t>
+      </w:r>
+      <w:r>
+        <w:rPr>
+          <w:rFonts w:ascii="Times New Roman" w:hAnsi="Times New Roman"/>
+          <w:color w:val="000000"/>
+          <w:sz w:val="24"/>
+        </w:rPr>
+        <w:t>поми́луй.</w:t>
+      </w:r>
+    </w:p>
+    <w:p>
+      <w:pPr>
+        <w:spacing w:after="120"/>
+      </w:pPr>
+      <w:r>
+        <w:rPr>
+          <w:rFonts w:ascii="Times New Roman" w:hAnsi="Times New Roman"/>
+          <w:sz w:val="24"/>
+        </w:rPr>
+        <w:t>Заступи,</w:t>
+      </w:r>
+      <w:r>
+        <w:rPr>
+          <w:rFonts w:ascii="Times New Roman" w:hAnsi="Times New Roman"/>
+          <w:sz w:val="24"/>
+        </w:rPr>
+        <w:t xml:space="preserve"> </w:t>
+      </w:r>
+      <w:r>
+        <w:rPr>
+          <w:rFonts w:ascii="Times New Roman" w:hAnsi="Times New Roman"/>
+          <w:sz w:val="24"/>
+        </w:rPr>
+        <w:t>спаси,</w:t>
+      </w:r>
+      <w:r>
+        <w:rPr>
+          <w:rFonts w:ascii="Times New Roman" w:hAnsi="Times New Roman"/>
+          <w:sz w:val="24"/>
+        </w:rPr>
+        <w:t xml:space="preserve"> </w:t>
+      </w:r>
+      <w:r>
+        <w:rPr>
+          <w:rFonts w:ascii="Times New Roman" w:hAnsi="Times New Roman"/>
+          <w:sz w:val="24"/>
+        </w:rPr>
+        <w:t>помилуй</w:t>
+      </w:r>
+      <w:r>
+        <w:rPr>
+          <w:rFonts w:ascii="Times New Roman" w:hAnsi="Times New Roman"/>
+          <w:sz w:val="24"/>
+        </w:rPr>
+        <w:t xml:space="preserve"> </w:t>
+      </w:r>
+      <w:r>
+        <w:rPr>
+          <w:rFonts w:ascii="Times New Roman" w:hAnsi="Times New Roman"/>
+          <w:sz w:val="24"/>
+        </w:rPr>
+        <w:t>і</w:t>
+      </w:r>
+      <w:r>
+        <w:rPr>
+          <w:rFonts w:ascii="Times New Roman" w:hAnsi="Times New Roman"/>
+          <w:sz w:val="24"/>
+        </w:rPr>
+        <w:t xml:space="preserve"> </w:t>
+      </w:r>
+      <w:r>
+        <w:rPr>
+          <w:rFonts w:ascii="Times New Roman" w:hAnsi="Times New Roman"/>
+          <w:sz w:val="24"/>
+        </w:rPr>
+        <w:t>охорони</w:t>
+      </w:r>
+      <w:r>
+        <w:rPr>
+          <w:rFonts w:ascii="Times New Roman" w:hAnsi="Times New Roman"/>
+          <w:sz w:val="24"/>
+        </w:rPr>
+        <w:t xml:space="preserve"> </w:t>
+      </w:r>
+      <w:r>
+        <w:rPr>
+          <w:rFonts w:ascii="Times New Roman" w:hAnsi="Times New Roman"/>
+          <w:sz w:val="24"/>
+        </w:rPr>
+        <w:t>нас,</w:t>
+      </w:r>
+      <w:r>
+        <w:rPr>
+          <w:rFonts w:ascii="Times New Roman" w:hAnsi="Times New Roman"/>
+          <w:sz w:val="24"/>
+        </w:rPr>
+        <w:t xml:space="preserve"> </w:t>
+      </w:r>
+      <w:r>
+        <w:rPr>
+          <w:rFonts w:ascii="Times New Roman" w:hAnsi="Times New Roman"/>
+          <w:sz w:val="24"/>
+        </w:rPr>
+        <w:t>Боже,</w:t>
+      </w:r>
+      <w:r>
+        <w:rPr>
+          <w:rFonts w:ascii="Times New Roman" w:hAnsi="Times New Roman"/>
+          <w:sz w:val="24"/>
+        </w:rPr>
+        <w:t xml:space="preserve"> </w:t>
+      </w:r>
+      <w:r>
+        <w:rPr>
+          <w:rFonts w:ascii="Times New Roman" w:hAnsi="Times New Roman"/>
+          <w:sz w:val="24"/>
+        </w:rPr>
+        <w:t>Твоєю</w:t>
+      </w:r>
+      <w:r>
+        <w:rPr>
+          <w:rFonts w:ascii="Times New Roman" w:hAnsi="Times New Roman"/>
+          <w:sz w:val="24"/>
+        </w:rPr>
+        <w:t xml:space="preserve"> </w:t>
+      </w:r>
+      <w:r>
+        <w:rPr>
+          <w:rFonts w:ascii="Times New Roman" w:hAnsi="Times New Roman"/>
+          <w:sz w:val="24"/>
+        </w:rPr>
+        <w:t>благодаттю</w:t>
+      </w:r>
+    </w:p>
+    <w:p>
+      <w:pPr>
+        <w:spacing w:after="120"/>
+      </w:pPr>
+      <w:r>
+        <w:rPr>
+          <w:rFonts w:ascii="Times New Roman" w:hAnsi="Times New Roman"/>
+          <w:i/>
+          <w:color w:val="FF4400"/>
+          <w:sz w:val="24"/>
         </w:rPr>
         <w:t>Вірні:</w:t>
       </w:r>
       <w:r>
         <w:rPr>
-          <w:rFonts w:ascii="Times New Roman" w:eastAsia="Times New Roman" w:hAnsi="Times New Roman" w:cs="Times New Roman"/>
-          <w:color w:val="000000"/>
-          <w:sz w:val="24"/>
-          <w:szCs w:val="24"/>
-        </w:rPr>
-        <w:t xml:space="preserve"> Господи, помилуй.</w:t>
-      </w:r>
-    </w:p>
-    <w:p>
-      <w:pPr>
-        <w:spacing w:after="120" w:line="240" w:lineRule="auto"/>
-        <w:jc w:val="both"/>
-        <w:rPr>
-          <w:rFonts w:ascii="Times New Roman" w:eastAsia="Times New Roman" w:hAnsi="Times New Roman" w:cs="Times New Roman"/>
-          <w:i/>
-          <w:color w:val="000000"/>
-          <w:sz w:val="24"/>
-          <w:szCs w:val="24"/>
-        </w:rPr>
-      </w:pPr>
-      <w:r>
-        <w:rPr>
-          <w:rFonts w:ascii="Times New Roman" w:eastAsia="Times New Roman" w:hAnsi="Times New Roman" w:cs="Times New Roman"/>
-          <w:color w:val="000000"/>
-          <w:sz w:val="24"/>
-          <w:szCs w:val="24"/>
-        </w:rPr>
-        <w:t>Пресвяту, пречисту, преблагословенну, славну Владичицю нашу Богородицю і приснодіву Марію, з усіма святими пом'янувши, самі себе, і один одного, і все життя наше Христу</w:t>
-      </w:r>
-      <w:r>
-        <w:rPr>
-          <w:rFonts w:ascii="Times New Roman" w:eastAsia="Times New Roman" w:hAnsi="Times New Roman" w:cs="Times New Roman"/>
-          <w:color w:val="000000"/>
-          <w:sz w:val="24"/>
-          <w:szCs w:val="24"/>
-        </w:rPr>
-        <w:t xml:space="preserve"> Богові віддаймо.</w:t>
-      </w:r>
-    </w:p>
-    <w:p>
-      <w:pPr>
-        <w:spacing w:after="120" w:line="240" w:lineRule="auto"/>
-        <w:jc w:val="both"/>
-        <w:rPr>
-          <w:rFonts w:ascii="Times New Roman" w:eastAsia="Times New Roman" w:hAnsi="Times New Roman" w:cs="Times New Roman"/>
-          <w:i/>
-          <w:color w:val="000000"/>
-          <w:sz w:val="24"/>
-          <w:szCs w:val="24"/>
-        </w:rPr>
-      </w:pPr>
-      <w:r>
-        <w:rPr>
-          <w:rFonts w:ascii="Times New Roman" w:eastAsia="Times New Roman" w:hAnsi="Times New Roman" w:cs="Times New Roman"/>
-          <w:i/>
-          <w:color w:val="FF0000"/>
-          <w:sz w:val="24"/>
-          <w:szCs w:val="24"/>
+          <w:rFonts w:ascii="Times New Roman" w:hAnsi="Times New Roman"/>
+          <w:color w:val="000000"/>
+          <w:sz w:val="24"/>
+        </w:rPr>
+        <w:t xml:space="preserve"> </w:t>
+      </w:r>
+      <w:r>
+        <w:rPr>
+          <w:rFonts w:ascii="Times New Roman" w:hAnsi="Times New Roman"/>
+          <w:color w:val="000000"/>
+          <w:sz w:val="24"/>
+        </w:rPr>
+        <w:t>Го́споди,</w:t>
+      </w:r>
+      <w:r>
+        <w:rPr>
+          <w:rFonts w:ascii="Times New Roman" w:hAnsi="Times New Roman"/>
+          <w:color w:val="000000"/>
+          <w:sz w:val="24"/>
+        </w:rPr>
+        <w:t xml:space="preserve"> </w:t>
+      </w:r>
+      <w:r>
+        <w:rPr>
+          <w:rFonts w:ascii="Times New Roman" w:hAnsi="Times New Roman"/>
+          <w:color w:val="000000"/>
+          <w:sz w:val="24"/>
+        </w:rPr>
+        <w:t>поми́луй.</w:t>
+      </w:r>
+    </w:p>
+    <w:p>
+      <w:pPr>
+        <w:spacing w:after="120"/>
+      </w:pPr>
+      <w:r>
+        <w:rPr>
+          <w:rFonts w:ascii="Times New Roman" w:hAnsi="Times New Roman"/>
+          <w:color w:val="000000"/>
+          <w:sz w:val="24"/>
+        </w:rPr>
+        <w:t>Пресвяту,</w:t>
+      </w:r>
+      <w:r>
+        <w:rPr>
+          <w:rFonts w:ascii="Times New Roman" w:hAnsi="Times New Roman"/>
+          <w:color w:val="000000"/>
+          <w:sz w:val="24"/>
+        </w:rPr>
+        <w:t xml:space="preserve"> </w:t>
+      </w:r>
+      <w:r>
+        <w:rPr>
+          <w:rFonts w:ascii="Times New Roman" w:hAnsi="Times New Roman"/>
+          <w:color w:val="000000"/>
+          <w:sz w:val="24"/>
+        </w:rPr>
+        <w:t>пречисту,</w:t>
+      </w:r>
+      <w:r>
+        <w:rPr>
+          <w:rFonts w:ascii="Times New Roman" w:hAnsi="Times New Roman"/>
+          <w:color w:val="000000"/>
+          <w:sz w:val="24"/>
+        </w:rPr>
+        <w:t xml:space="preserve"> </w:t>
+      </w:r>
+      <w:r>
+        <w:rPr>
+          <w:rFonts w:ascii="Times New Roman" w:hAnsi="Times New Roman"/>
+          <w:color w:val="000000"/>
+          <w:sz w:val="24"/>
+        </w:rPr>
+        <w:t>преблагословенну,</w:t>
+      </w:r>
+      <w:r>
+        <w:rPr>
+          <w:rFonts w:ascii="Times New Roman" w:hAnsi="Times New Roman"/>
+          <w:color w:val="000000"/>
+          <w:sz w:val="24"/>
+        </w:rPr>
+        <w:t xml:space="preserve"> </w:t>
+      </w:r>
+      <w:r>
+        <w:rPr>
+          <w:rFonts w:ascii="Times New Roman" w:hAnsi="Times New Roman"/>
+          <w:color w:val="000000"/>
+          <w:sz w:val="24"/>
+        </w:rPr>
+        <w:t>славну</w:t>
+      </w:r>
+      <w:r>
+        <w:rPr>
+          <w:rFonts w:ascii="Times New Roman" w:hAnsi="Times New Roman"/>
+          <w:color w:val="000000"/>
+          <w:sz w:val="24"/>
+        </w:rPr>
+        <w:t xml:space="preserve"> </w:t>
+      </w:r>
+      <w:r>
+        <w:rPr>
+          <w:rFonts w:ascii="Times New Roman" w:hAnsi="Times New Roman"/>
+          <w:color w:val="000000"/>
+          <w:sz w:val="24"/>
+        </w:rPr>
+        <w:t>Владичицю</w:t>
+      </w:r>
+      <w:r>
+        <w:rPr>
+          <w:rFonts w:ascii="Times New Roman" w:hAnsi="Times New Roman"/>
+          <w:color w:val="000000"/>
+          <w:sz w:val="24"/>
+        </w:rPr>
+        <w:t xml:space="preserve"> </w:t>
+      </w:r>
+      <w:r>
+        <w:rPr>
+          <w:rFonts w:ascii="Times New Roman" w:hAnsi="Times New Roman"/>
+          <w:color w:val="000000"/>
+          <w:sz w:val="24"/>
+        </w:rPr>
+        <w:t>нашу</w:t>
+      </w:r>
+      <w:r>
+        <w:rPr>
+          <w:rFonts w:ascii="Times New Roman" w:hAnsi="Times New Roman"/>
+          <w:color w:val="000000"/>
+          <w:sz w:val="24"/>
+        </w:rPr>
+        <w:t xml:space="preserve"> </w:t>
+      </w:r>
+      <w:r>
+        <w:rPr>
+          <w:rFonts w:ascii="Times New Roman" w:hAnsi="Times New Roman"/>
+          <w:color w:val="000000"/>
+          <w:sz w:val="24"/>
+        </w:rPr>
+        <w:t>Богородицю</w:t>
+      </w:r>
+      <w:r>
+        <w:rPr>
+          <w:rFonts w:ascii="Times New Roman" w:hAnsi="Times New Roman"/>
+          <w:color w:val="000000"/>
+          <w:sz w:val="24"/>
+        </w:rPr>
+        <w:t xml:space="preserve"> </w:t>
+      </w:r>
+      <w:r>
+        <w:rPr>
+          <w:rFonts w:ascii="Times New Roman" w:hAnsi="Times New Roman"/>
+          <w:color w:val="000000"/>
+          <w:sz w:val="24"/>
+        </w:rPr>
+        <w:t>і</w:t>
+      </w:r>
+      <w:r>
+        <w:rPr>
+          <w:rFonts w:ascii="Times New Roman" w:hAnsi="Times New Roman"/>
+          <w:color w:val="000000"/>
+          <w:sz w:val="24"/>
+        </w:rPr>
+        <w:t xml:space="preserve"> </w:t>
+      </w:r>
+      <w:r>
+        <w:rPr>
+          <w:rFonts w:ascii="Times New Roman" w:hAnsi="Times New Roman"/>
+          <w:color w:val="000000"/>
+          <w:sz w:val="24"/>
+        </w:rPr>
+        <w:t>приснодіву</w:t>
+      </w:r>
+      <w:r>
+        <w:rPr>
+          <w:rFonts w:ascii="Times New Roman" w:hAnsi="Times New Roman"/>
+          <w:color w:val="000000"/>
+          <w:sz w:val="24"/>
+        </w:rPr>
+        <w:t xml:space="preserve"> </w:t>
+      </w:r>
+      <w:r>
+        <w:rPr>
+          <w:rFonts w:ascii="Times New Roman" w:hAnsi="Times New Roman"/>
+          <w:color w:val="000000"/>
+          <w:sz w:val="24"/>
+        </w:rPr>
+        <w:t>Марію,</w:t>
+      </w:r>
+      <w:r>
+        <w:rPr>
+          <w:rFonts w:ascii="Times New Roman" w:hAnsi="Times New Roman"/>
+          <w:color w:val="000000"/>
+          <w:sz w:val="24"/>
+        </w:rPr>
+        <w:t xml:space="preserve"> </w:t>
+      </w:r>
+      <w:r>
+        <w:rPr>
+          <w:rFonts w:ascii="Times New Roman" w:hAnsi="Times New Roman"/>
+          <w:color w:val="000000"/>
+          <w:sz w:val="24"/>
+        </w:rPr>
+        <w:t>з</w:t>
+      </w:r>
+      <w:r>
+        <w:rPr>
+          <w:rFonts w:ascii="Times New Roman" w:hAnsi="Times New Roman"/>
+          <w:color w:val="000000"/>
+          <w:sz w:val="24"/>
+        </w:rPr>
+        <w:t xml:space="preserve"> </w:t>
+      </w:r>
+      <w:r>
+        <w:rPr>
+          <w:rFonts w:ascii="Times New Roman" w:hAnsi="Times New Roman"/>
+          <w:color w:val="000000"/>
+          <w:sz w:val="24"/>
+        </w:rPr>
+        <w:t>усіма</w:t>
+      </w:r>
+      <w:r>
+        <w:rPr>
+          <w:rFonts w:ascii="Times New Roman" w:hAnsi="Times New Roman"/>
+          <w:color w:val="000000"/>
+          <w:sz w:val="24"/>
+        </w:rPr>
+        <w:t xml:space="preserve"> </w:t>
+      </w:r>
+      <w:r>
+        <w:rPr>
+          <w:rFonts w:ascii="Times New Roman" w:hAnsi="Times New Roman"/>
+          <w:color w:val="000000"/>
+          <w:sz w:val="24"/>
+        </w:rPr>
+        <w:t>святими</w:t>
+      </w:r>
+      <w:r>
+        <w:rPr>
+          <w:rFonts w:ascii="Times New Roman" w:hAnsi="Times New Roman"/>
+          <w:color w:val="000000"/>
+          <w:sz w:val="24"/>
+        </w:rPr>
+        <w:t xml:space="preserve"> </w:t>
+      </w:r>
+      <w:r>
+        <w:rPr>
+          <w:rFonts w:ascii="Times New Roman" w:hAnsi="Times New Roman"/>
+          <w:color w:val="000000"/>
+          <w:sz w:val="24"/>
+        </w:rPr>
+        <w:t>пом’янувши,</w:t>
+      </w:r>
+      <w:r>
+        <w:rPr>
+          <w:rFonts w:ascii="Times New Roman" w:hAnsi="Times New Roman"/>
+          <w:color w:val="000000"/>
+          <w:sz w:val="24"/>
+        </w:rPr>
+        <w:t xml:space="preserve"> </w:t>
+      </w:r>
+      <w:r>
+        <w:rPr>
+          <w:rFonts w:ascii="Times New Roman" w:hAnsi="Times New Roman"/>
+          <w:color w:val="000000"/>
+          <w:sz w:val="24"/>
+        </w:rPr>
+        <w:t>самих</w:t>
+      </w:r>
+      <w:r>
+        <w:rPr>
+          <w:rFonts w:ascii="Times New Roman" w:hAnsi="Times New Roman"/>
+          <w:color w:val="000000"/>
+          <w:sz w:val="24"/>
+        </w:rPr>
+        <w:t xml:space="preserve"> </w:t>
+      </w:r>
+      <w:r>
+        <w:rPr>
+          <w:rFonts w:ascii="Times New Roman" w:hAnsi="Times New Roman"/>
+          <w:color w:val="000000"/>
+          <w:sz w:val="24"/>
+        </w:rPr>
+        <w:t>себе,</w:t>
+      </w:r>
+      <w:r>
+        <w:rPr>
+          <w:rFonts w:ascii="Times New Roman" w:hAnsi="Times New Roman"/>
+          <w:color w:val="000000"/>
+          <w:sz w:val="24"/>
+        </w:rPr>
+        <w:t xml:space="preserve"> </w:t>
+      </w:r>
+      <w:r>
+        <w:rPr>
+          <w:rFonts w:ascii="Times New Roman" w:hAnsi="Times New Roman"/>
+          <w:color w:val="000000"/>
+          <w:sz w:val="24"/>
+        </w:rPr>
+        <w:t>і</w:t>
+      </w:r>
+      <w:r>
+        <w:rPr>
+          <w:rFonts w:ascii="Times New Roman" w:hAnsi="Times New Roman"/>
+          <w:color w:val="000000"/>
+          <w:sz w:val="24"/>
+        </w:rPr>
+        <w:t xml:space="preserve"> </w:t>
+      </w:r>
+      <w:r>
+        <w:rPr>
+          <w:rFonts w:ascii="Times New Roman" w:hAnsi="Times New Roman"/>
+          <w:color w:val="000000"/>
+          <w:sz w:val="24"/>
+        </w:rPr>
+        <w:t>один</w:t>
+      </w:r>
+      <w:r>
+        <w:rPr>
+          <w:rFonts w:ascii="Times New Roman" w:hAnsi="Times New Roman"/>
+          <w:color w:val="000000"/>
+          <w:sz w:val="24"/>
+        </w:rPr>
+        <w:t xml:space="preserve"> </w:t>
+      </w:r>
+      <w:r>
+        <w:rPr>
+          <w:rFonts w:ascii="Times New Roman" w:hAnsi="Times New Roman"/>
+          <w:color w:val="000000"/>
+          <w:sz w:val="24"/>
+        </w:rPr>
+        <w:t>одного,</w:t>
+      </w:r>
+      <w:r>
+        <w:rPr>
+          <w:rFonts w:ascii="Times New Roman" w:hAnsi="Times New Roman"/>
+          <w:color w:val="000000"/>
+          <w:sz w:val="24"/>
+        </w:rPr>
+        <w:t xml:space="preserve"> </w:t>
+      </w:r>
+      <w:r>
+        <w:rPr>
+          <w:rFonts w:ascii="Times New Roman" w:hAnsi="Times New Roman"/>
+          <w:color w:val="000000"/>
+          <w:sz w:val="24"/>
+        </w:rPr>
+        <w:t>і</w:t>
+      </w:r>
+      <w:r>
+        <w:rPr>
+          <w:rFonts w:ascii="Times New Roman" w:hAnsi="Times New Roman"/>
+          <w:color w:val="000000"/>
+          <w:sz w:val="24"/>
+        </w:rPr>
+        <w:t xml:space="preserve"> </w:t>
+      </w:r>
+      <w:r>
+        <w:rPr>
+          <w:rFonts w:ascii="Times New Roman" w:hAnsi="Times New Roman"/>
+          <w:color w:val="000000"/>
+          <w:sz w:val="24"/>
+        </w:rPr>
+        <w:t>все</w:t>
+      </w:r>
+      <w:r>
+        <w:rPr>
+          <w:rFonts w:ascii="Times New Roman" w:hAnsi="Times New Roman"/>
+          <w:color w:val="000000"/>
+          <w:sz w:val="24"/>
+        </w:rPr>
+        <w:t xml:space="preserve"> </w:t>
+      </w:r>
+      <w:r>
+        <w:rPr>
+          <w:rFonts w:ascii="Times New Roman" w:hAnsi="Times New Roman"/>
+          <w:color w:val="000000"/>
+          <w:sz w:val="24"/>
+        </w:rPr>
+        <w:t>життя</w:t>
+      </w:r>
+      <w:r>
+        <w:rPr>
+          <w:rFonts w:ascii="Times New Roman" w:hAnsi="Times New Roman"/>
+          <w:color w:val="000000"/>
+          <w:sz w:val="24"/>
+        </w:rPr>
+        <w:t xml:space="preserve"> </w:t>
+      </w:r>
+      <w:r>
+        <w:rPr>
+          <w:rFonts w:ascii="Times New Roman" w:hAnsi="Times New Roman"/>
+          <w:color w:val="000000"/>
+          <w:sz w:val="24"/>
+        </w:rPr>
+        <w:t>наше</w:t>
+      </w:r>
+      <w:r>
+        <w:rPr>
+          <w:rFonts w:ascii="Times New Roman" w:hAnsi="Times New Roman"/>
+          <w:color w:val="000000"/>
+          <w:sz w:val="24"/>
+        </w:rPr>
+        <w:t xml:space="preserve"> </w:t>
+      </w:r>
+      <w:r>
+        <w:rPr>
+          <w:rFonts w:ascii="Times New Roman" w:hAnsi="Times New Roman"/>
+          <w:color w:val="000000"/>
+          <w:sz w:val="24"/>
+        </w:rPr>
+        <w:t>Христу</w:t>
+      </w:r>
+      <w:r>
+        <w:rPr>
+          <w:rFonts w:ascii="Times New Roman" w:hAnsi="Times New Roman"/>
+          <w:color w:val="000000"/>
+          <w:sz w:val="24"/>
+        </w:rPr>
+        <w:t xml:space="preserve"> </w:t>
+      </w:r>
+      <w:r>
+        <w:rPr>
+          <w:rFonts w:ascii="Times New Roman" w:hAnsi="Times New Roman"/>
+          <w:color w:val="000000"/>
+          <w:sz w:val="24"/>
+        </w:rPr>
+        <w:t>Богові</w:t>
+      </w:r>
+      <w:r>
+        <w:rPr>
+          <w:rFonts w:ascii="Times New Roman" w:hAnsi="Times New Roman"/>
+          <w:color w:val="000000"/>
+          <w:sz w:val="24"/>
+        </w:rPr>
+        <w:t xml:space="preserve"> </w:t>
+      </w:r>
+      <w:r>
+        <w:rPr>
+          <w:rFonts w:ascii="Times New Roman" w:hAnsi="Times New Roman"/>
+          <w:color w:val="000000"/>
+          <w:sz w:val="24"/>
+        </w:rPr>
+        <w:t>віддаймо.</w:t>
+      </w:r>
+    </w:p>
+    <w:p>
+      <w:pPr>
+        <w:spacing w:after="120"/>
+      </w:pPr>
+      <w:r>
+        <w:rPr>
+          <w:rFonts w:ascii="Times New Roman" w:hAnsi="Times New Roman"/>
+          <w:i/>
+          <w:color w:val="FF4400"/>
+          <w:sz w:val="24"/>
         </w:rPr>
         <w:t>Вірні:</w:t>
       </w:r>
       <w:r>
         <w:rPr>
-          <w:rFonts w:ascii="Times New Roman" w:eastAsia="Times New Roman" w:hAnsi="Times New Roman" w:cs="Times New Roman"/>
-          <w:color w:val="000000"/>
-          <w:sz w:val="24"/>
-          <w:szCs w:val="24"/>
-        </w:rPr>
-        <w:t xml:space="preserve"> Тобі, Господи.</w:t>
+          <w:rFonts w:ascii="Times New Roman" w:hAnsi="Times New Roman"/>
+          <w:color w:val="000000"/>
+          <w:sz w:val="24"/>
+        </w:rPr>
+        <w:t xml:space="preserve"> </w:t>
+      </w:r>
+      <w:r>
+        <w:rPr>
+          <w:rFonts w:ascii="Times New Roman" w:hAnsi="Times New Roman"/>
+          <w:color w:val="000000"/>
+          <w:sz w:val="24"/>
+        </w:rPr>
+        <w:t>Тобі́,</w:t>
+      </w:r>
+      <w:r>
+        <w:rPr>
+          <w:rFonts w:ascii="Times New Roman" w:hAnsi="Times New Roman"/>
+          <w:color w:val="000000"/>
+          <w:sz w:val="24"/>
+        </w:rPr>
+        <w:t xml:space="preserve"> </w:t>
+      </w:r>
+      <w:r>
+        <w:rPr>
+          <w:rFonts w:ascii="Times New Roman" w:hAnsi="Times New Roman"/>
+          <w:color w:val="000000"/>
+          <w:sz w:val="24"/>
+        </w:rPr>
+        <w:t>Го́споди.</w:t>
       </w:r>
     </w:p>
     <w:p>
@@ -14385,59 +16815,446 @@
     </w:p>
     <w:p>
       <w:pPr>
-        <w:spacing w:after="120" w:line="240" w:lineRule="auto"/>
-        <w:jc w:val="both"/>
-        <w:rPr>
-          <w:rFonts w:ascii="Times New Roman" w:eastAsia="Times New Roman" w:hAnsi="Times New Roman" w:cs="Times New Roman"/>
-          <w:sz w:val="24"/>
-          <w:szCs w:val="24"/>
-        </w:rPr>
-      </w:pPr>
-      <w:r>
-        <w:rPr>
-          <w:rFonts w:ascii="Times New Roman" w:eastAsia="Times New Roman" w:hAnsi="Times New Roman" w:cs="Times New Roman"/>
+        <w:spacing w:after="120"/>
+        <w:jc w:val="both"/>
+      </w:pPr>
+      <w:r>
+        <w:rPr>
+          <w:rFonts w:ascii="Times New Roman" w:hAnsi="Times New Roman"/>
           <w:i/>
           <w:color w:val="FF0000"/>
           <w:sz w:val="24"/>
-          <w:szCs w:val="24"/>
-        </w:rPr>
-        <w:t>Священик: </w:t>
-      </w:r>
-      <w:r>
-        <w:rPr>
-          <w:rFonts w:ascii="Times New Roman" w:eastAsia="Times New Roman" w:hAnsi="Times New Roman" w:cs="Times New Roman"/>
-          <w:color w:val="000000"/>
-          <w:sz w:val="24"/>
-          <w:szCs w:val="24"/>
-        </w:rPr>
-        <w:t>Бо Ти цар миру і Спас душ наших і Тобі славу возсилаємо: Отцю, і Сину, і Святому Духові</w:t>
-      </w:r>
-      <w:r>
-        <w:rPr>
-          <w:rFonts w:ascii="Times New Roman" w:eastAsia="Times New Roman" w:hAnsi="Times New Roman" w:cs="Times New Roman"/>
-          <w:sz w:val="24"/>
-          <w:szCs w:val="24"/>
-        </w:rPr>
-        <w:t>, нині і повсякчас, і на віки віків.</w:t>
-      </w:r>
-    </w:p>
-    <w:p>
-      <w:pPr>
-        <w:spacing w:after="120" w:line="240" w:lineRule="auto"/>
-        <w:jc w:val="both"/>
-        <w:rPr>
-          <w:rFonts w:ascii="Times New Roman" w:eastAsia="Times New Roman" w:hAnsi="Times New Roman" w:cs="Times New Roman"/>
-          <w:i/>
-          <w:sz w:val="24"/>
-          <w:szCs w:val="24"/>
-        </w:rPr>
-      </w:pPr>
-      <w:r>
-        <w:rPr>
-          <w:rFonts w:ascii="Times New Roman" w:eastAsia="Times New Roman" w:hAnsi="Times New Roman" w:cs="Times New Roman"/>
+        </w:rPr>
+        <w:t>Священник:</w:t>
+      </w:r>
+      <w:r>
+        <w:rPr>
+          <w:rFonts w:ascii="Times New Roman" w:hAnsi="Times New Roman"/>
           <w:i/>
           <w:color w:val="FF0000"/>
           <w:sz w:val="24"/>
+        </w:rPr>
+        <w:t xml:space="preserve"> </w:t>
+      </w:r>
+      <w:r>
+        <w:rPr>
+          <w:rFonts w:ascii="Times New Roman" w:hAnsi="Times New Roman"/>
+          <w:color w:val="000000"/>
+          <w:sz w:val="24"/>
+        </w:rPr>
+        <w:t>Бо</w:t>
+      </w:r>
+      <w:r>
+        <w:rPr>
+          <w:rFonts w:ascii="Times New Roman" w:hAnsi="Times New Roman"/>
+          <w:color w:val="000000"/>
+          <w:sz w:val="24"/>
+        </w:rPr>
+        <w:t xml:space="preserve"> </w:t>
+      </w:r>
+      <w:r>
+        <w:rPr>
+          <w:rFonts w:ascii="Times New Roman" w:hAnsi="Times New Roman"/>
+          <w:color w:val="000000"/>
+          <w:sz w:val="24"/>
+        </w:rPr>
+        <w:t>Ти</w:t>
+      </w:r>
+      <w:r>
+        <w:rPr>
+          <w:rFonts w:ascii="Times New Roman" w:hAnsi="Times New Roman"/>
+          <w:color w:val="000000"/>
+          <w:sz w:val="24"/>
+        </w:rPr>
+        <w:t xml:space="preserve"> </w:t>
+      </w:r>
+      <w:r>
+        <w:rPr>
+          <w:rFonts w:ascii="Times New Roman" w:hAnsi="Times New Roman"/>
+          <w:color w:val="000000"/>
+          <w:sz w:val="24"/>
+        </w:rPr>
+        <w:t>цар</w:t>
+      </w:r>
+      <w:r>
+        <w:rPr>
+          <w:rFonts w:ascii="Times New Roman" w:hAnsi="Times New Roman"/>
+          <w:color w:val="000000"/>
+          <w:sz w:val="24"/>
+        </w:rPr>
+        <w:t xml:space="preserve"> </w:t>
+      </w:r>
+      <w:r>
+        <w:rPr>
+          <w:rFonts w:ascii="Times New Roman" w:hAnsi="Times New Roman"/>
+          <w:color w:val="000000"/>
+          <w:sz w:val="24"/>
+        </w:rPr>
+        <w:t>миру</w:t>
+      </w:r>
+      <w:r>
+        <w:rPr>
+          <w:rFonts w:ascii="Times New Roman" w:hAnsi="Times New Roman"/>
+          <w:color w:val="000000"/>
+          <w:sz w:val="24"/>
+        </w:rPr>
+        <w:t xml:space="preserve"> </w:t>
+      </w:r>
+      <w:r>
+        <w:rPr>
+          <w:rFonts w:ascii="Times New Roman" w:hAnsi="Times New Roman"/>
+          <w:color w:val="000000"/>
+          <w:sz w:val="24"/>
+        </w:rPr>
+        <w:t>і</w:t>
+      </w:r>
+      <w:r>
+        <w:rPr>
+          <w:rFonts w:ascii="Times New Roman" w:hAnsi="Times New Roman"/>
+          <w:color w:val="000000"/>
+          <w:sz w:val="24"/>
+        </w:rPr>
+        <w:t xml:space="preserve"> </w:t>
+      </w:r>
+      <w:r>
+        <w:rPr>
+          <w:rFonts w:ascii="Times New Roman" w:hAnsi="Times New Roman"/>
+          <w:color w:val="000000"/>
+          <w:sz w:val="24"/>
+        </w:rPr>
+        <w:t>Спас</w:t>
+      </w:r>
+      <w:r>
+        <w:rPr>
+          <w:rFonts w:ascii="Times New Roman" w:hAnsi="Times New Roman"/>
+          <w:color w:val="000000"/>
+          <w:sz w:val="24"/>
+        </w:rPr>
+        <w:t xml:space="preserve"> </w:t>
+      </w:r>
+      <w:r>
+        <w:rPr>
+          <w:rFonts w:ascii="Times New Roman" w:hAnsi="Times New Roman"/>
+          <w:color w:val="000000"/>
+          <w:sz w:val="24"/>
+        </w:rPr>
+        <w:t>душ</w:t>
+      </w:r>
+      <w:r>
+        <w:rPr>
+          <w:rFonts w:ascii="Times New Roman" w:hAnsi="Times New Roman"/>
+          <w:color w:val="000000"/>
+          <w:sz w:val="24"/>
+        </w:rPr>
+        <w:t xml:space="preserve"> </w:t>
+      </w:r>
+      <w:r>
+        <w:rPr>
+          <w:rFonts w:ascii="Times New Roman" w:hAnsi="Times New Roman"/>
+          <w:color w:val="000000"/>
+          <w:sz w:val="24"/>
+        </w:rPr>
+        <w:t>наших</w:t>
+      </w:r>
+      <w:r>
+        <w:rPr>
+          <w:rFonts w:ascii="Times New Roman" w:hAnsi="Times New Roman"/>
+          <w:color w:val="000000"/>
+          <w:sz w:val="24"/>
+        </w:rPr>
+        <w:t xml:space="preserve"> </w:t>
+      </w:r>
+      <w:r>
+        <w:rPr>
+          <w:rFonts w:ascii="Times New Roman" w:hAnsi="Times New Roman"/>
+          <w:color w:val="000000"/>
+          <w:sz w:val="24"/>
+        </w:rPr>
+        <w:t>–</w:t>
+      </w:r>
+      <w:r>
+        <w:rPr>
+          <w:rFonts w:ascii="Times New Roman" w:hAnsi="Times New Roman"/>
+          <w:color w:val="000000"/>
+          <w:sz w:val="24"/>
+        </w:rPr>
+        <w:t xml:space="preserve"> </w:t>
+      </w:r>
+      <w:r>
+        <w:rPr>
+          <w:rFonts w:ascii="Times New Roman" w:hAnsi="Times New Roman"/>
+          <w:color w:val="000000"/>
+          <w:sz w:val="24"/>
+        </w:rPr>
+        <w:t>і</w:t>
+      </w:r>
+      <w:r>
+        <w:rPr>
+          <w:rFonts w:ascii="Times New Roman" w:hAnsi="Times New Roman"/>
+          <w:color w:val="000000"/>
+          <w:sz w:val="24"/>
+        </w:rPr>
+        <w:t xml:space="preserve"> </w:t>
+      </w:r>
+      <w:r>
+        <w:rPr>
+          <w:rFonts w:ascii="Times New Roman" w:hAnsi="Times New Roman"/>
+          <w:color w:val="000000"/>
+          <w:sz w:val="24"/>
+        </w:rPr>
+        <w:t>Тобі</w:t>
+      </w:r>
+      <w:r>
+        <w:rPr>
+          <w:rFonts w:ascii="Times New Roman" w:hAnsi="Times New Roman"/>
+          <w:color w:val="000000"/>
+          <w:sz w:val="24"/>
+        </w:rPr>
+        <w:t xml:space="preserve"> </w:t>
+      </w:r>
+      <w:r>
+        <w:rPr>
+          <w:rFonts w:ascii="Times New Roman" w:hAnsi="Times New Roman"/>
+          <w:color w:val="000000"/>
+          <w:sz w:val="24"/>
+        </w:rPr>
+        <w:t>славу</w:t>
+      </w:r>
+      <w:r>
+        <w:rPr>
+          <w:rFonts w:ascii="Times New Roman" w:hAnsi="Times New Roman"/>
+          <w:color w:val="000000"/>
+          <w:sz w:val="24"/>
+        </w:rPr>
+        <w:t xml:space="preserve"> </w:t>
+      </w:r>
+      <w:r>
+        <w:rPr>
+          <w:rFonts w:ascii="Times New Roman" w:hAnsi="Times New Roman"/>
+          <w:color w:val="000000"/>
+          <w:sz w:val="24"/>
+        </w:rPr>
+        <w:t>возсилаємо,</w:t>
+      </w:r>
+      <w:r>
+        <w:rPr>
+          <w:rFonts w:ascii="Times New Roman" w:hAnsi="Times New Roman"/>
+          <w:color w:val="000000"/>
+          <w:sz w:val="24"/>
+        </w:rPr>
+        <w:t xml:space="preserve"> </w:t>
+      </w:r>
+      <w:r>
+        <w:rPr>
+          <w:rFonts w:ascii="Times New Roman" w:hAnsi="Times New Roman"/>
+          <w:color w:val="000000"/>
+          <w:sz w:val="24"/>
+        </w:rPr>
+        <w:t>Отцю,</w:t>
+      </w:r>
+      <w:r>
+        <w:rPr>
+          <w:rFonts w:ascii="Times New Roman" w:hAnsi="Times New Roman"/>
+          <w:color w:val="000000"/>
+          <w:sz w:val="24"/>
+        </w:rPr>
+        <w:t xml:space="preserve"> </w:t>
+      </w:r>
+      <w:r>
+        <w:rPr>
+          <w:rFonts w:ascii="Times New Roman" w:hAnsi="Times New Roman"/>
+          <w:color w:val="000000"/>
+          <w:sz w:val="24"/>
+        </w:rPr>
+        <w:t>і</w:t>
+      </w:r>
+      <w:r>
+        <w:rPr>
+          <w:rFonts w:ascii="Times New Roman" w:hAnsi="Times New Roman"/>
+          <w:color w:val="000000"/>
+          <w:sz w:val="24"/>
+        </w:rPr>
+        <w:t xml:space="preserve"> </w:t>
+      </w:r>
+      <w:r>
+        <w:rPr>
+          <w:rFonts w:ascii="Times New Roman" w:hAnsi="Times New Roman"/>
+          <w:color w:val="000000"/>
+          <w:sz w:val="24"/>
+        </w:rPr>
+        <w:t>Сину,</w:t>
+      </w:r>
+      <w:r>
+        <w:rPr>
+          <w:rFonts w:ascii="Times New Roman" w:hAnsi="Times New Roman"/>
+          <w:color w:val="000000"/>
+          <w:sz w:val="24"/>
+        </w:rPr>
+        <w:t xml:space="preserve"> </w:t>
+      </w:r>
+      <w:r>
+        <w:rPr>
+          <w:rFonts w:ascii="Times New Roman" w:hAnsi="Times New Roman"/>
+          <w:color w:val="000000"/>
+          <w:sz w:val="24"/>
+        </w:rPr>
+        <w:t>і</w:t>
+      </w:r>
+      <w:r>
+        <w:rPr>
+          <w:rFonts w:ascii="Times New Roman" w:hAnsi="Times New Roman"/>
+          <w:color w:val="000000"/>
+          <w:sz w:val="24"/>
+        </w:rPr>
+        <w:t xml:space="preserve"> </w:t>
+      </w:r>
+      <w:r>
+        <w:rPr>
+          <w:rFonts w:ascii="Times New Roman" w:hAnsi="Times New Roman"/>
+          <w:color w:val="000000"/>
+          <w:sz w:val="24"/>
+        </w:rPr>
+        <w:t>Святому</w:t>
+      </w:r>
+      <w:r>
+        <w:rPr>
+          <w:rFonts w:ascii="Times New Roman" w:hAnsi="Times New Roman"/>
+          <w:color w:val="000000"/>
+          <w:sz w:val="24"/>
+        </w:rPr>
+        <w:t xml:space="preserve"> </w:t>
+      </w:r>
+      <w:r>
+        <w:rPr>
+          <w:rFonts w:ascii="Times New Roman" w:hAnsi="Times New Roman"/>
+          <w:color w:val="000000"/>
+          <w:sz w:val="24"/>
+        </w:rPr>
+        <w:t>Духові</w:t>
+      </w:r>
+      <w:r>
+        <w:rPr>
+          <w:rFonts w:ascii="Times New Roman" w:hAnsi="Times New Roman"/>
+          <w:sz w:val="24"/>
+        </w:rPr>
+        <w:t>,</w:t>
+      </w:r>
+      <w:r>
+        <w:rPr>
+          <w:rFonts w:ascii="Times New Roman" w:hAnsi="Times New Roman"/>
+          <w:sz w:val="24"/>
+        </w:rPr>
+        <w:t xml:space="preserve"> </w:t>
+      </w:r>
+      <w:r>
+        <w:rPr>
+          <w:rFonts w:ascii="Times New Roman" w:hAnsi="Times New Roman"/>
+          <w:sz w:val="24"/>
+        </w:rPr>
+        <w:t>нині,</w:t>
+      </w:r>
+      <w:r>
+        <w:rPr>
+          <w:rFonts w:ascii="Times New Roman" w:hAnsi="Times New Roman"/>
+          <w:sz w:val="24"/>
+        </w:rPr>
+        <w:t xml:space="preserve"> </w:t>
+      </w:r>
+      <w:r>
+        <w:rPr>
+          <w:rFonts w:ascii="Times New Roman" w:hAnsi="Times New Roman"/>
+          <w:sz w:val="24"/>
+        </w:rPr>
+        <w:t>і</w:t>
+      </w:r>
+      <w:r>
+        <w:rPr>
+          <w:rFonts w:ascii="Times New Roman" w:hAnsi="Times New Roman"/>
+          <w:sz w:val="24"/>
+        </w:rPr>
+        <w:t xml:space="preserve"> </w:t>
+      </w:r>
+      <w:r>
+        <w:rPr>
+          <w:rFonts w:ascii="Times New Roman" w:hAnsi="Times New Roman"/>
+          <w:sz w:val="24"/>
+        </w:rPr>
+        <w:t>повсякчас,</w:t>
+      </w:r>
+      <w:r>
+        <w:rPr>
+          <w:rFonts w:ascii="Times New Roman" w:hAnsi="Times New Roman"/>
+          <w:sz w:val="24"/>
+        </w:rPr>
+        <w:t xml:space="preserve"> </w:t>
+      </w:r>
+      <w:r>
+        <w:rPr>
+          <w:rFonts w:ascii="Times New Roman" w:hAnsi="Times New Roman"/>
+          <w:sz w:val="24"/>
+        </w:rPr>
+        <w:t>і</w:t>
+      </w:r>
+      <w:r>
+        <w:rPr>
+          <w:rFonts w:ascii="Times New Roman" w:hAnsi="Times New Roman"/>
+          <w:sz w:val="24"/>
+        </w:rPr>
+        <w:t xml:space="preserve"> </w:t>
+      </w:r>
+      <w:r>
+        <w:rPr>
+          <w:rFonts w:ascii="Times New Roman" w:hAnsi="Times New Roman"/>
+          <w:sz w:val="24"/>
+        </w:rPr>
+        <w:t>на</w:t>
+      </w:r>
+      <w:r>
+        <w:rPr>
+          <w:rFonts w:ascii="Times New Roman" w:hAnsi="Times New Roman"/>
+          <w:sz w:val="24"/>
+        </w:rPr>
+        <w:t xml:space="preserve"> </w:t>
+      </w:r>
+      <w:r>
+        <w:rPr>
+          <w:rFonts w:ascii="Times New Roman" w:hAnsi="Times New Roman"/>
+          <w:sz w:val="24"/>
+        </w:rPr>
+        <w:t>віки</w:t>
+      </w:r>
+      <w:r>
+        <w:rPr>
+          <w:rFonts w:ascii="Times New Roman" w:hAnsi="Times New Roman"/>
+          <w:sz w:val="24"/>
+        </w:rPr>
+        <w:t xml:space="preserve"> </w:t>
+      </w:r>
+      <w:r>
+        <w:rPr>
+          <w:rFonts w:ascii="Times New Roman" w:hAnsi="Times New Roman"/>
+          <w:sz w:val="24"/>
+        </w:rPr>
+        <w:t>віків.</w:t>
+      </w:r>
+    </w:p>
+    <w:p>
+      <w:pPr>
+        <w:spacing w:after="120" w:line="240" w:lineRule="auto"/>
+        <w:jc w:val="both"/>
+        <w:rPr>
+          <w:rFonts w:ascii="Times New Roman" w:eastAsia="Times New Roman" w:hAnsi="Times New Roman" w:cs="Times New Roman"/>
+          <w:i/>
+          <w:sz w:val="24"/>
+          <w:szCs w:val="24"/>
+        </w:rPr>
+      </w:pPr>
+      <w:r>
+        <w:rPr>
+          <w:rFonts w:ascii="Times New Roman" w:eastAsia="Times New Roman" w:hAnsi="Times New Roman" w:cs="Times New Roman"/>
+          <w:i/>
+          <w:color w:val="FF0000"/>
+          <w:sz w:val="24"/>
           <w:szCs w:val="24"/>
         </w:rPr>
         <w:t>Вірні:</w:t>
@@ -14500,7 +17317,7 @@
           <w:sz w:val="24"/>
           <w:szCs w:val="24"/>
         </w:rPr>
-        <w:t>Ірмос 7</w:t>
+        <w:t>Ірмос 7</w:t>
       </w:r>
       <w:r>
         <w:rPr>
@@ -14702,7 +17519,7 @@
           <w:sz w:val="24"/>
           <w:szCs w:val="24"/>
         </w:rPr>
-        <w:t>Ірмос 8</w:t>
+        <w:t>Ірмос 8</w:t>
       </w:r>
       <w:r>
         <w:rPr>
@@ -15198,7 +18015,7 @@
           <w:sz w:val="24"/>
           <w:szCs w:val="24"/>
         </w:rPr>
-        <w:t>Ірмос (г. 4):</w:t>
+        <w:t>Ірмос (г. 4):</w:t>
       </w:r>
       <w:r>
         <w:rPr>
@@ -17941,7 +20758,7 @@
           <w:sz w:val="24"/>
           <w:szCs w:val="24"/>
         </w:rPr>
-        <w:t>(г. 4, подібний: Покликаний був ти):</w:t>
+        <w:t>(г. 4, подібний: Покликаний був ти):</w:t>
       </w:r>
       <w:sdt>
         <w:sdtPr>

--- a/flow/20230914_vu_template/drafts/2024-12-u/23-ПН-мчч_Криті.docx
+++ b/flow/20230914_vu_template/drafts/2024-12-u/23-ПН-мчч_Криті.docx
@@ -5930,14 +5930,7 @@
           <w:rFonts w:ascii="Times New Roman" w:hAnsi="Times New Roman"/>
           <w:sz w:val="24"/>
         </w:rPr>
-        <w:t xml:space="preserve"> Бо Ти – Бог милости, ласк і людинолюбности, і Тобі слав</w:t>
-      </w:r>
-      <w:r>
-        <w:rPr>
-          <w:rFonts w:ascii="Times New Roman" w:hAnsi="Times New Roman"/>
-          <w:sz w:val="24"/>
-        </w:rPr>
-        <w:t>у возсилаємо, Отцю, і Сину, і Святому Духові, нині, і повсякчас, і на віки віків.</w:t>
+        <w:t xml:space="preserve"> Бо Ти – Бог милости, ласк і людинолюбности, і Тобі славу возсилаємо, Отцю, і Сину, і Святому Духові, нині, і повсякчас, і на віки віків.</w:t>
       </w:r>
     </w:p>
     <w:p>
@@ -6161,14 +6154,7 @@
           <w:rFonts w:ascii="Times New Roman" w:hAnsi="Times New Roman"/>
           <w:sz w:val="24"/>
         </w:rPr>
-        <w:t xml:space="preserve"> Нехай буде влада цар</w:t>
-      </w:r>
-      <w:r>
-        <w:rPr>
-          <w:rFonts w:ascii="Times New Roman" w:hAnsi="Times New Roman"/>
-          <w:sz w:val="24"/>
-        </w:rPr>
-        <w:t>ства Твого благословенна і дуже прославлена: Отця, і Сина, і Святого Духа, нині і повсякчас, і на віки віків.</w:t>
+        <w:t xml:space="preserve"> Нехай буде влада царства Твого благословенна і дуже прославлена: Отця, і Сина, і Святого Духа, нині і повсякчас, і на віки віків.</w:t>
       </w:r>
     </w:p>
     <w:p>
@@ -6773,14 +6759,7 @@
           <w:rFonts w:ascii="Times New Roman" w:hAnsi="Times New Roman"/>
           <w:sz w:val="24"/>
         </w:rPr>
-        <w:t xml:space="preserve"> Бо Твоє є царство, і сила, і слава, Отця, і Сина, і Святого Духа, нині, і повсякча</w:t>
-      </w:r>
-      <w:r>
-        <w:rPr>
-          <w:rFonts w:ascii="Times New Roman" w:hAnsi="Times New Roman"/>
-          <w:sz w:val="24"/>
-        </w:rPr>
-        <w:t>с, і на віки віків.</w:t>
+        <w:t xml:space="preserve"> Бо Твоє є царство, і сила, і слава, Отця, і Сина, і Святого Духа, нині, і повсякчас, і на віки віків.</w:t>
       </w:r>
     </w:p>
     <w:p>
@@ -7552,14 +7531,7 @@
           <w:rFonts w:ascii="Times New Roman" w:hAnsi="Times New Roman"/>
           <w:sz w:val="24"/>
         </w:rPr>
-        <w:t xml:space="preserve"> Христос, істинний Бог наш - молитвами пречистої Своєї Матері, заступництвом чесних небесних сил безтілесних, святих славних і всехвальних апосто</w:t>
-      </w:r>
-      <w:r>
-        <w:rPr>
-          <w:rFonts w:ascii="Times New Roman" w:hAnsi="Times New Roman"/>
-          <w:sz w:val="24"/>
-        </w:rPr>
-        <w:t xml:space="preserve">лів, і святого, </w:t>
+        <w:t xml:space="preserve"> Христос, істинний Бог наш - молитвами пречистої Своєї Матері, заступництвом чесних небесних сил безтілесних, святих славних і всехвальних апостолів, і святого, </w:t>
       </w:r>
       <w:r>
         <w:rPr>
@@ -13064,14 +13036,7 @@
           <w:rFonts w:ascii="Times New Roman" w:hAnsi="Times New Roman"/>
           <w:sz w:val="24"/>
         </w:rPr>
-        <w:t xml:space="preserve"> Бо </w:t>
-      </w:r>
-      <w:r>
-        <w:rPr>
-          <w:rFonts w:ascii="Times New Roman" w:hAnsi="Times New Roman"/>
-          <w:sz w:val="24"/>
-        </w:rPr>
-        <w:t>Ти благий і людинолюбний Бог – і Тобі славу возсилаємо, Отцю, і Сину, і Святому Духові, нині, і повсякчас, і на віки віків.</w:t>
+        <w:t xml:space="preserve"> Бо Ти благий і людинолюбний Бог – і Тобі славу возсилаємо, Отцю, і Сину, і Святому Духові, нині, і повсякчас, і на віки віків.</w:t>
       </w:r>
     </w:p>
     <w:p>
@@ -15075,332 +15040,9 @@
       <w:r>
         <w:rPr>
           <w:rFonts w:ascii="Times New Roman" w:hAnsi="Times New Roman"/>
-          <w:i/>
-          <w:color w:val="FF0000"/>
-          <w:sz w:val="24"/>
-        </w:rPr>
-        <w:t xml:space="preserve"> </w:t>
-      </w:r>
-      <w:r>
-        <w:rPr>
-          <w:rFonts w:ascii="Times New Roman" w:hAnsi="Times New Roman"/>
-          <w:color w:val="000000"/>
-          <w:sz w:val="24"/>
-        </w:rPr>
-        <w:t>Бо</w:t>
-      </w:r>
-      <w:r>
-        <w:rPr>
-          <w:rFonts w:ascii="Times New Roman" w:hAnsi="Times New Roman"/>
-          <w:color w:val="000000"/>
-          <w:sz w:val="24"/>
-        </w:rPr>
-        <w:t xml:space="preserve"> </w:t>
-      </w:r>
-      <w:r>
-        <w:rPr>
-          <w:rFonts w:ascii="Times New Roman" w:hAnsi="Times New Roman"/>
-          <w:color w:val="000000"/>
-          <w:sz w:val="24"/>
-        </w:rPr>
-        <w:t>Ти</w:t>
-      </w:r>
-      <w:r>
-        <w:rPr>
-          <w:rFonts w:ascii="Times New Roman" w:hAnsi="Times New Roman"/>
-          <w:color w:val="000000"/>
-          <w:sz w:val="24"/>
-        </w:rPr>
-        <w:t xml:space="preserve"> </w:t>
-      </w:r>
-      <w:r>
-        <w:rPr>
-          <w:rFonts w:ascii="Times New Roman" w:hAnsi="Times New Roman"/>
-          <w:color w:val="000000"/>
-          <w:sz w:val="24"/>
-        </w:rPr>
-        <w:t>Бог</w:t>
-      </w:r>
-      <w:r>
-        <w:rPr>
-          <w:rFonts w:ascii="Times New Roman" w:hAnsi="Times New Roman"/>
-          <w:color w:val="000000"/>
-          <w:sz w:val="24"/>
-        </w:rPr>
-        <w:t xml:space="preserve"> </w:t>
-      </w:r>
-      <w:r>
-        <w:rPr>
-          <w:rFonts w:ascii="Times New Roman" w:hAnsi="Times New Roman"/>
-          <w:color w:val="000000"/>
-          <w:sz w:val="24"/>
-        </w:rPr>
-        <w:t>наш</w:t>
-      </w:r>
-      <w:r>
-        <w:rPr>
-          <w:rFonts w:ascii="Times New Roman" w:hAnsi="Times New Roman"/>
-          <w:color w:val="000000"/>
-          <w:sz w:val="24"/>
-        </w:rPr>
-        <w:t xml:space="preserve"> </w:t>
-      </w:r>
-      <w:r>
-        <w:rPr>
-          <w:rFonts w:ascii="Times New Roman" w:hAnsi="Times New Roman"/>
-          <w:color w:val="000000"/>
-          <w:sz w:val="24"/>
-        </w:rPr>
-        <w:t>і</w:t>
-      </w:r>
-      <w:r>
-        <w:rPr>
-          <w:rFonts w:ascii="Times New Roman" w:hAnsi="Times New Roman"/>
-          <w:color w:val="000000"/>
-          <w:sz w:val="24"/>
-        </w:rPr>
-        <w:t xml:space="preserve"> </w:t>
-      </w:r>
-      <w:r>
-        <w:rPr>
-          <w:rFonts w:ascii="Times New Roman" w:hAnsi="Times New Roman"/>
-          <w:color w:val="000000"/>
-          <w:sz w:val="24"/>
-        </w:rPr>
-        <w:t>Тобі</w:t>
-      </w:r>
-      <w:r>
-        <w:rPr>
-          <w:rFonts w:ascii="Times New Roman" w:hAnsi="Times New Roman"/>
-          <w:color w:val="000000"/>
-          <w:sz w:val="24"/>
-        </w:rPr>
-        <w:t xml:space="preserve"> </w:t>
-      </w:r>
-      <w:r>
-        <w:rPr>
-          <w:rFonts w:ascii="Times New Roman" w:hAnsi="Times New Roman"/>
-          <w:color w:val="000000"/>
-          <w:sz w:val="24"/>
-        </w:rPr>
-        <w:t>славу</w:t>
-      </w:r>
-      <w:r>
-        <w:rPr>
-          <w:rFonts w:ascii="Times New Roman" w:hAnsi="Times New Roman"/>
-          <w:color w:val="000000"/>
-          <w:sz w:val="24"/>
-        </w:rPr>
-        <w:t xml:space="preserve"> </w:t>
-      </w:r>
-      <w:r>
-        <w:rPr>
-          <w:rFonts w:ascii="Times New Roman" w:hAnsi="Times New Roman"/>
-          <w:color w:val="000000"/>
-          <w:sz w:val="24"/>
-        </w:rPr>
-        <w:t>возсилаємо:</w:t>
-      </w:r>
-      <w:r>
-        <w:rPr>
-          <w:rFonts w:ascii="Times New Roman" w:hAnsi="Times New Roman"/>
-          <w:color w:val="000000"/>
-          <w:sz w:val="24"/>
-        </w:rPr>
-        <w:t xml:space="preserve"> </w:t>
-      </w:r>
-      <w:r>
-        <w:rPr>
-          <w:rFonts w:ascii="Times New Roman" w:hAnsi="Times New Roman"/>
-          <w:color w:val="000000"/>
-          <w:sz w:val="24"/>
-        </w:rPr>
-        <w:t>Отцю,</w:t>
-      </w:r>
-      <w:r>
-        <w:rPr>
-          <w:rFonts w:ascii="Times New Roman" w:hAnsi="Times New Roman"/>
-          <w:color w:val="000000"/>
-          <w:sz w:val="24"/>
-        </w:rPr>
-        <w:t xml:space="preserve"> </w:t>
-      </w:r>
-      <w:r>
-        <w:rPr>
-          <w:rFonts w:ascii="Times New Roman" w:hAnsi="Times New Roman"/>
-          <w:color w:val="000000"/>
-          <w:sz w:val="24"/>
-        </w:rPr>
-        <w:t>і</w:t>
-      </w:r>
-      <w:r>
-        <w:rPr>
-          <w:rFonts w:ascii="Times New Roman" w:hAnsi="Times New Roman"/>
-          <w:color w:val="000000"/>
-          <w:sz w:val="24"/>
-        </w:rPr>
-        <w:t xml:space="preserve"> </w:t>
-      </w:r>
-      <w:r>
-        <w:rPr>
-          <w:rFonts w:ascii="Times New Roman" w:hAnsi="Times New Roman"/>
-          <w:color w:val="000000"/>
-          <w:sz w:val="24"/>
-        </w:rPr>
-        <w:t>Сину,</w:t>
-      </w:r>
-      <w:r>
-        <w:rPr>
-          <w:rFonts w:ascii="Times New Roman" w:hAnsi="Times New Roman"/>
-          <w:color w:val="000000"/>
-          <w:sz w:val="24"/>
-        </w:rPr>
-        <w:t xml:space="preserve"> </w:t>
-      </w:r>
-      <w:r>
-        <w:rPr>
-          <w:rFonts w:ascii="Times New Roman" w:hAnsi="Times New Roman"/>
-          <w:color w:val="000000"/>
-          <w:sz w:val="24"/>
-        </w:rPr>
-        <w:t>і</w:t>
-      </w:r>
-      <w:r>
-        <w:rPr>
-          <w:rFonts w:ascii="Times New Roman" w:hAnsi="Times New Roman"/>
-          <w:color w:val="000000"/>
-          <w:sz w:val="24"/>
-        </w:rPr>
-        <w:t xml:space="preserve"> </w:t>
-      </w:r>
-      <w:r>
-        <w:rPr>
-          <w:rFonts w:ascii="Times New Roman" w:hAnsi="Times New Roman"/>
-          <w:color w:val="000000"/>
-          <w:sz w:val="24"/>
-        </w:rPr>
-        <w:t>Святому</w:t>
-      </w:r>
-      <w:r>
-        <w:rPr>
-          <w:rFonts w:ascii="Times New Roman" w:hAnsi="Times New Roman"/>
-          <w:color w:val="000000"/>
-          <w:sz w:val="24"/>
-        </w:rPr>
-        <w:t xml:space="preserve"> </w:t>
-      </w:r>
-      <w:r>
-        <w:rPr>
-          <w:rFonts w:ascii="Times New Roman" w:hAnsi="Times New Roman"/>
-          <w:color w:val="000000"/>
-          <w:sz w:val="24"/>
-        </w:rPr>
-        <w:t>Духові</w:t>
-      </w:r>
-      <w:r>
-        <w:rPr>
-          <w:rFonts w:ascii="Times New Roman" w:hAnsi="Times New Roman"/>
-          <w:sz w:val="24"/>
-        </w:rPr>
-        <w:t>,</w:t>
-      </w:r>
-      <w:r>
-        <w:rPr>
-          <w:rFonts w:ascii="Times New Roman" w:hAnsi="Times New Roman"/>
-          <w:sz w:val="24"/>
-        </w:rPr>
-        <w:t xml:space="preserve"> </w:t>
-      </w:r>
-      <w:r>
-        <w:rPr>
-          <w:rFonts w:ascii="Times New Roman" w:hAnsi="Times New Roman"/>
-          <w:sz w:val="24"/>
-        </w:rPr>
-        <w:t>нині,</w:t>
-      </w:r>
-      <w:r>
-        <w:rPr>
-          <w:rFonts w:ascii="Times New Roman" w:hAnsi="Times New Roman"/>
-          <w:sz w:val="24"/>
-        </w:rPr>
-        <w:t xml:space="preserve"> </w:t>
-      </w:r>
-      <w:r>
-        <w:rPr>
-          <w:rFonts w:ascii="Times New Roman" w:hAnsi="Times New Roman"/>
-          <w:sz w:val="24"/>
-        </w:rPr>
-        <w:t>і</w:t>
-      </w:r>
-      <w:r>
-        <w:rPr>
-          <w:rFonts w:ascii="Times New Roman" w:hAnsi="Times New Roman"/>
-          <w:sz w:val="24"/>
-        </w:rPr>
-        <w:t xml:space="preserve"> </w:t>
-      </w:r>
-      <w:r>
-        <w:rPr>
-          <w:rFonts w:ascii="Times New Roman" w:hAnsi="Times New Roman"/>
-          <w:sz w:val="24"/>
-        </w:rPr>
-        <w:t>повсякчас,</w:t>
-      </w:r>
-      <w:r>
-        <w:rPr>
-          <w:rFonts w:ascii="Times New Roman" w:hAnsi="Times New Roman"/>
-          <w:sz w:val="24"/>
-        </w:rPr>
-        <w:t xml:space="preserve"> </w:t>
-      </w:r>
-      <w:r>
-        <w:rPr>
-          <w:rFonts w:ascii="Times New Roman" w:hAnsi="Times New Roman"/>
-          <w:sz w:val="24"/>
-        </w:rPr>
-        <w:t>і</w:t>
-      </w:r>
-      <w:r>
-        <w:rPr>
-          <w:rFonts w:ascii="Times New Roman" w:hAnsi="Times New Roman"/>
-          <w:sz w:val="24"/>
-        </w:rPr>
-        <w:t xml:space="preserve"> </w:t>
-      </w:r>
-      <w:r>
-        <w:rPr>
-          <w:rFonts w:ascii="Times New Roman" w:hAnsi="Times New Roman"/>
-          <w:sz w:val="24"/>
-        </w:rPr>
-        <w:t>на</w:t>
-      </w:r>
-      <w:r>
-        <w:rPr>
-          <w:rFonts w:ascii="Times New Roman" w:hAnsi="Times New Roman"/>
-          <w:sz w:val="24"/>
-        </w:rPr>
-        <w:t xml:space="preserve"> </w:t>
-      </w:r>
-      <w:r>
-        <w:rPr>
-          <w:rFonts w:ascii="Times New Roman" w:hAnsi="Times New Roman"/>
-          <w:sz w:val="24"/>
-        </w:rPr>
-        <w:t>віки</w:t>
-      </w:r>
-      <w:r>
-        <w:rPr>
-          <w:rFonts w:ascii="Times New Roman" w:hAnsi="Times New Roman"/>
-          <w:sz w:val="24"/>
-        </w:rPr>
-        <w:t xml:space="preserve"> </w:t>
-      </w:r>
-      <w:r>
-        <w:rPr>
-          <w:rFonts w:ascii="Times New Roman" w:hAnsi="Times New Roman"/>
-          <w:sz w:val="24"/>
-        </w:rPr>
-        <w:t>віків.</w:t>
+          <w:sz w:val="24"/>
+        </w:rPr>
+        <w:t xml:space="preserve"> Бо Ти Бог наш і Тобі славу возсилаємо: Отцю, і Сину, і Святому Духові, нині, і повсякчас, і на віки віків.</w:t>
       </w:r>
     </w:p>
     <w:p>
@@ -16830,412 +16472,9 @@
       <w:r>
         <w:rPr>
           <w:rFonts w:ascii="Times New Roman" w:hAnsi="Times New Roman"/>
-          <w:i/>
-          <w:color w:val="FF0000"/>
-          <w:sz w:val="24"/>
-        </w:rPr>
-        <w:t xml:space="preserve"> </w:t>
-      </w:r>
-      <w:r>
-        <w:rPr>
-          <w:rFonts w:ascii="Times New Roman" w:hAnsi="Times New Roman"/>
-          <w:color w:val="000000"/>
-          <w:sz w:val="24"/>
-        </w:rPr>
-        <w:t>Бо</w:t>
-      </w:r>
-      <w:r>
-        <w:rPr>
-          <w:rFonts w:ascii="Times New Roman" w:hAnsi="Times New Roman"/>
-          <w:color w:val="000000"/>
-          <w:sz w:val="24"/>
-        </w:rPr>
-        <w:t xml:space="preserve"> </w:t>
-      </w:r>
-      <w:r>
-        <w:rPr>
-          <w:rFonts w:ascii="Times New Roman" w:hAnsi="Times New Roman"/>
-          <w:color w:val="000000"/>
-          <w:sz w:val="24"/>
-        </w:rPr>
-        <w:t>Ти</w:t>
-      </w:r>
-      <w:r>
-        <w:rPr>
-          <w:rFonts w:ascii="Times New Roman" w:hAnsi="Times New Roman"/>
-          <w:color w:val="000000"/>
-          <w:sz w:val="24"/>
-        </w:rPr>
-        <w:t xml:space="preserve"> </w:t>
-      </w:r>
-      <w:r>
-        <w:rPr>
-          <w:rFonts w:ascii="Times New Roman" w:hAnsi="Times New Roman"/>
-          <w:color w:val="000000"/>
-          <w:sz w:val="24"/>
-        </w:rPr>
-        <w:t>цар</w:t>
-      </w:r>
-      <w:r>
-        <w:rPr>
-          <w:rFonts w:ascii="Times New Roman" w:hAnsi="Times New Roman"/>
-          <w:color w:val="000000"/>
-          <w:sz w:val="24"/>
-        </w:rPr>
-        <w:t xml:space="preserve"> </w:t>
-      </w:r>
-      <w:r>
-        <w:rPr>
-          <w:rFonts w:ascii="Times New Roman" w:hAnsi="Times New Roman"/>
-          <w:color w:val="000000"/>
-          <w:sz w:val="24"/>
-        </w:rPr>
-        <w:t>миру</w:t>
-      </w:r>
-      <w:r>
-        <w:rPr>
-          <w:rFonts w:ascii="Times New Roman" w:hAnsi="Times New Roman"/>
-          <w:color w:val="000000"/>
-          <w:sz w:val="24"/>
-        </w:rPr>
-        <w:t xml:space="preserve"> </w:t>
-      </w:r>
-      <w:r>
-        <w:rPr>
-          <w:rFonts w:ascii="Times New Roman" w:hAnsi="Times New Roman"/>
-          <w:color w:val="000000"/>
-          <w:sz w:val="24"/>
-        </w:rPr>
-        <w:t>і</w:t>
-      </w:r>
-      <w:r>
-        <w:rPr>
-          <w:rFonts w:ascii="Times New Roman" w:hAnsi="Times New Roman"/>
-          <w:color w:val="000000"/>
-          <w:sz w:val="24"/>
-        </w:rPr>
-        <w:t xml:space="preserve"> </w:t>
-      </w:r>
-      <w:r>
-        <w:rPr>
-          <w:rFonts w:ascii="Times New Roman" w:hAnsi="Times New Roman"/>
-          <w:color w:val="000000"/>
-          <w:sz w:val="24"/>
-        </w:rPr>
-        <w:t>Спас</w:t>
-      </w:r>
-      <w:r>
-        <w:rPr>
-          <w:rFonts w:ascii="Times New Roman" w:hAnsi="Times New Roman"/>
-          <w:color w:val="000000"/>
-          <w:sz w:val="24"/>
-        </w:rPr>
-        <w:t xml:space="preserve"> </w:t>
-      </w:r>
-      <w:r>
-        <w:rPr>
-          <w:rFonts w:ascii="Times New Roman" w:hAnsi="Times New Roman"/>
-          <w:color w:val="000000"/>
-          <w:sz w:val="24"/>
-        </w:rPr>
-        <w:t>душ</w:t>
-      </w:r>
-      <w:r>
-        <w:rPr>
-          <w:rFonts w:ascii="Times New Roman" w:hAnsi="Times New Roman"/>
-          <w:color w:val="000000"/>
-          <w:sz w:val="24"/>
-        </w:rPr>
-        <w:t xml:space="preserve"> </w:t>
-      </w:r>
-      <w:r>
-        <w:rPr>
-          <w:rFonts w:ascii="Times New Roman" w:hAnsi="Times New Roman"/>
-          <w:color w:val="000000"/>
-          <w:sz w:val="24"/>
-        </w:rPr>
-        <w:t>наших</w:t>
-      </w:r>
-      <w:r>
-        <w:rPr>
-          <w:rFonts w:ascii="Times New Roman" w:hAnsi="Times New Roman"/>
-          <w:color w:val="000000"/>
-          <w:sz w:val="24"/>
-        </w:rPr>
-        <w:t xml:space="preserve"> </w:t>
-      </w:r>
-      <w:r>
-        <w:rPr>
-          <w:rFonts w:ascii="Times New Roman" w:hAnsi="Times New Roman"/>
-          <w:color w:val="000000"/>
-          <w:sz w:val="24"/>
-        </w:rPr>
-        <w:t>–</w:t>
-      </w:r>
-      <w:r>
-        <w:rPr>
-          <w:rFonts w:ascii="Times New Roman" w:hAnsi="Times New Roman"/>
-          <w:color w:val="000000"/>
-          <w:sz w:val="24"/>
-        </w:rPr>
-        <w:t xml:space="preserve"> </w:t>
-      </w:r>
-      <w:r>
-        <w:rPr>
-          <w:rFonts w:ascii="Times New Roman" w:hAnsi="Times New Roman"/>
-          <w:color w:val="000000"/>
-          <w:sz w:val="24"/>
-        </w:rPr>
-        <w:t>і</w:t>
-      </w:r>
-      <w:r>
-        <w:rPr>
-          <w:rFonts w:ascii="Times New Roman" w:hAnsi="Times New Roman"/>
-          <w:color w:val="000000"/>
-          <w:sz w:val="24"/>
-        </w:rPr>
-        <w:t xml:space="preserve"> </w:t>
-      </w:r>
-      <w:r>
-        <w:rPr>
-          <w:rFonts w:ascii="Times New Roman" w:hAnsi="Times New Roman"/>
-          <w:color w:val="000000"/>
-          <w:sz w:val="24"/>
-        </w:rPr>
-        <w:t>Тобі</w:t>
-      </w:r>
-      <w:r>
-        <w:rPr>
-          <w:rFonts w:ascii="Times New Roman" w:hAnsi="Times New Roman"/>
-          <w:color w:val="000000"/>
-          <w:sz w:val="24"/>
-        </w:rPr>
-        <w:t xml:space="preserve"> </w:t>
-      </w:r>
-      <w:r>
-        <w:rPr>
-          <w:rFonts w:ascii="Times New Roman" w:hAnsi="Times New Roman"/>
-          <w:color w:val="000000"/>
-          <w:sz w:val="24"/>
-        </w:rPr>
-        <w:t>славу</w:t>
-      </w:r>
-      <w:r>
-        <w:rPr>
-          <w:rFonts w:ascii="Times New Roman" w:hAnsi="Times New Roman"/>
-          <w:color w:val="000000"/>
-          <w:sz w:val="24"/>
-        </w:rPr>
-        <w:t xml:space="preserve"> </w:t>
-      </w:r>
-      <w:r>
-        <w:rPr>
-          <w:rFonts w:ascii="Times New Roman" w:hAnsi="Times New Roman"/>
-          <w:color w:val="000000"/>
-          <w:sz w:val="24"/>
-        </w:rPr>
-        <w:t>возсилаємо,</w:t>
-      </w:r>
-      <w:r>
-        <w:rPr>
-          <w:rFonts w:ascii="Times New Roman" w:hAnsi="Times New Roman"/>
-          <w:color w:val="000000"/>
-          <w:sz w:val="24"/>
-        </w:rPr>
-        <w:t xml:space="preserve"> </w:t>
-      </w:r>
-      <w:r>
-        <w:rPr>
-          <w:rFonts w:ascii="Times New Roman" w:hAnsi="Times New Roman"/>
-          <w:color w:val="000000"/>
-          <w:sz w:val="24"/>
-        </w:rPr>
-        <w:t>Отцю,</w:t>
-      </w:r>
-      <w:r>
-        <w:rPr>
-          <w:rFonts w:ascii="Times New Roman" w:hAnsi="Times New Roman"/>
-          <w:color w:val="000000"/>
-          <w:sz w:val="24"/>
-        </w:rPr>
-        <w:t xml:space="preserve"> </w:t>
-      </w:r>
-      <w:r>
-        <w:rPr>
-          <w:rFonts w:ascii="Times New Roman" w:hAnsi="Times New Roman"/>
-          <w:color w:val="000000"/>
-          <w:sz w:val="24"/>
-        </w:rPr>
-        <w:t>і</w:t>
-      </w:r>
-      <w:r>
-        <w:rPr>
-          <w:rFonts w:ascii="Times New Roman" w:hAnsi="Times New Roman"/>
-          <w:color w:val="000000"/>
-          <w:sz w:val="24"/>
-        </w:rPr>
-        <w:t xml:space="preserve"> </w:t>
-      </w:r>
-      <w:r>
-        <w:rPr>
-          <w:rFonts w:ascii="Times New Roman" w:hAnsi="Times New Roman"/>
-          <w:color w:val="000000"/>
-          <w:sz w:val="24"/>
-        </w:rPr>
-        <w:t>Сину,</w:t>
-      </w:r>
-      <w:r>
-        <w:rPr>
-          <w:rFonts w:ascii="Times New Roman" w:hAnsi="Times New Roman"/>
-          <w:color w:val="000000"/>
-          <w:sz w:val="24"/>
-        </w:rPr>
-        <w:t xml:space="preserve"> </w:t>
-      </w:r>
-      <w:r>
-        <w:rPr>
-          <w:rFonts w:ascii="Times New Roman" w:hAnsi="Times New Roman"/>
-          <w:color w:val="000000"/>
-          <w:sz w:val="24"/>
-        </w:rPr>
-        <w:t>і</w:t>
-      </w:r>
-      <w:r>
-        <w:rPr>
-          <w:rFonts w:ascii="Times New Roman" w:hAnsi="Times New Roman"/>
-          <w:color w:val="000000"/>
-          <w:sz w:val="24"/>
-        </w:rPr>
-        <w:t xml:space="preserve"> </w:t>
-      </w:r>
-      <w:r>
-        <w:rPr>
-          <w:rFonts w:ascii="Times New Roman" w:hAnsi="Times New Roman"/>
-          <w:color w:val="000000"/>
-          <w:sz w:val="24"/>
-        </w:rPr>
-        <w:t>Святому</w:t>
-      </w:r>
-      <w:r>
-        <w:rPr>
-          <w:rFonts w:ascii="Times New Roman" w:hAnsi="Times New Roman"/>
-          <w:color w:val="000000"/>
-          <w:sz w:val="24"/>
-        </w:rPr>
-        <w:t xml:space="preserve"> </w:t>
-      </w:r>
-      <w:r>
-        <w:rPr>
-          <w:rFonts w:ascii="Times New Roman" w:hAnsi="Times New Roman"/>
-          <w:color w:val="000000"/>
-          <w:sz w:val="24"/>
-        </w:rPr>
-        <w:t>Духові</w:t>
-      </w:r>
-      <w:r>
-        <w:rPr>
-          <w:rFonts w:ascii="Times New Roman" w:hAnsi="Times New Roman"/>
-          <w:sz w:val="24"/>
-        </w:rPr>
-        <w:t>,</w:t>
-      </w:r>
-      <w:r>
-        <w:rPr>
-          <w:rFonts w:ascii="Times New Roman" w:hAnsi="Times New Roman"/>
-          <w:sz w:val="24"/>
-        </w:rPr>
-        <w:t xml:space="preserve"> </w:t>
-      </w:r>
-      <w:r>
-        <w:rPr>
-          <w:rFonts w:ascii="Times New Roman" w:hAnsi="Times New Roman"/>
-          <w:sz w:val="24"/>
-        </w:rPr>
-        <w:t>нині,</w:t>
-      </w:r>
-      <w:r>
-        <w:rPr>
-          <w:rFonts w:ascii="Times New Roman" w:hAnsi="Times New Roman"/>
-          <w:sz w:val="24"/>
-        </w:rPr>
-        <w:t xml:space="preserve"> </w:t>
-      </w:r>
-      <w:r>
-        <w:rPr>
-          <w:rFonts w:ascii="Times New Roman" w:hAnsi="Times New Roman"/>
-          <w:sz w:val="24"/>
-        </w:rPr>
-        <w:t>і</w:t>
-      </w:r>
-      <w:r>
-        <w:rPr>
-          <w:rFonts w:ascii="Times New Roman" w:hAnsi="Times New Roman"/>
-          <w:sz w:val="24"/>
-        </w:rPr>
-        <w:t xml:space="preserve"> </w:t>
-      </w:r>
-      <w:r>
-        <w:rPr>
-          <w:rFonts w:ascii="Times New Roman" w:hAnsi="Times New Roman"/>
-          <w:sz w:val="24"/>
-        </w:rPr>
-        <w:t>повсякчас,</w:t>
-      </w:r>
-      <w:r>
-        <w:rPr>
-          <w:rFonts w:ascii="Times New Roman" w:hAnsi="Times New Roman"/>
-          <w:sz w:val="24"/>
-        </w:rPr>
-        <w:t xml:space="preserve"> </w:t>
-      </w:r>
-      <w:r>
-        <w:rPr>
-          <w:rFonts w:ascii="Times New Roman" w:hAnsi="Times New Roman"/>
-          <w:sz w:val="24"/>
-        </w:rPr>
-        <w:t>і</w:t>
-      </w:r>
-      <w:r>
-        <w:rPr>
-          <w:rFonts w:ascii="Times New Roman" w:hAnsi="Times New Roman"/>
-          <w:sz w:val="24"/>
-        </w:rPr>
-        <w:t xml:space="preserve"> </w:t>
-      </w:r>
-      <w:r>
-        <w:rPr>
-          <w:rFonts w:ascii="Times New Roman" w:hAnsi="Times New Roman"/>
-          <w:sz w:val="24"/>
-        </w:rPr>
-        <w:t>на</w:t>
-      </w:r>
-      <w:r>
-        <w:rPr>
-          <w:rFonts w:ascii="Times New Roman" w:hAnsi="Times New Roman"/>
-          <w:sz w:val="24"/>
-        </w:rPr>
-        <w:t xml:space="preserve"> </w:t>
-      </w:r>
-      <w:r>
-        <w:rPr>
-          <w:rFonts w:ascii="Times New Roman" w:hAnsi="Times New Roman"/>
-          <w:sz w:val="24"/>
-        </w:rPr>
-        <w:t>віки</w:t>
-      </w:r>
-      <w:r>
-        <w:rPr>
-          <w:rFonts w:ascii="Times New Roman" w:hAnsi="Times New Roman"/>
-          <w:sz w:val="24"/>
-        </w:rPr>
-        <w:t xml:space="preserve"> </w:t>
-      </w:r>
-      <w:r>
-        <w:rPr>
-          <w:rFonts w:ascii="Times New Roman" w:hAnsi="Times New Roman"/>
-          <w:sz w:val="24"/>
-        </w:rPr>
-        <w:t>віків.</w:t>
+          <w:sz w:val="24"/>
+        </w:rPr>
+        <w:t xml:space="preserve"> Бо Ти цар миру і Спас душ наших – і Тобі славу возсилаємо, Отцю, і Сину, і Святому Духові, нині, і повсякчас, і на віки віків.</w:t>
       </w:r>
     </w:p>
     <w:p>
@@ -20420,7 +19659,6 @@
           <w:color w:val="FF0000"/>
           <w:sz w:val="24"/>
         </w:rPr>
-        <w:lastRenderedPageBreak/>
         <w:t>Священник:</w:t>
       </w:r>
       <w:r>
@@ -20428,14 +19666,7 @@
           <w:rFonts w:ascii="Times New Roman" w:hAnsi="Times New Roman"/>
           <w:sz w:val="24"/>
         </w:rPr>
-        <w:t xml:space="preserve"> Бо Ти – Бог милости, ласк і людинолюбности, і Тобі славу возсилаємо, Отцю, і Сину, і Святому Дух</w:t>
-      </w:r>
-      <w:r>
-        <w:rPr>
-          <w:rFonts w:ascii="Times New Roman" w:hAnsi="Times New Roman"/>
-          <w:sz w:val="24"/>
-        </w:rPr>
-        <w:t>ові, нині, і повсякчас, і на віки віків.</w:t>
+        <w:t xml:space="preserve"> Бо Ти – Бог милости, ласк і людинолюбности, і Тобі славу возсилаємо, Отцю, і Сину, і Святому Духові, нині, і повсякчас, і на віки віків.</w:t>
       </w:r>
     </w:p>
     <w:p>
@@ -21767,14 +20998,7 @@
           <w:rFonts w:ascii="Times New Roman" w:hAnsi="Times New Roman"/>
           <w:sz w:val="24"/>
         </w:rPr>
-        <w:t xml:space="preserve"> Бо милостивий і людинолюбний Бог єси, і Тобі славу во</w:t>
-      </w:r>
-      <w:r>
-        <w:rPr>
-          <w:rFonts w:ascii="Times New Roman" w:hAnsi="Times New Roman"/>
-          <w:sz w:val="24"/>
-        </w:rPr>
-        <w:t>зсилаємо, Отцю, і Сину, і Святому Духові, нині, і повсякчас, і на віки віків.</w:t>
+        <w:t xml:space="preserve"> Бо милостивий і людинолюбний Бог єси, і Тобі славу возсилаємо, Отцю, і Сину, і Святому Духові, нині, і повсякчас, і на віки віків.</w:t>
       </w:r>
     </w:p>
     <w:p>
@@ -22016,14 +21240,7 @@
           <w:rFonts w:ascii="Times New Roman" w:hAnsi="Times New Roman"/>
           <w:sz w:val="24"/>
         </w:rPr>
-        <w:t>, і святих десятьох мучеників, що в Криті, і всіх святих - помилує і спасе нас як б</w:t>
-      </w:r>
-      <w:r>
-        <w:rPr>
-          <w:rFonts w:ascii="Times New Roman" w:hAnsi="Times New Roman"/>
-          <w:sz w:val="24"/>
-        </w:rPr>
-        <w:t>лагий і людинолюбний.</w:t>
+        <w:t>, і святих десятьох мучеників, що в Криті, і всіх святих - помилує і спасе нас як благий і людинолюбний.</w:t>
       </w:r>
     </w:p>
     <w:p>
